--- a/revisao_destaque_amarelo/5_AGENDA_GLOBAL_PNED_revisao.docx
+++ b/revisao_destaque_amarelo/5_AGENDA_GLOBAL_PNED_revisao.docx
@@ -23,54 +23,6 @@
     </w:p>
     <w:p>
       <w:pPr>
-        <w:spacing w:after="0" w:before="0" w:line="360" w:lineRule="auto"/>
-        <w:ind w:firstLine="720"/>
-        <w:jc w:val="both"/>
-        <w:rPr/>
-      </w:pPr>
-      <w:r>
-        <w:rPr>
-          <w:b/>
-          <w:highlight w:val="yellow"/>
-          <w:rtl w:val="0"/>
-        </w:rPr>
-        <w:t xml:space="preserve">[NOTA DA REVISÃO] </w:t>
-      </w:r>
-      <w:r>
-        <w:rPr>
-          <w:i/>
-          <w:highlight w:val="yellow"/>
-          <w:rtl w:val="0"/>
-        </w:rPr>
-        <w:t xml:space="preserve">Legenda desta revisão: trechos em amarelo são texto novo ou reescrito; trechos em amarelo e tachados devem ser excluídos; parágrafos iniciados por [EXCLUIR] saem por inteiro; as notas como esta orientam ajustes que dependem de decisão ou conferência da autora.</w:t>
-      </w:r>
-    </w:p>
-    <w:p>
-      <w:pPr>
-        <w:spacing w:after="0" w:before="0" w:line="360" w:lineRule="auto"/>
-        <w:ind w:firstLine="720"/>
-        <w:jc w:val="both"/>
-        <w:rPr/>
-      </w:pPr>
-      <w:r>
-        <w:rPr>
-          <w:b/>
-          <w:highlight w:val="yellow"/>
-          <w:rtl w:val="0"/>
-        </w:rPr>
-        <w:t xml:space="preserve">[NOTA DA REVISÃO] </w:t>
-      </w:r>
-      <w:r>
-        <w:rPr>
-          <w:i/>
-          <w:highlight w:val="yellow"/>
-          <w:rtl w:val="0"/>
-        </w:rPr>
-        <w:t xml:space="preserve">Os parágrafos de orientação colados no início do capítulo (avaliação e “Orientação para Revisão”) foram marcados para exclusão. As orientações foram aplicadas no corpo do texto: a ressalva sobre “não importar modelos” fica só na abertura da seção 5.2; os incisos do art. 3º ficam detalhados apenas no Quadro 5; a ressalva sobre os estudos quantitativos permanece no parágrafo da seção 5.1.</w:t>
-      </w:r>
-    </w:p>
-    <w:p>
-      <w:pPr>
         <w:spacing w:after="0" w:before="0" w:lineRule="auto"/>
         <w:rPr/>
       </w:pPr>
@@ -91,25 +43,38 @@
       </w:pPr>
       <w:r>
         <w:rPr>
-          <w:b/>
+          <w:rtl w:val="0"/>
+        </w:rPr>
+      </w:r>
+    </w:p>
+    <w:p>
+      <w:pPr>
+        <w:spacing w:after="0" w:before="0" w:lineRule="auto"/>
+        <w:rPr>
           <w:color w:val="0000ff"/>
           <w:sz w:val="22"/>
           <w:szCs w:val="22"/>
-          <w:highlight w:val="yellow"/>
-          <w:rtl w:val="0"/>
-        </w:rPr>
-        <w:t xml:space="preserve">[EXCLUIR] </w:t>
-      </w:r>
-      <w:r>
-        <w:rPr>
-          <w:strike/>
+        </w:rPr>
+      </w:pPr>
+      <w:r>
+        <w:rPr>
+          <w:rtl w:val="0"/>
+        </w:rPr>
+      </w:r>
+    </w:p>
+    <w:p>
+      <w:pPr>
+        <w:spacing w:after="0" w:before="0" w:lineRule="auto"/>
+        <w:rPr>
           <w:color w:val="0000ff"/>
           <w:sz w:val="22"/>
           <w:szCs w:val="22"/>
-          <w:highlight w:val="yellow"/>
-          <w:rtl w:val="0"/>
-        </w:rPr>
-        <w:t xml:space="preserve">O capítulo possui fôlego intelectual, rigor na reconstrução histórica e  atualização do arcabouço normativo brasileiro. Contudo, para que cumpra o seu papel na tese, apresento orientações, com direcionamentos específicos para o alinhamento entre o texto teórico e o seu objeto de estudo.</w:t>
+        </w:rPr>
+      </w:pPr>
+      <w:r>
+        <w:rPr>
+          <w:rtl w:val="0"/>
+        </w:rPr>
       </w:r>
     </w:p>
     <w:p>
@@ -131,619 +96,88 @@
       <w:pPr>
         <w:spacing w:after="0" w:before="0" w:lineRule="auto"/>
         <w:rPr>
-          <w:color w:val="0000ff"/>
-          <w:sz w:val="22"/>
-          <w:szCs w:val="22"/>
-        </w:rPr>
-      </w:pPr>
-      <w:r>
-        <w:rPr>
-          <w:b/>
-          <w:color w:val="0000ff"/>
-          <w:sz w:val="22"/>
-          <w:szCs w:val="22"/>
+          <w:color w:val="303030"/>
+        </w:rPr>
+      </w:pPr>
+      <w:r>
+        <w:rPr>
+          <w:rtl w:val="0"/>
+        </w:rPr>
+      </w:r>
+    </w:p>
+    <w:p>
+      <w:pPr>
+        <w:spacing w:after="0" w:before="0" w:line="360" w:lineRule="auto"/>
+        <w:ind w:firstLine="720"/>
+        <w:jc w:val="both"/>
+        <w:rPr/>
+      </w:pPr>
+      <w:r>
+        <w:rPr>
+          <w:rtl w:val="0"/>
+        </w:rPr>
+        <w:t xml:space="preserve">A Lei nº 14.533, de 11 de janeiro de 2023, é o resultado de décadas de decisões, disputas e recuos, no Brasil e fora dele, que transformaram a educação digital em assunto de política pública. Neste capítulo, reconstituímos esse percurso a partir de uma pergunta: que sentidos as políticas públicas atribuem às tecnologias digitais e como esses sentidos participam da constituição do texto da PNED? A pergunta desdobra o objetivo específico (a) da tese e importa para a questão norteadora, pois o texto da lei define com que meios o direito à educação digital chega à escola. É nesse desenho que a Introdução localizou a condição para a discricionariedade substitutiva, cuja existência só o campo poderá confirmar. Nossa leitura parte de uma posição explícita: a PNED amplia o que se exige das escolas sem assegurar, na mesma medida, os meios para cumprir essas exigências, e o capítulo mostra onde essa distância se inscreve no texto. No fim dessa cadeia de decisões está uma sala de 1º ou 2º ano, com crianças de seis e sete anos e profissionais que precisam dar conta do que a lei pede.</w:t>
+      </w:r>
+    </w:p>
+    <w:p>
+      <w:pPr>
+        <w:spacing w:after="0" w:before="0" w:line="360" w:lineRule="auto"/>
+        <w:ind w:firstLine="720"/>
+        <w:jc w:val="both"/>
+        <w:rPr/>
+      </w:pPr>
+      <w:r>
+        <w:rPr>
           <w:highlight w:val="yellow"/>
           <w:rtl w:val="0"/>
         </w:rPr>
-        <w:t xml:space="preserve">[EXCLUIR] </w:t>
-      </w:r>
-      <w:r>
-        <w:rPr>
-          <w:strike/>
-          <w:color w:val="0000ff"/>
-          <w:sz w:val="22"/>
-          <w:szCs w:val="22"/>
+        <w:t xml:space="preserve">Dos</w:t>
+      </w:r>
+      <w:r>
+        <w:rPr>
+          <w:rtl w:val="0"/>
+        </w:rPr>
+        <w:t xml:space="preserve"> cinco contextos da Abordagem do Ciclo de Políticas (ACP), dois </w:t>
+      </w:r>
+      <w:r>
+        <w:rPr>
           <w:highlight w:val="yellow"/>
           <w:rtl w:val="0"/>
         </w:rPr>
-        <w:t xml:space="preserve">Gigantismo panorâmico -  Ao examinar 18 experiências/marcos internacionais e dezenas de programas, há um risco de o texto parecer uma monografia autônoma de Educação Comparada, distanciando-se do chão da escola em Pipa.</w:t>
-      </w:r>
-    </w:p>
-    <w:p>
-      <w:pPr>
-        <w:spacing w:after="0" w:before="0" w:lineRule="auto"/>
-        <w:rPr>
-          <w:color w:val="0000ff"/>
-          <w:sz w:val="22"/>
-          <w:szCs w:val="22"/>
-        </w:rPr>
-      </w:pPr>
-      <w:r>
-        <w:rPr>
-          <w:b/>
-          <w:color w:val="0000ff"/>
-          <w:sz w:val="22"/>
-          <w:szCs w:val="22"/>
+        <w:t xml:space="preserve">orientam nossa leitura</w:t>
+      </w:r>
+      <w:r>
+        <w:rPr>
+          <w:rtl w:val="0"/>
+        </w:rPr>
+        <w:t xml:space="preserve">: o contexto de influência e o contexto de produção do texto. O contexto de influência expõe as ideias, interesses e discursos que disputam espaço na definição da agenda da educação digital; o de produção do texto, por sua vez, acompanha o processo pelo qual essas disputas assumem formas normativas e compõem o texto da política. Para essa leitura, utilizamos as questões analíticas propostas por Mainardes (2006), retomadas nas subseções 4.2.1 e 4.2.2.</w:t>
+      </w:r>
+    </w:p>
+    <w:p>
+      <w:pPr>
+        <w:spacing w:after="0" w:before="0" w:line="360" w:lineRule="auto"/>
+        <w:ind w:firstLine="720"/>
+        <w:jc w:val="both"/>
+        <w:rPr/>
+      </w:pPr>
+      <w:r>
+        <w:rPr>
+          <w:rtl w:val="0"/>
+        </w:rPr>
+        <w:t xml:space="preserve">A Organização das Nações Unidas para a Educação, a Ciência e a Cultura (UNESCO), a Organização para a Cooperação e Desenvolvimento Econômico (OCDE) e o Banco Mundial produzem indicadores, relatórios e recomendações que integram o circuito internacional de formulação e circulação de referenciais educacionais. </w:t>
+      </w:r>
+      <w:r>
+        <w:rPr>
           <w:highlight w:val="yellow"/>
           <w:rtl w:val="0"/>
         </w:rPr>
-        <w:t xml:space="preserve">[EXCLUIR] </w:t>
-      </w:r>
-      <w:r>
-        <w:rPr>
-          <w:strike/>
-          <w:color w:val="0000ff"/>
-          <w:sz w:val="22"/>
-          <w:szCs w:val="22"/>
-          <w:highlight w:val="yellow"/>
-          <w:rtl w:val="0"/>
-        </w:rPr>
-        <w:t xml:space="preserve">A análise de países como Alemanha, Itália, Holanda, EUA, Uruguai, Peru, Chile, Costa Rica, México e Argentina é riquíssima. No entanto, vários desses programas voltam-se ao Ensino Médio ou a grandes redes urbanas.</w:t>
-      </w:r>
-    </w:p>
-    <w:p>
-      <w:pPr>
-        <w:numPr>
-          <w:ilvl w:val="0"/>
-          <w:numId w:val="6"/>
-        </w:numPr>
-        <w:spacing w:after="0" w:before="0" w:lineRule="auto"/>
-        <w:ind w:left="720" w:hanging="360"/>
-        <w:jc w:val="both"/>
-        <w:rPr>
-          <w:color w:val="0000ff"/>
-          <w:sz w:val="22"/>
-          <w:szCs w:val="22"/>
-        </w:rPr>
-      </w:pPr>
-      <w:r>
-        <w:rPr>
-          <w:b/>
-          <w:color w:val="0000ff"/>
-          <w:sz w:val="22"/>
-          <w:szCs w:val="22"/>
-          <w:highlight w:val="yellow"/>
-          <w:rtl w:val="0"/>
-        </w:rPr>
-        <w:t xml:space="preserve">[EXCLUIR] </w:t>
-      </w:r>
-      <w:r>
-        <w:rPr>
-          <w:strike/>
-          <w:color w:val="0000ff"/>
-          <w:sz w:val="22"/>
-          <w:szCs w:val="22"/>
-          <w:highlight w:val="yellow"/>
-          <w:rtl w:val="0"/>
-        </w:rPr>
-        <w:t xml:space="preserve">Mantenha os quadros e a síntese dos países, mas encurte as descrições contextuais secundárias. Ao final de cada bloco regional (Europa e Américas), reforce explicitamente como essa literatura comparada sustenta a construção das suas 5 Categorias Sensibilizadoras (Governança, Formação, Infraestrutura, Continuidade e Cultura Digital). Mostre que você buscou no exterior apenas as </w:t>
-      </w:r>
-      <w:r>
-        <w:rPr>
-          <w:i w:val="1"/>
-          <w:iCs w:val="1"/>
-          <w:strike/>
-          <w:color w:val="0000ff"/>
-          <w:sz w:val="22"/>
-          <w:szCs w:val="22"/>
-          <w:highlight w:val="yellow"/>
-          <w:rtl w:val="0"/>
-        </w:rPr>
-        <w:t xml:space="preserve">lentes analíticas</w:t>
-      </w:r>
-      <w:r>
-        <w:rPr>
-          <w:strike/>
-          <w:color w:val="0000ff"/>
-          <w:sz w:val="22"/>
-          <w:szCs w:val="22"/>
-          <w:highlight w:val="yellow"/>
-          <w:rtl w:val="0"/>
-        </w:rPr>
-        <w:t xml:space="preserve"> para enxergar o trabalho dos 12 profissionais de Pipa.</w:t>
-      </w:r>
-    </w:p>
-    <w:p>
-      <w:pPr>
-        <w:spacing w:after="0" w:before="0" w:lineRule="auto"/>
-        <w:rPr>
-          <w:color w:val="0000ff"/>
-          <w:sz w:val="22"/>
-          <w:szCs w:val="22"/>
-        </w:rPr>
-      </w:pPr>
-      <w:r>
-        <w:rPr>
-          <w:b/>
-          <w:color w:val="0000ff"/>
-          <w:sz w:val="22"/>
-          <w:szCs w:val="22"/>
-          <w:highlight w:val="yellow"/>
-          <w:rtl w:val="0"/>
-        </w:rPr>
-        <w:t xml:space="preserve">[EXCLUIR] </w:t>
-      </w:r>
-      <w:r>
-        <w:rPr>
-          <w:strike/>
-          <w:color w:val="0000ff"/>
-          <w:sz w:val="22"/>
-          <w:szCs w:val="22"/>
-          <w:highlight w:val="yellow"/>
-          <w:rtl w:val="0"/>
-        </w:rPr>
-        <w:t xml:space="preserve">Para demonstrar que a entrega de computadores não gera melhoria automática no ensino, você cita estudos quantitativos/quase-experimentais baseados no PISA ou em testes padronizados (como Cristia et al. no Peru; Alderete &amp; Formichella na Argentina; Giusti et al. na Itália)</w:t>
-      </w:r>
-    </w:p>
-    <w:p>
-      <w:pPr>
-        <w:spacing w:after="0" w:before="0" w:lineRule="auto"/>
-        <w:rPr>
-          <w:color w:val="0000ff"/>
-          <w:sz w:val="22"/>
-          <w:szCs w:val="22"/>
-        </w:rPr>
-      </w:pPr>
-      <w:r>
-        <w:rPr>
-          <w:rtl w:val="0"/>
-        </w:rPr>
-      </w:r>
-    </w:p>
-    <w:p>
-      <w:pPr>
-        <w:numPr>
-          <w:ilvl w:val="0"/>
-          <w:numId w:val="4"/>
-        </w:numPr>
-        <w:spacing w:after="0" w:before="0" w:lineRule="auto"/>
-        <w:ind w:left="720" w:hanging="360"/>
-        <w:jc w:val="both"/>
-        <w:rPr>
-          <w:color w:val="0000ff"/>
-          <w:sz w:val="22"/>
-          <w:szCs w:val="22"/>
-        </w:rPr>
-      </w:pPr>
-      <w:r>
-        <w:rPr>
-          <w:b/>
-          <w:color w:val="0000ff"/>
-          <w:sz w:val="22"/>
-          <w:szCs w:val="22"/>
-          <w:highlight w:val="yellow"/>
-          <w:rtl w:val="0"/>
-        </w:rPr>
-        <w:t xml:space="preserve">[EXCLUIR] </w:t>
-      </w:r>
-      <w:r>
-        <w:rPr>
-          <w:strike/>
-          <w:color w:val="0000ff"/>
-          <w:sz w:val="22"/>
-          <w:szCs w:val="22"/>
-          <w:highlight w:val="yellow"/>
-          <w:rtl w:val="0"/>
-        </w:rPr>
-        <w:t xml:space="preserve">Cuidado com a fratura metodológica. Sua tese é qualitativa, interpretativa e recusa expressamente a avaliação de impacto sobre desempenho discente ou auditoria normativa.. Insira um parágrafo de ressalva deixando claro que esses dados quantitativos são citados </w:t>
-      </w:r>
-      <w:r>
-        <w:rPr>
-          <w:i w:val="1"/>
-          <w:iCs w:val="1"/>
-          <w:strike/>
-          <w:color w:val="0000ff"/>
-          <w:sz w:val="22"/>
-          <w:szCs w:val="22"/>
-          <w:highlight w:val="yellow"/>
-          <w:rtl w:val="0"/>
-        </w:rPr>
-        <w:t xml:space="preserve">apenas para evidenciar as contradições internas das políticas produtivistas</w:t>
-      </w:r>
-      <w:r>
-        <w:rPr>
-          <w:strike/>
-          <w:color w:val="0000ff"/>
-          <w:sz w:val="22"/>
-          <w:szCs w:val="22"/>
-          <w:highlight w:val="yellow"/>
-          <w:rtl w:val="0"/>
-        </w:rPr>
-        <w:t xml:space="preserve">, e não como métrica de validação do seu objeto</w:t>
-      </w:r>
-    </w:p>
-    <w:p>
-      <w:pPr>
-        <w:spacing w:after="0" w:before="0" w:lineRule="auto"/>
-        <w:rPr>
-          <w:color w:val="0000ff"/>
-          <w:sz w:val="22"/>
-          <w:szCs w:val="22"/>
-        </w:rPr>
-      </w:pPr>
-      <w:r>
-        <w:rPr>
-          <w:rtl w:val="0"/>
-        </w:rPr>
-      </w:r>
-    </w:p>
-    <w:p>
-      <w:pPr>
-        <w:spacing w:after="0" w:before="0" w:lineRule="auto"/>
-        <w:rPr>
-          <w:color w:val="0000ff"/>
-          <w:sz w:val="22"/>
-          <w:szCs w:val="22"/>
-        </w:rPr>
-      </w:pPr>
-      <w:r>
-        <w:rPr>
-          <w:b/>
-          <w:color w:val="0000ff"/>
-          <w:sz w:val="22"/>
-          <w:szCs w:val="22"/>
-          <w:highlight w:val="yellow"/>
-          <w:rtl w:val="0"/>
-        </w:rPr>
-        <w:t xml:space="preserve">[EXCLUIR] </w:t>
-      </w:r>
-      <w:r>
-        <w:rPr>
-          <w:strike/>
-          <w:color w:val="0000ff"/>
-          <w:sz w:val="22"/>
-          <w:szCs w:val="22"/>
-          <w:highlight w:val="yellow"/>
-          <w:rtl w:val="0"/>
-        </w:rPr>
-        <w:t xml:space="preserve">A análise da Lei nº 14.533/2023 mostra com precisão que a PNED não criou um fundo de financiamento próprio, atuando como mera "instância de articulação" e dependendo de dotações orçamentárias pulverizadas ou do FUST.</w:t>
-      </w:r>
-    </w:p>
-    <w:p>
-      <w:pPr>
-        <w:spacing w:after="0" w:before="0" w:lineRule="auto"/>
-        <w:rPr>
-          <w:color w:val="0000ff"/>
-          <w:sz w:val="22"/>
-          <w:szCs w:val="22"/>
-        </w:rPr>
-      </w:pPr>
-      <w:r>
-        <w:rPr>
-          <w:rtl w:val="0"/>
-        </w:rPr>
-      </w:r>
-    </w:p>
-    <w:p>
-      <w:pPr>
-        <w:numPr>
-          <w:ilvl w:val="0"/>
-          <w:numId w:val="3"/>
-        </w:numPr>
-        <w:spacing w:after="0" w:before="0" w:lineRule="auto"/>
-        <w:ind w:left="720" w:hanging="360"/>
-        <w:jc w:val="both"/>
-        <w:rPr>
-          <w:color w:val="0000ff"/>
-          <w:sz w:val="22"/>
-          <w:szCs w:val="22"/>
-        </w:rPr>
-      </w:pPr>
-      <w:r>
-        <w:rPr>
-          <w:b/>
-          <w:color w:val="0000ff"/>
-          <w:sz w:val="22"/>
-          <w:szCs w:val="22"/>
-          <w:highlight w:val="yellow"/>
-          <w:rtl w:val="0"/>
-        </w:rPr>
-        <w:t xml:space="preserve">[EXCLUIR] </w:t>
-      </w:r>
-      <w:r>
-        <w:rPr>
-          <w:strike/>
-          <w:color w:val="0000ff"/>
-          <w:sz w:val="22"/>
-          <w:szCs w:val="22"/>
-          <w:highlight w:val="yellow"/>
-          <w:rtl w:val="0"/>
-        </w:rPr>
-        <w:t xml:space="preserve">Aprofunde esse achado e deixe explícito que a ausência de um mecanismo de financiamento federativo obrigatório na lei é a causa direta da produção do "vazio material" na ponta. É essa lacuna normativa que obriga o professor do 1º e 2º anos e a equipe gestora em Pipa a atuar com discricionariedade e sobrecarga para fazer a política acontecer.</w:t>
-      </w:r>
-    </w:p>
-    <w:p>
-      <w:pPr>
-        <w:numPr>
-          <w:ilvl w:val="0"/>
-          <w:numId w:val="3"/>
-        </w:numPr>
-        <w:spacing w:after="0" w:before="0" w:lineRule="auto"/>
-        <w:ind w:left="720" w:hanging="360"/>
-        <w:rPr>
-          <w:color w:val="0000ff"/>
-          <w:sz w:val="22"/>
-          <w:szCs w:val="22"/>
-        </w:rPr>
-      </w:pPr>
-      <w:r>
-        <w:rPr>
-          <w:b/>
-          <w:color w:val="0000ff"/>
-          <w:sz w:val="22"/>
-          <w:szCs w:val="22"/>
-          <w:highlight w:val="yellow"/>
-          <w:rtl w:val="0"/>
-        </w:rPr>
-        <w:t xml:space="preserve">[EXCLUIR] </w:t>
-      </w:r>
-      <w:r>
-        <w:rPr>
-          <w:strike/>
-          <w:color w:val="0000ff"/>
-          <w:sz w:val="22"/>
-          <w:szCs w:val="22"/>
-          <w:highlight w:val="yellow"/>
-          <w:rtl w:val="0"/>
-        </w:rPr>
-        <w:t xml:space="preserve">No Quadro 5 e na análise do Art. 3º297298, enfatize que o desafio dos 1º e 2º anos não está na técnica do código ou no aprendizado da escrita em si, mas em como os professores e coordenadores traduzem o "pensamento computacional" e os "direitos digitais" para crianças recém-ingressas na escolarização obrigatória, em um ambiente sem infraestrutura garantida</w:t>
-      </w:r>
-    </w:p>
-    <w:p>
-      <w:pPr>
-        <w:numPr>
-          <w:ilvl w:val="0"/>
-          <w:numId w:val="7"/>
-        </w:numPr>
-        <w:shd w:fill="ffffff" w:val="clear"/>
-        <w:spacing w:after="0" w:before="0" w:lineRule="auto"/>
-        <w:ind w:left="720" w:hanging="360"/>
-        <w:rPr>
-          <w:color w:val="0000ff"/>
-          <w:sz w:val="22"/>
-          <w:szCs w:val="22"/>
-        </w:rPr>
-      </w:pPr>
-      <w:r>
-        <w:rPr>
-          <w:b/>
-          <w:color w:val="0000ff"/>
-          <w:sz w:val="22"/>
-          <w:szCs w:val="22"/>
-          <w:highlight w:val="yellow"/>
-          <w:rtl w:val="0"/>
-        </w:rPr>
-        <w:t xml:space="preserve">[EXCLUIR] </w:t>
-      </w:r>
-      <w:r>
-        <w:rPr>
-          <w:strike/>
-          <w:color w:val="0000ff"/>
-          <w:sz w:val="22"/>
-          <w:szCs w:val="22"/>
-          <w:highlight w:val="yellow"/>
-          <w:rtl w:val="0"/>
-        </w:rPr>
-        <w:t xml:space="preserve">Orientação para Revisão:</w:t>
-      </w:r>
-    </w:p>
-    <w:p>
-      <w:pPr>
-        <w:numPr>
-          <w:ilvl w:val="1"/>
-          <w:numId w:val="7"/>
-        </w:numPr>
-        <w:spacing w:after="0" w:before="0" w:lineRule="auto"/>
-        <w:ind w:left="1440" w:hanging="360"/>
-        <w:rPr>
-          <w:color w:val="0000ff"/>
-          <w:sz w:val="22"/>
-          <w:szCs w:val="22"/>
-        </w:rPr>
-      </w:pPr>
-      <w:r>
-        <w:rPr>
-          <w:b/>
-          <w:color w:val="0000ff"/>
-          <w:sz w:val="22"/>
-          <w:szCs w:val="22"/>
-          <w:highlight w:val="yellow"/>
-          <w:rtl w:val="0"/>
-        </w:rPr>
-        <w:t xml:space="preserve">[EXCLUIR] </w:t>
-      </w:r>
-      <w:r>
-        <w:rPr>
-          <w:strike/>
-          <w:color w:val="0000ff"/>
-          <w:sz w:val="22"/>
-          <w:szCs w:val="22"/>
-          <w:highlight w:val="yellow"/>
-          <w:rtl w:val="0"/>
-        </w:rPr>
-        <w:t xml:space="preserve">Elimine as repetições sobre "não importar modelos" (cite uma única vez na abertura da seção).</w:t>
-      </w:r>
-    </w:p>
-    <w:p>
-      <w:pPr>
-        <w:numPr>
-          <w:ilvl w:val="1"/>
-          <w:numId w:val="7"/>
-        </w:numPr>
-        <w:spacing w:after="0" w:before="0" w:lineRule="auto"/>
-        <w:ind w:left="1440" w:hanging="360"/>
-        <w:rPr>
-          <w:color w:val="0000ff"/>
-          <w:sz w:val="22"/>
-          <w:szCs w:val="22"/>
-        </w:rPr>
-      </w:pPr>
-      <w:r>
-        <w:rPr>
-          <w:b/>
-          <w:color w:val="0000ff"/>
-          <w:sz w:val="22"/>
-          <w:szCs w:val="22"/>
-          <w:highlight w:val="yellow"/>
-          <w:rtl w:val="0"/>
-        </w:rPr>
-        <w:t xml:space="preserve">[EXCLUIR] </w:t>
-      </w:r>
-      <w:r>
-        <w:rPr>
-          <w:strike/>
-          <w:color w:val="0000ff"/>
-          <w:sz w:val="22"/>
-          <w:szCs w:val="22"/>
-          <w:highlight w:val="yellow"/>
-          <w:rtl w:val="0"/>
-        </w:rPr>
-        <w:t xml:space="preserve">Sintetize a apresentação dos incisos do Art. 3º no texto corrido, deixando o detalhamento para o Quadro 5.</w:t>
-      </w:r>
-    </w:p>
-    <w:p>
-      <w:pPr>
-        <w:numPr>
-          <w:ilvl w:val="1"/>
-          <w:numId w:val="7"/>
-        </w:numPr>
-        <w:spacing w:after="0" w:before="0" w:lineRule="auto"/>
-        <w:ind w:left="1440" w:hanging="360"/>
-        <w:rPr>
-          <w:color w:val="0000ff"/>
-          <w:sz w:val="22"/>
-          <w:szCs w:val="22"/>
-        </w:rPr>
-      </w:pPr>
-      <w:r>
-        <w:rPr>
-          <w:b/>
-          <w:color w:val="0000ff"/>
-          <w:sz w:val="22"/>
-          <w:szCs w:val="22"/>
-          <w:highlight w:val="yellow"/>
-          <w:rtl w:val="0"/>
-        </w:rPr>
-        <w:t xml:space="preserve">[EXCLUIR] </w:t>
-      </w:r>
-      <w:r>
-        <w:rPr>
-          <w:strike/>
-          <w:color w:val="0000ff"/>
-          <w:sz w:val="22"/>
-          <w:szCs w:val="22"/>
-          <w:highlight w:val="yellow"/>
-          <w:rtl w:val="0"/>
-        </w:rPr>
-        <w:t xml:space="preserve">Suavize marcas de transição mecânicas (como </w:t>
-      </w:r>
-      <w:r>
-        <w:rPr>
-          <w:i w:val="1"/>
-          <w:iCs w:val="1"/>
-          <w:strike/>
-          <w:color w:val="0000ff"/>
-          <w:sz w:val="22"/>
-          <w:szCs w:val="22"/>
-          <w:highlight w:val="yellow"/>
-          <w:rtl w:val="0"/>
-        </w:rPr>
-        <w:t xml:space="preserve">"Esta seção examina..."</w:t>
-      </w:r>
-      <w:r>
-        <w:rPr>
-          <w:strike/>
-          <w:color w:val="0000ff"/>
-          <w:sz w:val="22"/>
-          <w:szCs w:val="22"/>
-          <w:highlight w:val="yellow"/>
-          <w:rtl w:val="0"/>
-        </w:rPr>
-        <w:t xml:space="preserve">, </w:t>
-      </w:r>
-      <w:r>
-        <w:rPr>
-          <w:i w:val="1"/>
-          <w:iCs w:val="1"/>
-          <w:strike/>
-          <w:color w:val="0000ff"/>
-          <w:sz w:val="22"/>
-          <w:szCs w:val="22"/>
-          <w:highlight w:val="yellow"/>
-          <w:rtl w:val="0"/>
-        </w:rPr>
-        <w:t xml:space="preserve">"O percurso começa por..."</w:t>
-      </w:r>
-      <w:r>
-        <w:rPr>
-          <w:strike/>
-          <w:color w:val="0000ff"/>
-          <w:sz w:val="22"/>
-          <w:szCs w:val="22"/>
-          <w:highlight w:val="yellow"/>
-          <w:rtl w:val="0"/>
-        </w:rPr>
-        <w:t xml:space="preserve">) para conferir uma cadência autoral mais fluida e orgânica.</w:t>
-      </w:r>
-    </w:p>
-    <w:p>
-      <w:pPr>
-        <w:numPr>
-          <w:ilvl w:val="1"/>
-          <w:numId w:val="7"/>
-        </w:numPr>
-        <w:spacing w:after="0" w:before="0" w:lineRule="auto"/>
-        <w:ind w:left="1440" w:hanging="360"/>
-        <w:rPr>
-          <w:color w:val="0000ff"/>
-          <w:sz w:val="22"/>
-          <w:szCs w:val="22"/>
-        </w:rPr>
-      </w:pPr>
-      <w:r>
-        <w:rPr>
-          <w:b/>
-          <w:color w:val="0000ff"/>
-          <w:sz w:val="22"/>
-          <w:szCs w:val="22"/>
-          <w:highlight w:val="yellow"/>
-          <w:rtl w:val="0"/>
-        </w:rPr>
-        <w:t xml:space="preserve">[EXCLUIR] </w:t>
-      </w:r>
-      <w:r>
-        <w:rPr>
-          <w:strike/>
-          <w:color w:val="0000ff"/>
-          <w:sz w:val="22"/>
-          <w:szCs w:val="22"/>
-          <w:highlight w:val="yellow"/>
-          <w:rtl w:val="0"/>
-        </w:rPr>
-        <w:t xml:space="preserve">Reduzir em 15% a extensão das descrições dos países europeus e americanos, concentrando o texto nas lições analíticas</w:t>
-      </w:r>
-    </w:p>
-    <w:p>
-      <w:pPr>
-        <w:spacing w:after="0" w:before="0" w:lineRule="auto"/>
-        <w:rPr>
-          <w:color w:val="303030"/>
-        </w:rPr>
-      </w:pPr>
-      <w:r>
-        <w:rPr>
-          <w:rtl w:val="0"/>
-        </w:rPr>
+        <w:t xml:space="preserve">O</w:t>
+      </w:r>
+      <w:r>
+        <w:rPr>
+          <w:rtl w:val="0"/>
+        </w:rPr>
+        <w:t xml:space="preserve"> Brasil mantém vínculos institucionais distintos com esses organismos e que suas orientações não chegam às políticas nacionais como aplicação automática. Entre o que essas instituições formulam e o que cada Estado incorpora há um intervalo no qual operam disputas, escolhas e reinterpretações.</w:t>
       </w:r>
     </w:p>
     <w:p>
@@ -757,114 +191,7 @@
         <w:rPr>
           <w:rtl w:val="0"/>
         </w:rPr>
-        <w:t xml:space="preserve">A Lei nº 14.533, de 11 de janeiro de 2023, é o resultado de décadas de decisões, disputas e recuos, no Brasil e fora dele, que transformaram a educação digital em assunto de política pública. Neste capítulo, reconstituímos esse percurso a partir de uma pergunta: que sentidos as políticas públicas atribuem às tecnologias digitais e como esses sentidos participam da constituição do texto da PNED? A pergunta desdobra o objetivo específico (a) da tese e importa para a questão norteadora, pois o texto da lei define com que meios o direito à educação digital chega à escola. É nesse desenho que a Introdução localizou a condição para a discricionariedade substitutiva, cuja existência só o campo poderá confirmar. Nossa leitura parte de uma posição explícita: a PNED amplia o que se exige das escolas sem assegurar, na mesma medida, os meios para cumprir essas exigências, e o capítulo mostra onde essa distância se inscreve no texto. No fim dessa cadeia de decisões está uma sala de 1º ou 2º ano, com crianças de seis e sete anos e profissionais que precisam dar conta do que a lei pede.</w:t>
-      </w:r>
-    </w:p>
-    <w:p>
-      <w:pPr>
-        <w:spacing w:after="0" w:before="0" w:line="360" w:lineRule="auto"/>
-        <w:ind w:firstLine="720"/>
-        <w:jc w:val="both"/>
-        <w:rPr/>
-      </w:pPr>
-      <w:r>
-        <w:rPr>
-          <w:strike/>
-          <w:highlight w:val="yellow"/>
-          <w:rtl w:val="0"/>
-        </w:rPr>
-        <w:t xml:space="preserve">Nossa leitura segue o percurso analítico dos</w:t>
-      </w:r>
-      <w:r>
-        <w:rPr>
-          <w:highlight w:val="yellow"/>
-          <w:rtl w:val="0"/>
-        </w:rPr>
-        <w:t xml:space="preserve">Dos</w:t>
-      </w:r>
-      <w:r>
-        <w:rPr>
-          <w:rtl w:val="0"/>
-        </w:rPr>
-        <w:t xml:space="preserve"> cinco contextos da Abordagem do Ciclo de Políticas (ACP), dois </w:t>
-      </w:r>
-      <w:r>
-        <w:rPr>
-          <w:strike/>
-          <w:highlight w:val="yellow"/>
-          <w:rtl w:val="0"/>
-        </w:rPr>
-        <w:t xml:space="preserve">nos orientam</w:t>
-      </w:r>
-      <w:r>
-        <w:rPr>
-          <w:highlight w:val="yellow"/>
-          <w:rtl w:val="0"/>
-        </w:rPr>
-        <w:t xml:space="preserve">orientam nossa leitura</w:t>
-      </w:r>
-      <w:r>
-        <w:rPr>
-          <w:rtl w:val="0"/>
-        </w:rPr>
-        <w:t xml:space="preserve">: o contexto de influência e o contexto de produção do texto. O contexto de influência expõe as ideias, interesses e discursos que disputam espaço na definição da agenda da educação digital; o de produção do texto, por sua vez, acompanha o processo pelo qual essas disputas assumem formas normativas e compõem o texto da política. Para essa leitura, utilizamos as questões analíticas propostas por Mainardes (2006), retomadas nas subseções 4.2.1 e 4.2.2.</w:t>
-      </w:r>
-    </w:p>
-    <w:p>
-      <w:pPr>
-        <w:spacing w:after="0" w:before="0" w:line="360" w:lineRule="auto"/>
-        <w:ind w:firstLine="720"/>
-        <w:jc w:val="both"/>
-        <w:rPr/>
-      </w:pPr>
-      <w:r>
-        <w:rPr>
-          <w:rtl w:val="0"/>
-        </w:rPr>
-        <w:t xml:space="preserve">A Organização das Nações Unidas para a Educação, a Ciência e a Cultura (UNESCO), a Organização para a Cooperação e Desenvolvimento Econômico (OCDE) e o Banco Mundial produzem indicadores, relatórios e recomendações que integram o circuito internacional de formulação e circulação de referenciais educacionais. </w:t>
-      </w:r>
-      <w:r>
-        <w:rPr>
-          <w:strike/>
-          <w:highlight w:val="yellow"/>
-          <w:rtl w:val="0"/>
-        </w:rPr>
-        <w:t xml:space="preserve">Vale salientar que o</w:t>
-      </w:r>
-      <w:r>
-        <w:rPr>
-          <w:highlight w:val="yellow"/>
-          <w:rtl w:val="0"/>
-        </w:rPr>
-        <w:t xml:space="preserve">O</w:t>
-      </w:r>
-      <w:r>
-        <w:rPr>
-          <w:rtl w:val="0"/>
-        </w:rPr>
-        <w:t xml:space="preserve"> Brasil mantém vínculos institucionais distintos com esses organismos e que suas orientações não chegam às políticas nacionais como aplicação automática. Entre o que essas instituições formulam e o que cada Estado incorpora há um intervalo no qual operam disputas, escolhas e reinterpretações.</w:t>
-      </w:r>
-    </w:p>
-    <w:p>
-      <w:pPr>
-        <w:spacing w:after="0" w:before="0" w:line="360" w:lineRule="auto"/>
-        <w:ind w:firstLine="720"/>
-        <w:jc w:val="both"/>
-        <w:rPr/>
-      </w:pPr>
-      <w:r>
-        <w:rPr>
-          <w:rtl w:val="0"/>
-        </w:rPr>
         <w:t xml:space="preserve">Experiências de outros países mostram algumas dessas reinterpretações. Na Europa, a União Europeia formula referenciais amplos, e cada país-membro os converte em estratégia nacional. No continente americano não existe instância supranacional equivalente, e isso deixa à vista a variedade de arranjos com que cada país trouxe </w:t>
-      </w:r>
-      <w:r>
-        <w:rPr>
-          <w:strike/>
-          <w:highlight w:val="yellow"/>
-          <w:rtl w:val="0"/>
-        </w:rPr>
-        <w:t xml:space="preserve">à</w:t>
       </w:r>
       <w:r>
         <w:rPr>
@@ -1162,55 +489,9 @@
       </w:pPr>
       <w:r>
         <w:rPr>
-          <w:b/>
           <w:highlight w:val="yellow"/>
           <w:rtl w:val="0"/>
         </w:rPr>
-        <w:t xml:space="preserve">[EXCLUIR] </w:t>
-      </w:r>
-      <w:r>
-        <w:rPr>
-          <w:strike/>
-          <w:highlight w:val="yellow"/>
-          <w:rtl w:val="0"/>
-        </w:rPr>
-        <w:t xml:space="preserve">Assim, como têm sido feitos alertas sobre como ela deve ser regulamentada na sociedade, atenção semelhante precisa ser dada ao seu uso na educação. Ela deve ser utilizada para melhorar as experiências de aprendizagem e o bem-estar dos estudantes e dos professores, e não em detrimento deles. As necessidades dos estudantes devem vir em primeiro lugar e os professores devem ser apoiados. As conexões on-line não substituem a interação humana. (AZOULAY, 2023 apud UNESCO, 2023, p. 8, tradução nossa).</w:t>
-      </w:r>
-      <w:r>
-        <w:rPr>
-          <w:vertAlign w:val="superscript"/>
-        </w:rPr>
-        <w:footnoteReference w:customMarkFollows="0" w:id="3"/>
-      </w:r>
-      <w:r>
-        <w:rPr>
-          <w:strike/>
-          <w:highlight w:val="yellow"/>
-          <w:rtl w:val="0"/>
-        </w:rPr>
-        <w:t xml:space="preserve"> </w:t>
-      </w:r>
-    </w:p>
-    <w:p>
-      <w:pPr>
-        <w:spacing w:after="0" w:before="0" w:line="360" w:lineRule="auto"/>
-        <w:ind w:firstLine="709"/>
-        <w:jc w:val="both"/>
-        <w:rPr/>
-      </w:pPr>
-      <w:r>
-        <w:rPr>
-          <w:strike/>
-          <w:highlight w:val="yellow"/>
-          <w:rtl w:val="0"/>
-        </w:rPr>
-        <w:t xml:space="preserve">Percebe-se que a</w:t>
-      </w:r>
-      <w:r>
-        <w:rPr>
-          <w:highlight w:val="yellow"/>
-          <w:rtl w:val="0"/>
-        </w:rPr>
         <w:t xml:space="preserve">A</w:t>
       </w:r>
       <w:r>
@@ -1218,14 +499,6 @@
           <w:rtl w:val="0"/>
         </w:rPr>
         <w:t xml:space="preserve"> fala leva a discussão para os efeitos do uso sobre estudantes e professores. Aprendizagem, bem-estar e apoio aos professores servem de referência, e a interação humana aparece como algo que as conexões digitais não substituem. Para as políticas educacionais, a </w:t>
-      </w:r>
-      <w:r>
-        <w:rPr>
-          <w:strike/>
-          <w:highlight w:val="yellow"/>
-          <w:rtl w:val="0"/>
-        </w:rPr>
-        <w:t xml:space="preserve">mensagem é clara</w:t>
       </w:r>
       <w:r>
         <w:rPr>
@@ -1385,28 +658,72 @@
       </w:r>
       <w:r>
         <w:rPr>
-          <w:strike/>
           <w:highlight w:val="yellow"/>
           <w:rtl w:val="0"/>
         </w:rPr>
-        <w:t xml:space="preserve"> a data do estudo, de 2015; em 2022, como veremos adiante, a Argentina recriou o </w:t>
+        <w:t xml:space="preserve">, ainda, que o estudo data de 2015 e que, desde então, vários países reformularam seus programas, como se verá adiante no caso argentino</w:t>
       </w:r>
       <w:r>
         <w:rPr>
           <w:i w:val="1"/>
           <w:iCs w:val="1"/>
-          <w:strike/>
+          <w:rtl w:val="0"/>
+        </w:rPr>
+        <w:t xml:space="preserve">.</w:t>
+      </w:r>
+    </w:p>
+    <w:p>
+      <w:pPr>
+        <w:spacing w:after="0" w:before="0" w:line="360" w:lineRule="auto"/>
+        <w:ind w:firstLine="720"/>
+        <w:jc w:val="both"/>
+        <w:rPr/>
+      </w:pPr>
+      <w:r>
+        <w:rPr>
+          <w:rtl w:val="0"/>
+        </w:rPr>
+        <w:t xml:space="preserve">Uma ressalva de método vale para esse relatório e para outros estudos citados adiante. A OCDE (2015), a avaliação do programa peruano (CRISTIA et al., 2012), o estudo sobre o programa argentino (ALDERETE; FORMICHELLA, 2016) e o relatório italiano (GIUSTI et al., 2015) medem efeitos sobre o desempenho em testes padronizados, com desenhos quantitativos, experimentais ou quase-experimentais. </w:t>
+      </w:r>
+      <w:r>
+        <w:rPr>
           <w:highlight w:val="yellow"/>
           <w:rtl w:val="0"/>
         </w:rPr>
-        <w:t xml:space="preserve">Conectar Igualdad</w:t>
+        <w:t xml:space="preserve">Esta</w:t>
+      </w:r>
+      <w:r>
+        <w:rPr>
+          <w:rtl w:val="0"/>
+        </w:rPr>
+        <w:t xml:space="preserve"> tese é qualitativa e interpretativa e que não avaliamos impacto sobre aprendizagens. </w:t>
       </w:r>
       <w:r>
         <w:rPr>
           <w:highlight w:val="yellow"/>
           <w:rtl w:val="0"/>
         </w:rPr>
-        <w:t xml:space="preserve">, ainda, que o estudo data de 2015 e que, desde então, vários países reformularam seus programas, como se verá adiante no caso argentino</w:t>
+        <w:t xml:space="preserve">Esses</w:t>
+      </w:r>
+      <w:r>
+        <w:rPr>
+          <w:rtl w:val="0"/>
+        </w:rPr>
+        <w:t xml:space="preserve"> estudos entram no capítulo com uma única função: tornar visíveis as contradições internas de políticas de orientação produtivista, que associaram a entrega de equipamentos à melhoria do desempenho. Eles não servem como métrica de validação do objeto desta pesquisa nem como parâmetro de julgamento da PNED, e nenhum de seus coeficientes será usado por nós para medir a escola investigada.</w:t>
+      </w:r>
+    </w:p>
+    <w:p>
+      <w:pPr>
+        <w:spacing w:after="0" w:before="0" w:line="360" w:lineRule="auto"/>
+        <w:ind w:firstLine="720"/>
+        <w:jc w:val="both"/>
+        <w:rPr/>
+      </w:pPr>
+      <w:r>
+        <w:rPr>
+          <w:rtl w:val="0"/>
+        </w:rPr>
+        <w:t xml:space="preserve">O Banco Mundial acrescenta outra dimensão à agenda internacional, pois coloca a finalidade educacional no centro das decisões relacionadas às tecnologias. No documento </w:t>
       </w:r>
       <w:r>
         <w:rPr>
@@ -1414,7 +731,109 @@
           <w:iCs w:val="1"/>
           <w:rtl w:val="0"/>
         </w:rPr>
-        <w:t xml:space="preserve">.</w:t>
+        <w:t xml:space="preserve">Reimagining Human Connections: Technology and Innovation in Education at the World Bank</w:t>
+      </w:r>
+      <w:r>
+        <w:rPr>
+          <w:rtl w:val="0"/>
+        </w:rPr>
+        <w:t xml:space="preserve"> (BANCO MUNDIAL, 2020), a organização problematiza políticas que partem da escolha da tecnologia antes da definição do problema educacional. O documento afirma:</w:t>
+      </w:r>
+    </w:p>
+    <w:p>
+      <w:pPr>
+        <w:spacing w:after="0" w:before="0" w:line="240" w:lineRule="auto"/>
+        <w:ind w:left="2268" w:firstLine="0"/>
+        <w:jc w:val="both"/>
+        <w:rPr>
+          <w:sz w:val="20"/>
+          <w:szCs w:val="20"/>
+        </w:rPr>
+      </w:pPr>
+      <w:r>
+        <w:rPr>
+          <w:rtl w:val="0"/>
+        </w:rPr>
+      </w:r>
+    </w:p>
+    <w:p>
+      <w:pPr>
+        <w:spacing w:after="0" w:before="0" w:line="240" w:lineRule="auto"/>
+        <w:ind w:left="2268" w:firstLine="0"/>
+        <w:jc w:val="both"/>
+        <w:rPr>
+          <w:sz w:val="20"/>
+          <w:szCs w:val="20"/>
+        </w:rPr>
+      </w:pPr>
+      <w:r>
+        <w:rPr>
+          <w:rtl w:val="0"/>
+        </w:rPr>
+      </w:r>
+    </w:p>
+    <w:p>
+      <w:pPr>
+        <w:spacing w:after="0" w:before="0" w:line="240" w:lineRule="auto"/>
+        <w:ind w:left="2268" w:firstLine="0"/>
+        <w:jc w:val="both"/>
+        <w:rPr>
+          <w:sz w:val="20"/>
+          <w:szCs w:val="20"/>
+        </w:rPr>
+      </w:pPr>
+      <w:r>
+        <w:rPr>
+          <w:sz w:val="20"/>
+          <w:szCs w:val="20"/>
+          <w:rtl w:val="0"/>
+        </w:rPr>
+        <w:t xml:space="preserve">As políticas e os projetos de tecnologia educacional precisam ser desenvolvidos com um propósito, uma estratégia e uma visão clara da mudança educacional desejada. Se a tecnologia é a resposta, qual é a pergunta? As considerações sobre o uso da tecnologia educacional devem se concentrar na ‘educação’, e não apenas na ‘tecnologia’. Antes de investir em tecnologia educacional e implementá-la, os formuladores de políticas precisam perguntar quais desafios educacionais devem ser enfrentados e que mudança se deseja. As políticas precisam ser abrangentes, considerando a capacidade e os incentivos dos professores, recursos digitais de aprendizagem apropriados e alinhados ao currículo e avaliações formativas da aprendizagem, entre outros aspectos. A educação é, em seu núcleo, um empreendimento humano e socialmente intensivo que conecta uma comunidade de aprendizes. A tecnologia deve apoiar e viabilizar essas conexões. (BANCO MUNDIAL, 2020, p. 12, tradução nossa).</w:t>
+      </w:r>
+      <w:r>
+        <w:rPr>
+          <w:sz w:val="20"/>
+          <w:szCs w:val="20"/>
+          <w:vertAlign w:val="superscript"/>
+        </w:rPr>
+        <w:footnoteReference w:customMarkFollows="0" w:id="6"/>
+      </w:r>
+      <w:r>
+        <w:rPr>
+          <w:rtl w:val="0"/>
+        </w:rPr>
+      </w:r>
+    </w:p>
+    <w:p>
+      <w:pPr>
+        <w:spacing w:after="0" w:before="0" w:line="240" w:lineRule="auto"/>
+        <w:ind w:left="2268" w:firstLine="0"/>
+        <w:jc w:val="both"/>
+        <w:rPr>
+          <w:sz w:val="20"/>
+          <w:szCs w:val="20"/>
+        </w:rPr>
+      </w:pPr>
+      <w:r>
+        <w:rPr>
+          <w:rtl w:val="0"/>
+        </w:rPr>
+      </w:r>
+    </w:p>
+    <w:p>
+      <w:pPr>
+        <w:spacing w:after="0" w:before="0" w:line="240" w:lineRule="auto"/>
+        <w:ind w:left="2268" w:firstLine="0"/>
+        <w:jc w:val="both"/>
+        <w:rPr>
+          <w:sz w:val="20"/>
+          <w:szCs w:val="20"/>
+        </w:rPr>
+      </w:pPr>
+      <w:r>
+        <w:rPr>
+          <w:rtl w:val="0"/>
+        </w:rPr>
       </w:r>
     </w:p>
     <w:p>
@@ -1428,49 +847,7 @@
         <w:rPr>
           <w:rtl w:val="0"/>
         </w:rPr>
-        <w:t xml:space="preserve">Uma ressalva de método vale para esse relatório e para outros estudos citados adiante. A OCDE (2015), a avaliação do programa peruano (CRISTIA et al., 2012), o estudo sobre o programa argentino (ALDERETE; FORMICHELLA, 2016) e o relatório italiano (GIUSTI et al., 2015) medem efeitos sobre o desempenho em testes padronizados, com desenhos quantitativos, experimentais ou quase-experimentais. </w:t>
-      </w:r>
-      <w:r>
-        <w:rPr>
-          <w:strike/>
-          <w:highlight w:val="yellow"/>
-          <w:rtl w:val="0"/>
-        </w:rPr>
-        <w:t xml:space="preserve">É importante salientar que esta</w:t>
-      </w:r>
-      <w:r>
-        <w:rPr>
-          <w:highlight w:val="yellow"/>
-          <w:rtl w:val="0"/>
-        </w:rPr>
-        <w:t xml:space="preserve">Esta</w:t>
-      </w:r>
-      <w:r>
-        <w:rPr>
-          <w:rtl w:val="0"/>
-        </w:rPr>
-        <w:t xml:space="preserve"> tese é qualitativa e interpretativa e que não avaliamos impacto sobre aprendizagens. </w:t>
-      </w:r>
-      <w:r>
-        <w:rPr>
-          <w:strike/>
-          <w:highlight w:val="yellow"/>
-          <w:rtl w:val="0"/>
-        </w:rPr>
-        <w:t xml:space="preserve">Ou seja, esses</w:t>
-      </w:r>
-      <w:r>
-        <w:rPr>
-          <w:highlight w:val="yellow"/>
-          <w:rtl w:val="0"/>
-        </w:rPr>
-        <w:t xml:space="preserve">Esses</w:t>
-      </w:r>
-      <w:r>
-        <w:rPr>
-          <w:rtl w:val="0"/>
-        </w:rPr>
-        <w:t xml:space="preserve"> estudos entram no capítulo com uma única função: tornar visíveis as contradições internas de políticas de orientação produtivista, que associaram a entrega de equipamentos à melhoria do desempenho. Eles não servem como métrica de validação do objeto desta pesquisa nem como parâmetro de julgamento da PNED, e nenhum de seus coeficientes será usado por nós para medir a escola investigada.</w:t>
+        <w:t xml:space="preserve">A pergunta do Banco Mundial resume uma posição forte na agenda internacional, segundo a qual primeiro se define o problema educacional e depois se escolhe a tecnologia. O documento relaciona essa decisão às condições de trabalho dos professores, aos recursos digitais alinhados ao currículo e às formas de acompanhamento da aprendizagem (BANCO MUNDIAL, 2020, p. 12). A simples disponibilidade do recurso, nessa perspectiva, não resolve o problema educacional. O Peru e o PROUCA, examinados adiante, entregaram os equipamentos antes de responder a essa pergunta.</w:t>
       </w:r>
     </w:p>
     <w:p>
@@ -1484,153 +861,7 @@
         <w:rPr>
           <w:rtl w:val="0"/>
         </w:rPr>
-        <w:t xml:space="preserve">O Banco Mundial acrescenta outra dimensão à agenda internacional, pois coloca a finalidade educacional no centro das decisões relacionadas às tecnologias. No documento </w:t>
-      </w:r>
-      <w:r>
-        <w:rPr>
-          <w:i w:val="1"/>
-          <w:iCs w:val="1"/>
-          <w:rtl w:val="0"/>
-        </w:rPr>
-        <w:t xml:space="preserve">Reimagining Human Connections: Technology and Innovation in Education at the World Bank</w:t>
-      </w:r>
-      <w:r>
-        <w:rPr>
-          <w:rtl w:val="0"/>
-        </w:rPr>
-        <w:t xml:space="preserve"> (BANCO MUNDIAL, 2020), a organização problematiza políticas que partem da escolha da tecnologia antes da definição do problema educacional. O documento afirma:</w:t>
-      </w:r>
-    </w:p>
-    <w:p>
-      <w:pPr>
-        <w:spacing w:after="0" w:before="0" w:line="240" w:lineRule="auto"/>
-        <w:ind w:left="2268" w:firstLine="0"/>
-        <w:jc w:val="both"/>
-        <w:rPr>
-          <w:sz w:val="20"/>
-          <w:szCs w:val="20"/>
-        </w:rPr>
-      </w:pPr>
-      <w:r>
-        <w:rPr>
-          <w:rtl w:val="0"/>
-        </w:rPr>
-      </w:r>
-    </w:p>
-    <w:p>
-      <w:pPr>
-        <w:spacing w:after="0" w:before="0" w:line="240" w:lineRule="auto"/>
-        <w:ind w:left="2268" w:firstLine="0"/>
-        <w:jc w:val="both"/>
-        <w:rPr>
-          <w:sz w:val="20"/>
-          <w:szCs w:val="20"/>
-        </w:rPr>
-      </w:pPr>
-      <w:r>
-        <w:rPr>
-          <w:rtl w:val="0"/>
-        </w:rPr>
-      </w:r>
-    </w:p>
-    <w:p>
-      <w:pPr>
-        <w:spacing w:after="0" w:before="0" w:line="240" w:lineRule="auto"/>
-        <w:ind w:left="2268" w:firstLine="0"/>
-        <w:jc w:val="both"/>
-        <w:rPr>
-          <w:sz w:val="20"/>
-          <w:szCs w:val="20"/>
-        </w:rPr>
-      </w:pPr>
-      <w:r>
-        <w:rPr>
-          <w:sz w:val="20"/>
-          <w:szCs w:val="20"/>
-          <w:rtl w:val="0"/>
-        </w:rPr>
-        <w:t xml:space="preserve">As políticas e os projetos de tecnologia educacional precisam ser desenvolvidos com um propósito, uma estratégia e uma visão clara da mudança educacional desejada. Se a tecnologia é a resposta, qual é a pergunta? As considerações sobre o uso da tecnologia educacional devem se concentrar na ‘educação’, e não apenas na ‘tecnologia’. Antes de investir em tecnologia educacional e implementá-la, os formuladores de políticas precisam perguntar quais desafios educacionais devem ser enfrentados e que mudança se deseja. As políticas precisam ser abrangentes, considerando a capacidade e os incentivos dos professores, recursos digitais de aprendizagem apropriados e alinhados ao currículo e avaliações formativas da aprendizagem, entre outros aspectos. A educação é, em seu núcleo, um empreendimento humano e socialmente intensivo que conecta uma comunidade de aprendizes. A tecnologia deve apoiar e viabilizar essas conexões. (BANCO MUNDIAL, 2020, p. 12, tradução nossa).</w:t>
-      </w:r>
-      <w:r>
-        <w:rPr>
-          <w:sz w:val="20"/>
-          <w:szCs w:val="20"/>
-          <w:vertAlign w:val="superscript"/>
-        </w:rPr>
-        <w:footnoteReference w:customMarkFollows="0" w:id="6"/>
-      </w:r>
-      <w:r>
-        <w:rPr>
-          <w:rtl w:val="0"/>
-        </w:rPr>
-      </w:r>
-    </w:p>
-    <w:p>
-      <w:pPr>
-        <w:spacing w:after="0" w:before="0" w:line="240" w:lineRule="auto"/>
-        <w:ind w:left="2268" w:firstLine="0"/>
-        <w:jc w:val="both"/>
-        <w:rPr>
-          <w:sz w:val="20"/>
-          <w:szCs w:val="20"/>
-        </w:rPr>
-      </w:pPr>
-      <w:r>
-        <w:rPr>
-          <w:rtl w:val="0"/>
-        </w:rPr>
-      </w:r>
-    </w:p>
-    <w:p>
-      <w:pPr>
-        <w:spacing w:after="0" w:before="0" w:line="240" w:lineRule="auto"/>
-        <w:ind w:left="2268" w:firstLine="0"/>
-        <w:jc w:val="both"/>
-        <w:rPr>
-          <w:sz w:val="20"/>
-          <w:szCs w:val="20"/>
-        </w:rPr>
-      </w:pPr>
-      <w:r>
-        <w:rPr>
-          <w:rtl w:val="0"/>
-        </w:rPr>
-      </w:r>
-    </w:p>
-    <w:p>
-      <w:pPr>
-        <w:spacing w:after="0" w:before="0" w:line="360" w:lineRule="auto"/>
-        <w:ind w:firstLine="720"/>
-        <w:jc w:val="both"/>
-        <w:rPr/>
-      </w:pPr>
-      <w:r>
-        <w:rPr>
-          <w:rtl w:val="0"/>
-        </w:rPr>
-        <w:t xml:space="preserve">A pergunta do Banco Mundial resume uma posição forte na agenda internacional, segundo a qual primeiro se define o problema educacional e depois se escolhe a tecnologia. O documento relaciona essa decisão às condições de trabalho dos professores, aos recursos digitais alinhados ao currículo e às formas de acompanhamento da aprendizagem (BANCO MUNDIAL, 2020, p. 12). A simples disponibilidade do recurso, nessa perspectiva, não resolve o problema educacional. O Peru e o PROUCA, examinados adiante, entregaram os equipamentos antes de responder a essa pergunta.</w:t>
-      </w:r>
-    </w:p>
-    <w:p>
-      <w:pPr>
-        <w:spacing w:after="0" w:before="0" w:line="360" w:lineRule="auto"/>
-        <w:ind w:firstLine="720"/>
-        <w:jc w:val="both"/>
-        <w:rPr/>
-      </w:pPr>
-      <w:r>
-        <w:rPr>
-          <w:rtl w:val="0"/>
-        </w:rPr>
         <w:t xml:space="preserve">A relação entre tecnologia, continuidade escolar e desigualdade ganhou maior visibilidade durante a pandemia da COVID-19, quando diferentes sistemas de ensino recorreram a recursos digitais para que as atividades educacionais continuassem. Nesse contexto, o documento produzido pelo Banco Mundial, pela UNESCO e pelo UNICEF (2022) apontou que a pobreza de aprendizagem havia alcançado cerca de 70% das crianças de dez anos nos países de baixa e média renda. O indicador considera as crianças que não conseguem ler e compreender um texto simples</w:t>
-      </w:r>
-      <w:r>
-        <w:rPr>
-          <w:strike/>
-          <w:highlight w:val="yellow"/>
-          <w:rtl w:val="0"/>
-        </w:rPr>
-        <w:t xml:space="preserve">, ou seja, de cada 10 crianças dessa idade, cerca de 7 estavam nessa situação</w:t>
       </w:r>
       <w:r>
         <w:rPr>
@@ -1852,14 +1083,6 @@
           <w:rtl w:val="0"/>
         </w:rPr>
         <w:t xml:space="preserve"> documentos nacionais, nos quais observamos diferentes formas de apropriação e recontextualização dessas referências. </w:t>
-      </w:r>
-      <w:r>
-        <w:rPr>
-          <w:strike/>
-          <w:highlight w:val="yellow"/>
-          <w:rtl w:val="0"/>
-        </w:rPr>
-        <w:t xml:space="preserve">Vale salientar que as</w:t>
       </w:r>
       <w:r>
         <w:rPr>
@@ -2325,13 +1548,32 @@
         </w:rPr>
         <w:t xml:space="preserve">Os referenciais comuns também convivem com desigualdades nas condições de acesso e de uso das tecnologias digitais. O próprio DEAP reconhece essas diferenças estruturais e registra, com base em dados do Eurostat de 2019, que o acesso à internet de banda larga variava de 74% nos domicílios pertencentes ao primeiro quartil de renda aos 97% no quarto quartil na União Europeia.</w:t>
       </w:r>
-      <w:r>
-        <w:rPr>
-          <w:strike/>
+    </w:p>
+    <w:p>
+      <w:pPr>
+        <w:spacing w:after="0" w:before="0" w:line="360" w:lineRule="auto"/>
+        <w:ind w:firstLine="709"/>
+        <w:jc w:val="both"/>
+        <w:rPr/>
+      </w:pPr>
+      <w:r>
+        <w:rPr>
+          <w:rtl w:val="0"/>
+        </w:rPr>
+        <w:t xml:space="preserve">Além disso, com base na pesquisa TALIS da OCDE de 2018, o plano aponta que apenas 39% dos educadores da União Europeia se sentiam bem ou muito bem preparados para o uso de recursos digitais no cotidiano escolar (COMISSÃO EUROPEIA, 2020, introdução). </w:t>
+      </w:r>
+      <w:r>
+        <w:rPr>
           <w:highlight w:val="yellow"/>
           <w:rtl w:val="0"/>
         </w:rPr>
-        <w:t xml:space="preserve"> Ou seja, entre os mais pobres, cerca de 1 em cada 4 domicílios não tinha banda larga.</w:t>
+        <w:t xml:space="preserve">A média europeia, porém, não informa as diferenças</w:t>
+      </w:r>
+      <w:r>
+        <w:rPr>
+          <w:rtl w:val="0"/>
+        </w:rPr>
+        <w:t xml:space="preserve"> entre os países-membros.</w:t>
       </w:r>
     </w:p>
     <w:p>
@@ -2341,49 +1583,6 @@
         <w:jc w:val="both"/>
         <w:rPr/>
       </w:pPr>
-      <w:r>
-        <w:rPr>
-          <w:rtl w:val="0"/>
-        </w:rPr>
-        <w:t xml:space="preserve">Além disso, com base na pesquisa TALIS da OCDE de 2018, o plano aponta que apenas 39% dos educadores da União Europeia se sentiam bem ou muito bem preparados para o uso de recursos digitais no cotidiano escolar (COMISSÃO EUROPEIA, 2020, introdução). </w:t>
-      </w:r>
-      <w:r>
-        <w:rPr>
-          <w:strike/>
-          <w:highlight w:val="yellow"/>
-          <w:rtl w:val="0"/>
-        </w:rPr>
-        <w:t xml:space="preserve">Isso quer dizer que menos de 4 em cada 10 educadores se consideravam preparados, o que revela disparidades expressivas</w:t>
-      </w:r>
-      <w:r>
-        <w:rPr>
-          <w:highlight w:val="yellow"/>
-          <w:rtl w:val="0"/>
-        </w:rPr>
-        <w:t xml:space="preserve">A média europeia, porém, não informa as diferenças</w:t>
-      </w:r>
-      <w:r>
-        <w:rPr>
-          <w:rtl w:val="0"/>
-        </w:rPr>
-        <w:t xml:space="preserve"> entre os países-membros.</w:t>
-      </w:r>
-    </w:p>
-    <w:p>
-      <w:pPr>
-        <w:spacing w:after="0" w:before="0" w:line="360" w:lineRule="auto"/>
-        <w:ind w:firstLine="709"/>
-        <w:jc w:val="both"/>
-        <w:rPr/>
-      </w:pPr>
-      <w:r>
-        <w:rPr>
-          <w:strike/>
-          <w:highlight w:val="yellow"/>
-          <w:rtl w:val="0"/>
-        </w:rPr>
-        <w:t xml:space="preserve">Sendo assim, acesso</w:t>
-      </w:r>
       <w:r>
         <w:rPr>
           <w:highlight w:val="yellow"/>
@@ -2441,14 +1640,6 @@
       </w:r>
       <w:r>
         <w:rPr>
-          <w:strike/>
-          <w:highlight w:val="yellow"/>
-          <w:rtl w:val="0"/>
-        </w:rPr>
-        <w:t xml:space="preserve"> percebemos que</w:t>
-      </w:r>
-      <w:r>
-        <w:rPr>
           <w:rtl w:val="0"/>
         </w:rPr>
         <w:t xml:space="preserve"> a formação dos profissionais da educação aparece como condição da integração pedagógica das tecnologias, ao lado de equipamentos e de condições institucionais, e os profissionais, antes vistos como destinatários de equipamentos, passam a ocupar posição central nas estratégias.</w:t>
@@ -2716,52 +1907,28 @@
       </w:r>
       <w:r>
         <w:rPr>
-          <w:strike/>
           <w:highlight w:val="yellow"/>
           <w:rtl w:val="0"/>
         </w:rPr>
-        <w:t xml:space="preserve">Ball</w:t>
+        <w:t xml:space="preserve">Como vimos no Capítulo 4, Ball (2008)</w:t>
+      </w:r>
+      <w:r>
+        <w:rPr>
+          <w:rtl w:val="0"/>
+        </w:rPr>
+        <w:t xml:space="preserve"> descreve a performatividade como</w:t>
+      </w:r>
+      <w:r>
+        <w:rPr>
+          <w:rtl w:val="0"/>
+        </w:rPr>
+        <w:t xml:space="preserve"> regime de prestação de contas que </w:t>
       </w:r>
       <w:r>
         <w:rPr>
           <w:highlight w:val="yellow"/>
           <w:rtl w:val="0"/>
         </w:rPr>
-        <w:t xml:space="preserve">Como vimos no Capítulo 4, Ball (2008)</w:t>
-      </w:r>
-      <w:r>
-        <w:rPr>
-          <w:rtl w:val="0"/>
-        </w:rPr>
-        <w:t xml:space="preserve"> descreve a performatividade como</w:t>
-      </w:r>
-      <w:r>
-        <w:rPr>
-          <w:strike/>
-          <w:highlight w:val="yellow"/>
-          <w:rtl w:val="0"/>
-        </w:rPr>
-        <w:t xml:space="preserve"> “um</w:t>
-      </w:r>
-      <w:r>
-        <w:rPr>
-          <w:rtl w:val="0"/>
-        </w:rPr>
-        <w:t xml:space="preserve"> regime de prestação de contas que </w:t>
-      </w:r>
-      <w:r>
-        <w:rPr>
-          <w:strike/>
-          <w:highlight w:val="yellow"/>
-          <w:rtl w:val="0"/>
-        </w:rPr>
-        <w:t xml:space="preserve">emprega</w:t>
-      </w:r>
-      <w:r>
-        <w:rPr>
-          <w:highlight w:val="yellow"/>
-          <w:rtl w:val="0"/>
-        </w:rPr>
         <w:t xml:space="preserve">usa</w:t>
       </w:r>
       <w:r>
@@ -2769,14 +1936,6 @@
           <w:rtl w:val="0"/>
         </w:rPr>
         <w:t xml:space="preserve"> julgamentos, comparações e exposições como meios de controle</w:t>
-      </w:r>
-      <w:r>
-        <w:rPr>
-          <w:strike/>
-          <w:highlight w:val="yellow"/>
-          <w:rtl w:val="0"/>
-        </w:rPr>
-        <w:t xml:space="preserve">, desgaste e mudança” (BALL, 2008, p. 49, tradução nossa),</w:t>
       </w:r>
       <w:r>
         <w:rPr>
@@ -3467,18 +2626,239 @@
       </w:r>
       <w:r>
         <w:rPr>
-          <w:strike/>
           <w:highlight w:val="yellow"/>
           <w:rtl w:val="0"/>
         </w:rPr>
-        <w:t xml:space="preserve"> : </w:t>
-      </w:r>
+        <w:t xml:space="preserve">.</w:t>
+      </w:r>
+    </w:p>
+    <w:p>
+      <w:pPr>
+        <w:spacing w:after="0" w:before="0" w:line="360" w:lineRule="auto"/>
+        <w:ind w:firstLine="709"/>
+        <w:jc w:val="both"/>
+        <w:rPr/>
+      </w:pPr>
+      <w:r>
+        <w:rPr>
+          <w:rtl w:val="0"/>
+        </w:rPr>
+        <w:t xml:space="preserve">O estudo coordenado por Giusti et al. (2015), com 3.649 docentes e visitas a 48 escolas do Sul italiano, registrou descontinuidade no uso das ferramentas:</w:t>
+      </w:r>
+    </w:p>
+    <w:p>
+      <w:pPr>
+        <w:spacing w:after="0" w:before="0" w:line="240" w:lineRule="auto"/>
+        <w:ind w:left="2267.71653543307" w:firstLine="0"/>
+        <w:jc w:val="both"/>
+        <w:rPr>
+          <w:sz w:val="20"/>
+          <w:szCs w:val="20"/>
+        </w:rPr>
+      </w:pPr>
+      <w:r>
+        <w:rPr>
+          <w:rtl w:val="0"/>
+        </w:rPr>
+      </w:r>
+    </w:p>
+    <w:p>
+      <w:pPr>
+        <w:spacing w:after="0" w:before="0" w:line="240" w:lineRule="auto"/>
+        <w:ind w:left="2267.71653543307" w:firstLine="0"/>
+        <w:jc w:val="both"/>
+        <w:rPr>
+          <w:sz w:val="20"/>
+          <w:szCs w:val="20"/>
+        </w:rPr>
+      </w:pPr>
+      <w:r>
+        <w:rPr>
+          <w:rtl w:val="0"/>
+        </w:rPr>
+      </w:r>
+    </w:p>
+    <w:p>
+      <w:pPr>
+        <w:spacing w:after="0" w:before="0" w:line="240" w:lineRule="auto"/>
+        <w:ind w:left="2267.71653543307" w:firstLine="0"/>
+        <w:jc w:val="both"/>
+        <w:rPr/>
+      </w:pPr>
+      <w:r>
+        <w:rPr>
+          <w:sz w:val="20"/>
+          <w:szCs w:val="20"/>
+          <w:rtl w:val="0"/>
+        </w:rPr>
+        <w:t xml:space="preserve">Entre os 3.649 professores que responderam à pesquisa, apenas 19% declaram usar "habitualmente" instrumentos de comunicação digital durante as aulas, enquanto outros 45,7% declaram fazê-lo "apenas de vez em quando". Os restantes 35,3% nunca o fazem (GIUSTI et al., 2015, p. 32, tradução nossa). </w:t>
+      </w:r>
+      <w:r>
+        <w:rPr>
+          <w:vertAlign w:val="superscript"/>
+        </w:rPr>
+        <w:footnoteReference w:customMarkFollows="0" w:id="18"/>
+      </w:r>
+      <w:r>
+        <w:rPr>
+          <w:rtl w:val="0"/>
+        </w:rPr>
+      </w:r>
+    </w:p>
+    <w:p>
+      <w:pPr>
+        <w:spacing w:after="0" w:before="0" w:line="240" w:lineRule="auto"/>
+        <w:ind w:left="2267.71653543307" w:firstLine="0"/>
+        <w:jc w:val="both"/>
+        <w:rPr/>
+      </w:pPr>
+      <w:r>
+        <w:rPr>
+          <w:rtl w:val="0"/>
+        </w:rPr>
+      </w:r>
+    </w:p>
+    <w:p>
+      <w:pPr>
+        <w:spacing w:after="0" w:before="0" w:line="360" w:lineRule="auto"/>
+        <w:ind w:firstLine="709"/>
+        <w:jc w:val="both"/>
+        <w:rPr/>
+      </w:pPr>
+      <w:r>
+        <w:rPr>
+          <w:rtl w:val="0"/>
+        </w:rPr>
+        <w:t xml:space="preserve">O mesmo relatório mostra que a disparidade de equipamentos entre o norte e o sul da Itália, evidente nos anos 2000, já não existia em 2014, com peso relevante dos investimentos de 2007 a 2013 (GIUSTI et al., 2015, p. 27), sem que os usos educacionais se distribuíssem da mesma forma. Os resultados sobre aprendizagem também variaram por território: positivos e crescentes no Norte, sem significância no Centro e negativos nas quatro regiões do Objetivo Convergência, aquelas em que os fundos estruturais haviam equalizado os equipamentos (GIUSTI et al., 2015, p. 179-181). Por isso o relatório conclui que não se pode atribuir às tecnologias um efeito direto sobre os níveis de aprendizagem (GIUSTI et al., 2015, p. 181).</w:t>
+      </w:r>
+    </w:p>
+    <w:p>
+      <w:pPr>
+        <w:spacing w:after="0" w:before="0" w:line="360" w:lineRule="auto"/>
+        <w:ind w:firstLine="700"/>
+        <w:jc w:val="both"/>
+        <w:rPr/>
+      </w:pPr>
+      <w:r>
+        <w:rPr>
+          <w:rtl w:val="0"/>
+        </w:rPr>
+        <w:t xml:space="preserve">Segundo os autores, o contraste se deve a condições de contexto que o modelo não capta, e eles defendem, inclusive, que a promoção do uso escolar das tecnologias seja desvinculada dos objetivos de melhoria dos níveis de aprendizagem nas disciplinas curriculares (GIUSTI et al., 2015, p. 3).</w:t>
+      </w:r>
+    </w:p>
+    <w:p>
+      <w:pPr>
+        <w:spacing w:after="0" w:before="0" w:line="360" w:lineRule="auto"/>
+        <w:ind w:firstLine="709"/>
+        <w:jc w:val="both"/>
+        <w:rPr/>
+      </w:pPr>
+      <w:r>
+        <w:rPr>
+          <w:rtl w:val="0"/>
+        </w:rPr>
+        <w:t xml:space="preserve">De acordo com Gremigni (2019), o PNSD, orientado por competências mensuráveis e voltadas ao mercado de trabalho, arriscaria reduzir o professor a técnico responsável por resultados quantificáveis:</w:t>
+      </w:r>
+    </w:p>
+    <w:p>
+      <w:pPr>
+        <w:spacing w:after="0" w:before="0" w:line="240" w:lineRule="auto"/>
+        <w:ind w:left="2267.71653543307" w:firstLine="0"/>
+        <w:jc w:val="both"/>
+        <w:rPr>
+          <w:sz w:val="20"/>
+          <w:szCs w:val="20"/>
+        </w:rPr>
+      </w:pPr>
+      <w:r>
+        <w:rPr>
+          <w:rtl w:val="0"/>
+        </w:rPr>
+      </w:r>
+    </w:p>
+    <w:p>
+      <w:pPr>
+        <w:spacing w:after="0" w:before="0" w:line="240" w:lineRule="auto"/>
+        <w:ind w:left="2267.71653543307" w:firstLine="0"/>
+        <w:jc w:val="both"/>
+        <w:rPr>
+          <w:sz w:val="20"/>
+          <w:szCs w:val="20"/>
+        </w:rPr>
+      </w:pPr>
+      <w:r>
+        <w:rPr>
+          <w:sz w:val="20"/>
+          <w:szCs w:val="20"/>
+          <w:rtl w:val="0"/>
+        </w:rPr>
+        <w:t xml:space="preserve">Essa perspectiva acaba inevitavelmente por marginalizar o papel dos professores como educadores, em favor de sua transformação instrumental em técnicos que deveriam desenvolver nos estudantes competências "mensuráveis" e utilizáveis no campo do trabalho (GREMIGNI, 2019, p. 9, tradução nossa). </w:t>
+      </w:r>
+      <w:r>
+        <w:rPr>
+          <w:sz w:val="20"/>
+          <w:szCs w:val="20"/>
+          <w:vertAlign w:val="superscript"/>
+        </w:rPr>
+        <w:footnoteReference w:customMarkFollows="0" w:id="19"/>
+      </w:r>
+      <w:r>
+        <w:rPr>
+          <w:rtl w:val="0"/>
+        </w:rPr>
+      </w:r>
+    </w:p>
+    <w:p>
+      <w:pPr>
+        <w:spacing w:after="0" w:before="0" w:line="240" w:lineRule="auto"/>
+        <w:ind w:left="2267.71653543307" w:firstLine="0"/>
+        <w:jc w:val="both"/>
+        <w:rPr>
+          <w:sz w:val="20"/>
+          <w:szCs w:val="20"/>
+        </w:rPr>
+      </w:pPr>
+      <w:r>
+        <w:rPr>
+          <w:rtl w:val="0"/>
+        </w:rPr>
+      </w:r>
+    </w:p>
+    <w:p>
+      <w:pPr>
+        <w:spacing w:after="0" w:before="0" w:line="240" w:lineRule="auto"/>
+        <w:ind w:left="2267.71653543307" w:firstLine="0"/>
+        <w:jc w:val="both"/>
+        <w:rPr>
+          <w:sz w:val="20"/>
+          <w:szCs w:val="20"/>
+        </w:rPr>
+      </w:pPr>
+      <w:r>
+        <w:rPr>
+          <w:rtl w:val="0"/>
+        </w:rPr>
+      </w:r>
+    </w:p>
+    <w:p>
+      <w:pPr>
+        <w:spacing w:after="0" w:before="0" w:line="360" w:lineRule="auto"/>
+        <w:ind w:firstLine="709"/>
+        <w:jc w:val="both"/>
+        <w:rPr/>
+      </w:pPr>
       <w:r>
         <w:rPr>
           <w:highlight w:val="yellow"/>
           <w:rtl w:val="0"/>
         </w:rPr>
-        <w:t xml:space="preserve">.</w:t>
+        <w:t xml:space="preserve">A</w:t>
+      </w:r>
+      <w:r>
+        <w:rPr>
+          <w:rtl w:val="0"/>
+        </w:rPr>
+        <w:t xml:space="preserve"> experiência italiana mostra que investimento e equalização da infraestrutura são condições importantes, embora não expliquem, sozinhas, a integração pedagógica das tecnologias.</w:t>
       </w:r>
     </w:p>
     <w:p>
@@ -3486,85 +2866,46 @@
         <w:spacing w:after="0" w:before="0" w:line="360" w:lineRule="auto"/>
         <w:ind w:firstLine="709"/>
         <w:jc w:val="both"/>
-        <w:rPr/>
-      </w:pPr>
-      <w:r>
-        <w:rPr>
-          <w:rtl w:val="0"/>
-        </w:rPr>
-        <w:t xml:space="preserve">O estudo coordenado por Giusti et al. (2015), com 3.649 docentes e visitas a 48 escolas do Sul italiano, registrou descontinuidade no uso das ferramentas:</w:t>
-      </w:r>
-    </w:p>
-    <w:p>
-      <w:pPr>
-        <w:spacing w:after="0" w:before="0" w:line="240" w:lineRule="auto"/>
-        <w:ind w:left="2267.71653543307" w:firstLine="0"/>
-        <w:jc w:val="both"/>
-        <w:rPr>
-          <w:sz w:val="20"/>
-          <w:szCs w:val="20"/>
-        </w:rPr>
-      </w:pPr>
-      <w:r>
-        <w:rPr>
-          <w:rtl w:val="0"/>
-        </w:rPr>
-      </w:r>
-    </w:p>
-    <w:p>
-      <w:pPr>
-        <w:spacing w:after="0" w:before="0" w:line="240" w:lineRule="auto"/>
-        <w:ind w:left="2267.71653543307" w:firstLine="0"/>
-        <w:jc w:val="both"/>
-        <w:rPr>
-          <w:sz w:val="20"/>
-          <w:szCs w:val="20"/>
-        </w:rPr>
-      </w:pPr>
-      <w:r>
-        <w:rPr>
-          <w:rtl w:val="0"/>
-        </w:rPr>
-      </w:r>
-    </w:p>
-    <w:p>
-      <w:pPr>
-        <w:spacing w:after="0" w:before="0" w:line="240" w:lineRule="auto"/>
-        <w:ind w:left="2267.71653543307" w:firstLine="0"/>
-        <w:jc w:val="both"/>
-        <w:rPr/>
-      </w:pPr>
-      <w:r>
-        <w:rPr>
-          <w:sz w:val="20"/>
-          <w:szCs w:val="20"/>
-          <w:rtl w:val="0"/>
-        </w:rPr>
-        <w:t xml:space="preserve">Entre os 3.649 professores que responderam à pesquisa, apenas 19% declaram usar "habitualmente" instrumentos de comunicação digital durante as aulas, enquanto outros 45,7% declaram fazê-lo "apenas de vez em quando". Os restantes 35,3% nunca o fazem (GIUSTI et al., 2015, p. 32, tradução nossa). </w:t>
-      </w:r>
-      <w:r>
         <w:rPr>
           <w:vertAlign w:val="superscript"/>
         </w:rPr>
-        <w:footnoteReference w:customMarkFollows="0" w:id="18"/>
-      </w:r>
-      <w:r>
-        <w:rPr>
-          <w:rtl w:val="0"/>
-        </w:rPr>
-      </w:r>
-    </w:p>
-    <w:p>
-      <w:pPr>
-        <w:spacing w:after="0" w:before="0" w:line="240" w:lineRule="auto"/>
-        <w:ind w:left="2267.71653543307" w:firstLine="0"/>
-        <w:jc w:val="both"/>
-        <w:rPr/>
-      </w:pPr>
-      <w:r>
-        <w:rPr>
-          <w:rtl w:val="0"/>
-        </w:rPr>
+      </w:pPr>
+      <w:r>
+        <w:rPr>
+          <w:rtl w:val="0"/>
+        </w:rPr>
+        <w:t xml:space="preserve">Nos Países Baixos, a maturidade da infraestrutura não eliminou a heterogeneidade dos usos. No PISA 2022, apenas 7,6% dos estudantes de quinze anos frequentavam escolas com falta de recursos digitais, contra 23,9% na média dos países da OCDE, sem diferença estatisticamente significativa entre escolas favorecidas e desfavorecidas (OCDE, 2025, p. 15). </w:t>
+      </w:r>
+      <w:r>
+        <w:rPr>
+          <w:rtl w:val="0"/>
+        </w:rPr>
+        <w:t xml:space="preserve">Ainda assim, a OCDE reconhece que persiste variação significativa na capacidade das escolas e dos profissionais da educação de promover o uso efetivo dos recursos digitais </w:t>
+      </w:r>
+      <w:r>
+        <w:rPr>
+          <w:rtl w:val="0"/>
+        </w:rPr>
+        <w:t xml:space="preserve">(OCDE, 2025, p. 21, tradução nossa)</w:t>
+      </w:r>
+      <w:r>
+        <w:rPr>
+          <w:vertAlign w:val="superscript"/>
+        </w:rPr>
+        <w:footnoteReference w:customMarkFollows="0" w:id="20"/>
+      </w:r>
+      <w:r>
+        <w:rPr>
+          <w:rtl w:val="0"/>
+        </w:rPr>
+        <w:t xml:space="preserve">. Mesmo com o acesso resolvido, as escolas continuam diferentes nas condições institucionais, nas prioridades pedagógicas e na formação.</w:t>
+      </w:r>
+      <w:r>
+        <w:rPr>
+          <w:highlight w:val="yellow"/>
+          <w:rtl w:val="0"/>
+        </w:rPr>
+        <w:t xml:space="preserve"></w:t>
       </w:r>
     </w:p>
     <w:p>
@@ -3574,228 +2915,6 @@
         <w:jc w:val="both"/>
         <w:rPr/>
       </w:pPr>
-      <w:r>
-        <w:rPr>
-          <w:strike/>
-          <w:highlight w:val="yellow"/>
-          <w:rtl w:val="0"/>
-        </w:rPr>
-        <w:t xml:space="preserve">Ou seja, a cada 10 professores, menos de 2 usavam essas ferramentas com frequência e mais de 3 nunca as usavam. </w:t>
-      </w:r>
-      <w:r>
-        <w:rPr>
-          <w:rtl w:val="0"/>
-        </w:rPr>
-        <w:t xml:space="preserve">O mesmo relatório mostra que a disparidade de equipamentos entre o norte e o sul da Itália, evidente nos anos 2000, já não existia em 2014, com peso relevante dos investimentos de 2007 a 2013 (GIUSTI et al., 2015, p. 27), sem que os usos educacionais se distribuíssem da mesma forma. Os resultados sobre aprendizagem também variaram por território: positivos e crescentes no Norte, sem significância no Centro e negativos nas quatro regiões do Objetivo Convergência, aquelas em que os fundos estruturais haviam equalizado os equipamentos (GIUSTI et al., 2015, p. 179-181). Por isso o relatório conclui que não se pode atribuir às tecnologias um efeito direto sobre os níveis de aprendizagem (GIUSTI et al., 2015, p. 181).</w:t>
-      </w:r>
-    </w:p>
-    <w:p>
-      <w:pPr>
-        <w:spacing w:after="0" w:before="0" w:line="360" w:lineRule="auto"/>
-        <w:ind w:firstLine="700"/>
-        <w:jc w:val="both"/>
-        <w:rPr/>
-      </w:pPr>
-      <w:r>
-        <w:rPr>
-          <w:rtl w:val="0"/>
-        </w:rPr>
-        <w:t xml:space="preserve">Segundo os autores, o contraste se deve a condições de contexto que o modelo não capta, e eles defendem, inclusive, que a promoção do uso escolar das tecnologias seja desvinculada dos objetivos de melhoria dos níveis de aprendizagem nas disciplinas curriculares (GIUSTI et al., 2015, p. 3).</w:t>
-      </w:r>
-    </w:p>
-    <w:p>
-      <w:pPr>
-        <w:spacing w:after="0" w:before="0" w:line="360" w:lineRule="auto"/>
-        <w:ind w:firstLine="709"/>
-        <w:jc w:val="both"/>
-        <w:rPr/>
-      </w:pPr>
-      <w:r>
-        <w:rPr>
-          <w:rtl w:val="0"/>
-        </w:rPr>
-        <w:t xml:space="preserve">De acordo com Gremigni (2019), o PNSD, orientado por competências mensuráveis e voltadas ao mercado de trabalho, arriscaria reduzir o professor a técnico responsável por resultados quantificáveis:</w:t>
-      </w:r>
-    </w:p>
-    <w:p>
-      <w:pPr>
-        <w:spacing w:after="0" w:before="0" w:line="240" w:lineRule="auto"/>
-        <w:ind w:left="2267.71653543307" w:firstLine="0"/>
-        <w:jc w:val="both"/>
-        <w:rPr>
-          <w:sz w:val="20"/>
-          <w:szCs w:val="20"/>
-        </w:rPr>
-      </w:pPr>
-      <w:r>
-        <w:rPr>
-          <w:rtl w:val="0"/>
-        </w:rPr>
-      </w:r>
-    </w:p>
-    <w:p>
-      <w:pPr>
-        <w:spacing w:after="0" w:before="0" w:line="240" w:lineRule="auto"/>
-        <w:ind w:left="2267.71653543307" w:firstLine="0"/>
-        <w:jc w:val="both"/>
-        <w:rPr>
-          <w:sz w:val="20"/>
-          <w:szCs w:val="20"/>
-        </w:rPr>
-      </w:pPr>
-      <w:r>
-        <w:rPr>
-          <w:sz w:val="20"/>
-          <w:szCs w:val="20"/>
-          <w:rtl w:val="0"/>
-        </w:rPr>
-        <w:t xml:space="preserve">Essa perspectiva acaba inevitavelmente por marginalizar o papel dos professores como educadores, em favor de sua transformação instrumental em técnicos que deveriam desenvolver nos estudantes competências "mensuráveis" e utilizáveis no campo do trabalho (GREMIGNI, 2019, p. 9, tradução nossa). </w:t>
-      </w:r>
-      <w:r>
-        <w:rPr>
-          <w:sz w:val="20"/>
-          <w:szCs w:val="20"/>
-          <w:vertAlign w:val="superscript"/>
-        </w:rPr>
-        <w:footnoteReference w:customMarkFollows="0" w:id="19"/>
-      </w:r>
-      <w:r>
-        <w:rPr>
-          <w:rtl w:val="0"/>
-        </w:rPr>
-      </w:r>
-    </w:p>
-    <w:p>
-      <w:pPr>
-        <w:spacing w:after="0" w:before="0" w:line="240" w:lineRule="auto"/>
-        <w:ind w:left="2267.71653543307" w:firstLine="0"/>
-        <w:jc w:val="both"/>
-        <w:rPr>
-          <w:sz w:val="20"/>
-          <w:szCs w:val="20"/>
-        </w:rPr>
-      </w:pPr>
-      <w:r>
-        <w:rPr>
-          <w:rtl w:val="0"/>
-        </w:rPr>
-      </w:r>
-    </w:p>
-    <w:p>
-      <w:pPr>
-        <w:spacing w:after="0" w:before="0" w:line="240" w:lineRule="auto"/>
-        <w:ind w:left="2267.71653543307" w:firstLine="0"/>
-        <w:jc w:val="both"/>
-        <w:rPr>
-          <w:sz w:val="20"/>
-          <w:szCs w:val="20"/>
-        </w:rPr>
-      </w:pPr>
-      <w:r>
-        <w:rPr>
-          <w:rtl w:val="0"/>
-        </w:rPr>
-      </w:r>
-    </w:p>
-    <w:p>
-      <w:pPr>
-        <w:spacing w:after="0" w:before="0" w:line="360" w:lineRule="auto"/>
-        <w:ind w:firstLine="709"/>
-        <w:jc w:val="both"/>
-        <w:rPr/>
-      </w:pPr>
-      <w:r>
-        <w:rPr>
-          <w:strike/>
-          <w:highlight w:val="yellow"/>
-          <w:rtl w:val="0"/>
-        </w:rPr>
-        <w:t xml:space="preserve">Logo, a</w:t>
-      </w:r>
-      <w:r>
-        <w:rPr>
-          <w:highlight w:val="yellow"/>
-          <w:rtl w:val="0"/>
-        </w:rPr>
-        <w:t xml:space="preserve">A</w:t>
-      </w:r>
-      <w:r>
-        <w:rPr>
-          <w:rtl w:val="0"/>
-        </w:rPr>
-        <w:t xml:space="preserve"> experiência italiana mostra que investimento e equalização da infraestrutura são condições importantes, embora não expliquem, sozinhas, a integração pedagógica das tecnologias.</w:t>
-      </w:r>
-    </w:p>
-    <w:p>
-      <w:pPr>
-        <w:spacing w:after="0" w:before="0" w:line="360" w:lineRule="auto"/>
-        <w:ind w:firstLine="709"/>
-        <w:jc w:val="both"/>
-        <w:rPr>
-          <w:vertAlign w:val="superscript"/>
-        </w:rPr>
-      </w:pPr>
-      <w:r>
-        <w:rPr>
-          <w:rtl w:val="0"/>
-        </w:rPr>
-        <w:t xml:space="preserve">Nos Países Baixos, a maturidade da infraestrutura não eliminou a heterogeneidade dos usos. No PISA 2022, apenas 7,6% dos estudantes de quinze anos frequentavam escolas com falta de recursos digitais, contra 23,9% na média dos países da OCDE, sem diferença estatisticamente significativa entre escolas favorecidas e desfavorecidas (OCDE, 2025, p. 15). </w:t>
-      </w:r>
-      <w:r>
-        <w:rPr>
-          <w:strike/>
-          <w:highlight w:val="yellow"/>
-          <w:rtl w:val="0"/>
-        </w:rPr>
-        <w:t xml:space="preserve">Ou seja, menos de 1 em cada 10 estudantes neerlandeses estava nessa situação, contra quase 1 em cada 4 na média da OCDE. </w:t>
-      </w:r>
-      <w:r>
-        <w:rPr>
-          <w:rtl w:val="0"/>
-        </w:rPr>
-        <w:t xml:space="preserve">Ainda assim, a OCDE reconhece que persiste variação significativa na capacidade das escolas e dos profissionais da educação de promover o uso efetivo dos recursos digitais </w:t>
-      </w:r>
-      <w:r>
-        <w:rPr>
-          <w:rtl w:val="0"/>
-        </w:rPr>
-        <w:t xml:space="preserve">(OCDE, 2025, p. 21, tradução nossa)</w:t>
-      </w:r>
-      <w:r>
-        <w:rPr>
-          <w:vertAlign w:val="superscript"/>
-        </w:rPr>
-        <w:footnoteReference w:customMarkFollows="0" w:id="20"/>
-      </w:r>
-      <w:r>
-        <w:rPr>
-          <w:rtl w:val="0"/>
-        </w:rPr>
-        <w:t xml:space="preserve">. Mesmo com o acesso resolvido, as escolas continuam diferentes nas condições institucionais, nas prioridades pedagógicas e na formação.</w:t>
-      </w:r>
-      <w:r>
-        <w:rPr>
-          <w:highlight w:val="yellow"/>
-          <w:rtl w:val="0"/>
-        </w:rPr>
-        <w:t xml:space="preserve"></w:t>
-      </w:r>
-    </w:p>
-    <w:p>
-      <w:pPr>
-        <w:spacing w:after="0" w:before="0" w:line="360" w:lineRule="auto"/>
-        <w:ind w:firstLine="709"/>
-        <w:jc w:val="both"/>
-        <w:rPr/>
-      </w:pPr>
-      <w:r>
-        <w:rPr>
-          <w:strike/>
-          <w:highlight w:val="yellow"/>
-          <w:rtl w:val="0"/>
-        </w:rPr>
-        <w:t xml:space="preserve">Portanto, não dá para</w:t>
-      </w:r>
       <w:r>
         <w:rPr>
           <w:highlight w:val="yellow"/>
@@ -4165,65 +3284,15 @@
       </w:pPr>
       <w:r>
         <w:rPr>
-          <w:b/>
+          <w:rtl w:val="0"/>
+        </w:rPr>
+        <w:t xml:space="preserve">Plataformas, dados e inteligência artificial ampliam o campo regulatório da educação digital, que inclui agora privacidade, segurança e governança dos dados. </w:t>
+      </w:r>
+      <w:r>
+        <w:rPr>
           <w:highlight w:val="yellow"/>
           <w:rtl w:val="0"/>
         </w:rPr>
-        <w:t xml:space="preserve">[EXCLUIR] </w:t>
-      </w:r>
-      <w:r>
-        <w:rPr>
-          <w:strike/>
-          <w:highlight w:val="yellow"/>
-          <w:rtl w:val="0"/>
-        </w:rPr>
-        <w:t xml:space="preserve">Em resposta a esse cenário, a Comissão Europeia assumiu o compromisso, por meio da Ação 6 do DEAP, de elaborar diretrizes éticas para o uso de inteligência artificial e dados no ensino, dialogando com o quadro de princípios e requisitos das </w:t>
-      </w:r>
-      <w:r>
-        <w:rPr>
-          <w:i w:val="1"/>
-          <w:iCs w:val="1"/>
-          <w:strike/>
-          <w:highlight w:val="yellow"/>
-          <w:rtl w:val="0"/>
-        </w:rPr>
-        <w:t xml:space="preserve">Ethics Guidelines for Trustworthy</w:t>
-      </w:r>
-      <w:r>
-        <w:rPr>
-          <w:strike/>
-          <w:highlight w:val="yellow"/>
-          <w:rtl w:val="0"/>
-        </w:rPr>
-        <w:t xml:space="preserve"> AI (AI HLEG, 2019) (p. 11-13), traduzidos depois em sete requisitos operacionais, entre os quais a transparência, a ação e supervisão humanas e a prestação de contas (p. 14). </w:t>
-      </w:r>
-    </w:p>
-    <w:p>
-      <w:pPr>
-        <w:spacing w:after="0" w:before="0" w:line="360" w:lineRule="auto"/>
-        <w:ind w:firstLine="709"/>
-        <w:jc w:val="both"/>
-        <w:rPr/>
-      </w:pPr>
-      <w:r>
-        <w:rPr>
-          <w:rtl w:val="0"/>
-        </w:rPr>
-        <w:t xml:space="preserve">Plataformas, dados e inteligência artificial ampliam o campo regulatório da educação digital, que inclui agora privacidade, segurança e governança dos dados. </w:t>
-      </w:r>
-      <w:r>
-        <w:rPr>
-          <w:strike/>
-          <w:highlight w:val="yellow"/>
-          <w:rtl w:val="0"/>
-        </w:rPr>
-        <w:t xml:space="preserve">Nesse sentido, e nos</w:t>
-      </w:r>
-      <w:r>
-        <w:rPr>
-          <w:highlight w:val="yellow"/>
-          <w:rtl w:val="0"/>
-        </w:rPr>
         <w:t xml:space="preserve">Nos</w:t>
       </w:r>
       <w:r>
@@ -4231,14 +3300,6 @@
           <w:rtl w:val="0"/>
         </w:rPr>
         <w:t xml:space="preserve"> termos da ACP, essas questões recolocam a relação entre o texto da política e os contextos em que ele é interpretado. Como lembra Ball</w:t>
-      </w:r>
-      <w:r>
-        <w:rPr>
-          <w:strike/>
-          <w:highlight w:val="yellow"/>
-          <w:rtl w:val="0"/>
-        </w:rPr>
-        <w:t xml:space="preserve"> que</w:t>
       </w:r>
       <w:r>
         <w:rPr>
@@ -4548,36 +3609,6 @@
         <w:rPr>
           <w:rtl w:val="0"/>
         </w:rPr>
-      </w:r>
-    </w:p>
-    <w:p>
-      <w:pPr>
-        <w:keepNext w:val="1"/>
-        <w:spacing w:after="0" w:before="0" w:lineRule="auto"/>
-        <w:rPr/>
-      </w:pPr>
-      <w:r>
-        <w:rPr>
-          <w:b w:val="1"/>
-          <w:bCs w:val="1"/>
-          <w:sz w:val="20"/>
-          <w:szCs w:val="20"/>
-          <w:highlight w:val="yellow"/>
-          <w:rtl w:val="0"/>
-        </w:rPr>
-        <w:t xml:space="preserve">[NOTA DA REVISÃO] </w:t>
-      </w:r>
-      <w:r>
-        <w:rPr>
-          <w:b w:val="1"/>
-          <w:bCs w:val="1"/>
-          <w:i/>
-          <w:sz w:val="20"/>
-          <w:szCs w:val="20"/>
-          <w:highlight w:val="yellow"/>
-          <w:rtl w:val="0"/>
-        </w:rPr>
-        <w:t xml:space="preserve">Quadro sem número. Numerar todos os quadros do capítulo em sequência com os demais da tese (o Capítulo 2 vai até o Quadro 8 e o Capítulo 4 usa o Quadro 9). Os quadros chamados aqui de “Quadro 4” e “Quadro 5” coincidem com números já usados no Capítulo 2.</w:t>
       </w:r>
     </w:p>
     <w:tbl>
@@ -5644,16 +4675,6 @@
             </w:pPr>
             <w:r>
               <w:rPr>
-                <w:strike/>
-                <w:sz w:val="20"/>
-                <w:szCs w:val="20"/>
-                <w:highlight w:val="yellow"/>
-                <w:rtl w:val="0"/>
-              </w:rPr>
-              <w:t xml:space="preserve">Relaciona</w:t>
-            </w:r>
-            <w:r>
-              <w:rPr>
                 <w:sz w:val="20"/>
                 <w:szCs w:val="20"/>
                 <w:highlight w:val="yellow"/>
@@ -6025,16 +5046,6 @@
             </w:pPr>
             <w:r>
               <w:rPr>
-                <w:strike/>
-                <w:sz w:val="20"/>
-                <w:szCs w:val="20"/>
-                <w:highlight w:val="yellow"/>
-                <w:rtl w:val="0"/>
-              </w:rPr>
-              <w:t xml:space="preserve">Associa</w:t>
-            </w:r>
-            <w:r>
-              <w:rPr>
                 <w:sz w:val="20"/>
                 <w:szCs w:val="20"/>
                 <w:highlight w:val="yellow"/>
@@ -6587,16 +5598,6 @@
             </w:pPr>
             <w:r>
               <w:rPr>
-                <w:strike/>
-                <w:sz w:val="20"/>
-                <w:szCs w:val="20"/>
-                <w:highlight w:val="yellow"/>
-                <w:rtl w:val="0"/>
-              </w:rPr>
-              <w:t xml:space="preserve">Encontrar</w:t>
-            </w:r>
-            <w:r>
-              <w:rPr>
                 <w:sz w:val="20"/>
                 <w:szCs w:val="20"/>
                 <w:highlight w:val="yellow"/>
@@ -6907,65 +5908,101 @@
       </w:pPr>
       <w:r>
         <w:rPr>
-          <w:strike/>
           <w:highlight w:val="yellow"/>
           <w:rtl w:val="0"/>
         </w:rPr>
-        <w:t xml:space="preserve">Podemos observar, no quadro, que usar o</w:t>
-      </w:r>
-      <w:r>
-        <w:rPr>
+        <w:t xml:space="preserve">O quadro mostra que o uso do</w:t>
+      </w:r>
+      <w:r>
+        <w:rPr>
+          <w:rtl w:val="0"/>
+        </w:rPr>
+        <w:t xml:space="preserve"> mesmo vocabulário sobre competências digitais, formação dos profissionais da educação e cidadania digital não produz respostas iguais. Os países diferem nas capacidades institucionais e nas concepções que orientam suas políticas, e cada um arranja de um jeito a relação entre Estado, mercado e escola.</w:t>
+      </w:r>
+    </w:p>
+    <w:p>
+      <w:pPr>
+        <w:spacing w:after="0" w:before="0" w:line="360" w:lineRule="auto"/>
+        <w:ind w:firstLine="720"/>
+        <w:jc w:val="both"/>
+        <w:rPr/>
+      </w:pPr>
+      <w:r>
+        <w:rPr>
+          <w:rtl w:val="0"/>
+        </w:rPr>
+        <w:t xml:space="preserve">A governança acrescenta outra ordem de diferença. Em sistemas federativos, coordenar escalas faz parte da própria atuação das políticas, e a experiência alemã mostra que declarar uma tarefa como conjunta não garante que as escalas trabalhem juntas de fato. Onde a autonomia local é maior, a flexibilidade favorece adaptações ao contexto. Também produz variações entre redes e escolas.</w:t>
+      </w:r>
+    </w:p>
+    <w:p>
+      <w:pPr>
+        <w:spacing w:after="0" w:before="0" w:line="360" w:lineRule="auto"/>
+        <w:ind w:firstLine="720"/>
+        <w:jc w:val="both"/>
+        <w:rPr/>
+      </w:pPr>
+      <w:r>
+        <w:rPr>
+          <w:rtl w:val="0"/>
+        </w:rPr>
+        <w:t xml:space="preserve">Essa autonomia precisa ser situada, porque o currículo nacional finlandês não se dirige à escola: </w:t>
+      </w:r>
+    </w:p>
+    <w:p>
+      <w:pPr>
+        <w:spacing w:after="0" w:before="0" w:line="360" w:lineRule="auto"/>
+        <w:ind w:firstLine="720"/>
+        <w:jc w:val="both"/>
+        <w:rPr/>
+      </w:pPr>
+      <w:r>
+        <w:rPr>
+          <w:rtl w:val="0"/>
+        </w:rPr>
+      </w:r>
+    </w:p>
+    <w:p>
+      <w:pPr>
+        <w:spacing w:after="0" w:before="0" w:line="240" w:lineRule="auto"/>
+        <w:ind w:left="2267.71653543307" w:firstLine="0"/>
+        <w:jc w:val="both"/>
+        <w:rPr>
+          <w:sz w:val="20"/>
+          <w:szCs w:val="20"/>
+        </w:rPr>
+      </w:pPr>
+      <w:r>
+        <w:rPr>
+          <w:sz w:val="20"/>
+          <w:szCs w:val="20"/>
+          <w:rtl w:val="0"/>
+        </w:rPr>
+        <w:t xml:space="preserve">atribui ao organizador do ensino, em regra o município, a decisão sobre como se organizam os ambientes de aprendizagem e os métodos de trabalho e sobre como as tecnologias de informação e comunicação são aproveitadas no ensino</w:t>
+      </w:r>
+      <w:r>
+        <w:rPr>
+          <w:sz w:val="20"/>
+          <w:szCs w:val="20"/>
+          <w:rtl w:val="0"/>
+        </w:rPr>
+        <w:t xml:space="preserve"> (FINLÂNDIA, 2014, p. 33, tradução nossa)</w:t>
+      </w:r>
+      <w:r>
+        <w:rPr>
+          <w:sz w:val="20"/>
+          <w:szCs w:val="20"/>
+          <w:vertAlign w:val="superscript"/>
+        </w:rPr>
+        <w:footnoteReference w:customMarkFollows="0" w:id="26"/>
+      </w:r>
+      <w:r>
+        <w:rPr>
+          <w:sz w:val="20"/>
+          <w:szCs w:val="20"/>
           <w:highlight w:val="yellow"/>
           <w:rtl w:val="0"/>
         </w:rPr>
-        <w:t xml:space="preserve">O quadro mostra que o uso do</w:t>
-      </w:r>
-      <w:r>
-        <w:rPr>
-          <w:rtl w:val="0"/>
-        </w:rPr>
-        <w:t xml:space="preserve"> mesmo vocabulário sobre competências digitais, formação dos profissionais da educação e cidadania digital não produz respostas iguais. Os países diferem nas capacidades institucionais e nas concepções que orientam suas políticas, e cada um arranja de um jeito a relação entre Estado, mercado e escola.</w:t>
-      </w:r>
-    </w:p>
-    <w:p>
-      <w:pPr>
-        <w:spacing w:after="0" w:before="0" w:line="360" w:lineRule="auto"/>
-        <w:ind w:firstLine="720"/>
-        <w:jc w:val="both"/>
-        <w:rPr/>
-      </w:pPr>
-      <w:r>
-        <w:rPr>
-          <w:rtl w:val="0"/>
-        </w:rPr>
-        <w:t xml:space="preserve">A governança acrescenta outra ordem de diferença. Em sistemas federativos, coordenar escalas faz parte da própria atuação das políticas, e a experiência alemã mostra que declarar uma tarefa como conjunta não garante que as escalas trabalhem juntas de fato. Onde a autonomia local é maior, a flexibilidade favorece adaptações ao contexto. Também produz variações entre redes e escolas.</w:t>
-      </w:r>
-    </w:p>
-    <w:p>
-      <w:pPr>
-        <w:spacing w:after="0" w:before="0" w:line="360" w:lineRule="auto"/>
-        <w:ind w:firstLine="720"/>
-        <w:jc w:val="both"/>
-        <w:rPr/>
-      </w:pPr>
-      <w:r>
-        <w:rPr>
-          <w:rtl w:val="0"/>
-        </w:rPr>
-        <w:t xml:space="preserve">Essa autonomia precisa ser situada, porque o currículo nacional finlandês não se dirige à escola: </w:t>
-      </w:r>
-    </w:p>
-    <w:p>
-      <w:pPr>
-        <w:spacing w:after="0" w:before="0" w:line="360" w:lineRule="auto"/>
-        <w:ind w:firstLine="720"/>
-        <w:jc w:val="both"/>
-        <w:rPr/>
-      </w:pPr>
-      <w:r>
-        <w:rPr>
-          <w:rtl w:val="0"/>
-        </w:rPr>
+        <w:t xml:space="preserve">.</w:t>
       </w:r>
     </w:p>
     <w:p>
@@ -6980,88 +6017,92 @@
       </w:pPr>
       <w:r>
         <w:rPr>
-          <w:sz w:val="20"/>
-          <w:szCs w:val="20"/>
-          <w:rtl w:val="0"/>
-        </w:rPr>
-        <w:t xml:space="preserve">atribui ao organizador do ensino, em regra o município, a decisão sobre como se organizam os ambientes de aprendizagem e os métodos de trabalho e sobre como as tecnologias de informação e comunicação são aproveitadas no ensino</w:t>
-      </w:r>
-      <w:r>
-        <w:rPr>
-          <w:strike/>
-          <w:sz w:val="20"/>
-          <w:szCs w:val="20"/>
-          <w:highlight w:val="yellow"/>
-          <w:rtl w:val="0"/>
-        </w:rPr>
-        <w:t xml:space="preserve">”</w:t>
-      </w:r>
-      <w:r>
-        <w:rPr>
-          <w:sz w:val="20"/>
-          <w:szCs w:val="20"/>
-          <w:rtl w:val="0"/>
-        </w:rPr>
-        <w:t xml:space="preserve"> (FINLÂNDIA, 2014, p. 33, tradução nossa)</w:t>
-      </w:r>
-      <w:r>
-        <w:rPr>
-          <w:sz w:val="20"/>
-          <w:szCs w:val="20"/>
+          <w:rtl w:val="0"/>
+        </w:rPr>
+      </w:r>
+    </w:p>
+    <w:p>
+      <w:pPr>
+        <w:spacing w:after="0" w:before="0" w:line="240" w:lineRule="auto"/>
+        <w:ind w:left="2267.71653543307" w:firstLine="0"/>
+        <w:jc w:val="both"/>
+        <w:rPr>
+          <w:sz w:val="20"/>
+          <w:szCs w:val="20"/>
+        </w:rPr>
+      </w:pPr>
+      <w:r>
+        <w:rPr>
+          <w:rtl w:val="0"/>
+        </w:rPr>
+      </w:r>
+    </w:p>
+    <w:p>
+      <w:pPr>
+        <w:spacing w:after="0" w:before="0" w:line="360" w:lineRule="auto"/>
+        <w:ind w:firstLine="709"/>
+        <w:jc w:val="both"/>
+        <w:rPr/>
+      </w:pPr>
+      <w:r>
+        <w:rPr>
+          <w:rtl w:val="0"/>
+        </w:rPr>
+        <w:t xml:space="preserve">A escola decide, portanto, quando o município delega. Nesse modelo, a autonomia é uma forma de organizar a política, e parte das decisões fica com quem organiza o ensino. Para esta pesquisa, interessa-nos especialmente essa cadeia de tradução, da diretriz nacional à rede municipal e desta aos espaços escolares.</w:t>
+      </w:r>
+    </w:p>
+    <w:p>
+      <w:pPr>
+        <w:spacing w:after="0" w:before="0" w:line="360" w:lineRule="auto"/>
+        <w:ind w:firstLine="709"/>
+        <w:jc w:val="both"/>
+        <w:rPr/>
+      </w:pPr>
+      <w:r>
+        <w:rPr>
+          <w:rtl w:val="0"/>
+        </w:rPr>
+        <w:t xml:space="preserve">A comparação também expõe uma transição entre gerações de política. As iniciativas de primeira geração se concentravam na informatização e no acesso material; as recentes se organizam em torno de competências, cidadania digital, formação docente e governança de ecossistemas. </w:t>
+      </w:r>
+    </w:p>
+    <w:p>
+      <w:pPr>
+        <w:spacing w:after="0" w:before="0" w:line="360" w:lineRule="auto"/>
+        <w:ind w:firstLine="709"/>
+        <w:jc w:val="both"/>
+        <w:rPr/>
+      </w:pPr>
+      <w:r>
+        <w:rPr>
+          <w:rtl w:val="0"/>
+        </w:rPr>
+        <w:t xml:space="preserve">O DigComp 2.2 situa a competência digital entre as competências-chave para a aprendizagem ao longo da vida e reproduz da Recomendação do Conselho a definição dessas competências como essenciais para a realização pessoal, um estilo de vida saudável e sustentável, a empregabilidade, a cidadania ativa e a inclusão social (VUORIKARI; KLUZER; PUNIE, 2022, p. 6, tradução nossa). A competência digital deixa o terreno estritamente instrumental e passa a ser tratada como atributo da participação social. </w:t>
+      </w:r>
+    </w:p>
+    <w:p>
+      <w:pPr>
+        <w:spacing w:after="0" w:before="0" w:line="360" w:lineRule="auto"/>
+        <w:ind w:firstLine="709"/>
+        <w:jc w:val="both"/>
+        <w:rPr/>
+      </w:pPr>
+      <w:r>
+        <w:rPr>
+          <w:rtl w:val="0"/>
+        </w:rPr>
+        <w:t xml:space="preserve">Essa ambição normativa convive com as desigualdades que ela não resolve. O próprio Plano de Ação registra que a falta de competências digitais e de acessibilidade impediu que muitos grupos desfavorecidos, professores e famílias continuassem a trabalhar e a aprender durante o confinamento, e que isso "ampliou a desigualdade na educação e na formação" (COMISSÃO EUROPEIA, 2020, seção 3, tradução nossa)</w:t>
+      </w:r>
+      <w:r>
+        <w:rPr>
           <w:vertAlign w:val="superscript"/>
         </w:rPr>
-        <w:footnoteReference w:customMarkFollows="0" w:id="26"/>
-      </w:r>
-      <w:r>
-        <w:rPr>
-          <w:strike/>
-          <w:sz w:val="20"/>
-          <w:szCs w:val="20"/>
-          <w:highlight w:val="yellow"/>
-          <w:rtl w:val="0"/>
-        </w:rPr>
-        <w:t xml:space="preserve">.</w:t>
-      </w:r>
-      <w:r>
-        <w:rPr>
-          <w:sz w:val="20"/>
-          <w:szCs w:val="20"/>
-          <w:highlight w:val="yellow"/>
-          <w:rtl w:val="0"/>
-        </w:rPr>
-        <w:t xml:space="preserve">.</w:t>
-      </w:r>
-    </w:p>
-    <w:p>
-      <w:pPr>
-        <w:spacing w:after="0" w:before="0" w:line="240" w:lineRule="auto"/>
-        <w:ind w:left="2267.71653543307" w:firstLine="0"/>
-        <w:jc w:val="both"/>
-        <w:rPr>
-          <w:sz w:val="20"/>
-          <w:szCs w:val="20"/>
-        </w:rPr>
-      </w:pPr>
-      <w:r>
-        <w:rPr>
-          <w:rtl w:val="0"/>
-        </w:rPr>
-      </w:r>
-    </w:p>
-    <w:p>
-      <w:pPr>
-        <w:spacing w:after="0" w:before="0" w:line="240" w:lineRule="auto"/>
-        <w:ind w:left="2267.71653543307" w:firstLine="0"/>
-        <w:jc w:val="both"/>
-        <w:rPr>
-          <w:sz w:val="20"/>
-          <w:szCs w:val="20"/>
-        </w:rPr>
-      </w:pPr>
-      <w:r>
-        <w:rPr>
-          <w:rtl w:val="0"/>
-        </w:rPr>
+        <w:footnoteReference w:customMarkFollows="0" w:id="27"/>
+      </w:r>
+      <w:r>
+        <w:rPr>
+          <w:rtl w:val="0"/>
+        </w:rPr>
+        <w:t xml:space="preserve">. Normas sofisticadas convivem, assim, com desigualdades antigas, e a passagem de uma geração de políticas para outra também acontece de forma desigual e incompleta.</w:t>
       </w:r>
     </w:p>
     <w:p>
@@ -7075,7 +6116,7 @@
         <w:rPr>
           <w:rtl w:val="0"/>
         </w:rPr>
-        <w:t xml:space="preserve">A escola decide, portanto, quando o município delega. Nesse modelo, a autonomia é uma forma de organizar a política, e parte das decisões fica com quem organiza o ensino. Para esta pesquisa, interessa-nos especialmente essa cadeia de tradução, da diretriz nacional à rede municipal e desta aos espaços escolares.</w:t>
+        <w:t xml:space="preserve">Os onze casos convergem, assim, numa questão presente nas quatro dimensões: a presença do recurso não determina seu uso, como os casos da Itália e dos Países Baixos já haviam mostrado. Entre ter o recurso e usá-lo no trabalho, há um caminho de mediações institucionais, organizacionais e formativas.</w:t>
       </w:r>
     </w:p>
     <w:p>
@@ -7089,83 +6130,7 @@
         <w:rPr>
           <w:rtl w:val="0"/>
         </w:rPr>
-        <w:t xml:space="preserve">A comparação também expõe uma transição entre gerações de política. As iniciativas de primeira geração se concentravam na informatização e no acesso material; as recentes se organizam em torno de competências, cidadania digital, formação docente e governança de ecossistemas. </w:t>
-      </w:r>
-    </w:p>
-    <w:p>
-      <w:pPr>
-        <w:spacing w:after="0" w:before="0" w:line="360" w:lineRule="auto"/>
-        <w:ind w:firstLine="709"/>
-        <w:jc w:val="both"/>
-        <w:rPr/>
-      </w:pPr>
-      <w:r>
-        <w:rPr>
-          <w:rtl w:val="0"/>
-        </w:rPr>
-        <w:t xml:space="preserve">O DigComp 2.2 situa a competência digital entre as competências-chave para a aprendizagem ao longo da vida e reproduz da Recomendação do Conselho a definição dessas competências como essenciais para a realização pessoal, um estilo de vida saudável e sustentável, a empregabilidade, a cidadania ativa e a inclusão social (VUORIKARI; KLUZER; PUNIE, 2022, p. 6, tradução nossa). A competência digital deixa o terreno estritamente instrumental e passa a ser tratada como atributo da participação social. </w:t>
-      </w:r>
-    </w:p>
-    <w:p>
-      <w:pPr>
-        <w:spacing w:after="0" w:before="0" w:line="360" w:lineRule="auto"/>
-        <w:ind w:firstLine="709"/>
-        <w:jc w:val="both"/>
-        <w:rPr/>
-      </w:pPr>
-      <w:r>
-        <w:rPr>
-          <w:rtl w:val="0"/>
-        </w:rPr>
-        <w:t xml:space="preserve">Essa ambição normativa convive com as desigualdades que ela não resolve. O próprio Plano de Ação registra que a falta de competências digitais e de acessibilidade impediu que muitos grupos desfavorecidos, professores e famílias continuassem a trabalhar e a aprender durante o confinamento, e que isso "ampliou a desigualdade na educação e na formação" (COMISSÃO EUROPEIA, 2020, seção 3, tradução nossa)</w:t>
-      </w:r>
-      <w:r>
-        <w:rPr>
-          <w:vertAlign w:val="superscript"/>
-        </w:rPr>
-        <w:footnoteReference w:customMarkFollows="0" w:id="27"/>
-      </w:r>
-      <w:r>
-        <w:rPr>
-          <w:rtl w:val="0"/>
-        </w:rPr>
-        <w:t xml:space="preserve">. Normas sofisticadas convivem, assim, com desigualdades antigas, e a passagem de uma geração de políticas para outra também acontece de forma desigual e incompleta.</w:t>
-      </w:r>
-    </w:p>
-    <w:p>
-      <w:pPr>
-        <w:spacing w:after="0" w:before="0" w:line="360" w:lineRule="auto"/>
-        <w:ind w:firstLine="709"/>
-        <w:jc w:val="both"/>
-        <w:rPr/>
-      </w:pPr>
-      <w:r>
-        <w:rPr>
-          <w:rtl w:val="0"/>
-        </w:rPr>
-        <w:t xml:space="preserve">Os onze casos convergem, assim, numa questão presente nas quatro dimensões: a presença do recurso não determina seu uso, como os casos da Itália e dos Países Baixos já haviam mostrado. Entre ter o recurso e usá-lo no trabalho, há um caminho de mediações institucionais, organizacionais e formativas.</w:t>
-      </w:r>
-    </w:p>
-    <w:p>
-      <w:pPr>
-        <w:spacing w:after="0" w:before="0" w:line="360" w:lineRule="auto"/>
-        <w:ind w:firstLine="709"/>
-        <w:jc w:val="both"/>
-        <w:rPr/>
-      </w:pPr>
-      <w:r>
-        <w:rPr>
-          <w:rtl w:val="0"/>
-        </w:rPr>
         <w:t xml:space="preserve">Ao final do bloco europeu, a literatura comparada sustenta as cinco categorias sensibilizadoras, com pesos diferentes. Na governança, Alemanha e Finlândia expõem as dificuldades da coordenação entre escalas e o papel das instâncias intermediárias; em Pipa, isso nos leva a perguntar o que chega da União e do estado à rede municipal e o que a Secretaria repassa à escola. Quanto à formação, Espanha, Irlanda, Finlândia e França a organizam de maneiras distintas, e na escola nosso olhar se volta para as condições formativas oferecidas às profissionais, sem avaliar o saber delas. Os casos italiano e neerlandês mostram que equalizar equipamentos não equaliza os usos, e por isso a infraestrutura da escola será lida junto com as exigências de seu uso para quem trabalha ali. A cultura digital vem da articulação francesa entre educação digital e cidadania e da proteção das crianças proposta pela BIK+, e aproxima a análise do trabalho com crianças de seis e sete anos. A continuidade institucional é a categoria mais fraca do bloco: surge na passagem portuguesa do Plano Tecnológico da Educação à INCoDe.2030 e na transição desigual entre gerações de política, e só ganha densidade nas experiências americanas. Essas lições não descrevem a escola de Pipa</w:t>
-      </w:r>
-      <w:r>
-        <w:rPr>
-          <w:strike/>
-          <w:highlight w:val="yellow"/>
-          <w:rtl w:val="0"/>
-        </w:rPr>
-        <w:t xml:space="preserve">. Servem</w:t>
       </w:r>
       <w:r>
         <w:rPr>
@@ -7794,17 +6759,9 @@
       </w:r>
       <w:r>
         <w:rPr>
-          <w:strike/>
           <w:highlight w:val="yellow"/>
           <w:rtl w:val="0"/>
         </w:rPr>
-        <w:t xml:space="preserve">Não se trata de negar a importância do acesso, condição sem a qual nada começa, e sim de recusá-lo</w:t>
-      </w:r>
-      <w:r>
-        <w:rPr>
-          <w:highlight w:val="yellow"/>
-          <w:rtl w:val="0"/>
-        </w:rPr>
         <w:t xml:space="preserve">A importância do acesso não é negada, pois sem ele nada começa, mas ele deixa de ser tratado</w:t>
       </w:r>
       <w:r>
@@ -7812,14 +6769,6 @@
           <w:rtl w:val="0"/>
         </w:rPr>
         <w:t xml:space="preserve"> como ponto de chegada. Dois estudantes podem ter o mesmo aparelho e a mesma conexão e viver experiências educacionais muito desiguais, conforme um seja convidado a criar e o outro apenas a repetir. Essa inversão de prioridades, do acesso para o uso, é </w:t>
-      </w:r>
-      <w:r>
-        <w:rPr>
-          <w:strike/>
-          <w:highlight w:val="yellow"/>
-          <w:rtl w:val="0"/>
-        </w:rPr>
-        <w:t xml:space="preserve">o que o NETP oferece de mais aproveitável</w:t>
       </w:r>
       <w:r>
         <w:rPr>
@@ -8132,17 +7081,9 @@
       </w:r>
       <w:r>
         <w:rPr>
-          <w:strike/>
           <w:highlight w:val="yellow"/>
           <w:rtl w:val="0"/>
         </w:rPr>
-        <w:t xml:space="preserve">: "o Plan CEIBAL não foi apenas uma das</w:t>
-      </w:r>
-      <w:r>
-        <w:rPr>
-          <w:highlight w:val="yellow"/>
-          <w:rtl w:val="0"/>
-        </w:rPr>
         <w:t xml:space="preserve">, pois o Plan Ceibal esteve entre as</w:t>
       </w:r>
       <w:r>
@@ -8150,14 +7091,6 @@
           <w:rtl w:val="0"/>
         </w:rPr>
         <w:t xml:space="preserve"> primeiras experiências a adotar o modelo da OLPC</w:t>
-      </w:r>
-      <w:r>
-        <w:rPr>
-          <w:strike/>
-          <w:highlight w:val="yellow"/>
-          <w:rtl w:val="0"/>
-        </w:rPr>
-        <w:t xml:space="preserve">; além disso, “</w:t>
       </w:r>
       <w:r>
         <w:rPr>
@@ -8210,30 +7143,6 @@
       </w:pPr>
       <w:r>
         <w:rPr>
-          <w:b/>
-          <w:highlight w:val="yellow"/>
-          <w:rtl w:val="0"/>
-        </w:rPr>
-        <w:t xml:space="preserve">[EXCLUIR] </w:t>
-      </w:r>
-      <w:r>
-        <w:rPr>
-          <w:strike/>
-          <w:highlight w:val="yellow"/>
-          <w:rtl w:val="0"/>
-        </w:rPr>
-        <w:t xml:space="preserve">Os dois casos, lidos juntos, dizem o que o NETP formulava como hipótese: distribuir computadores resolve o fosso de acesso e não atravessa o fosso de uso. E acrescentam uma advertência que interessa diretamente à PNED. O Peru adotou o mesmo modelo e o levou a uma escala muito superior à experiência uruguaia, com 902 mil laptops distribuídos, contra 585 mil no Uruguai.</w:t>
-      </w:r>
-    </w:p>
-    <w:p>
-      <w:pPr>
-        <w:spacing w:after="0" w:before="0" w:line="360" w:lineRule="auto"/>
-        <w:ind w:firstLine="709"/>
-        <w:jc w:val="both"/>
-        <w:rPr/>
-      </w:pPr>
-      <w:r>
-        <w:rPr>
           <w:rtl w:val="0"/>
         </w:rPr>
         <w:t xml:space="preserve">O caso uruguaio oferece ao Brasil a continuidade política: enquanto os programas brasileiros raramente sobreviveram às trocas de gestão, o Ceibal atravessou governos e amadureceu da distribuição de equipamentos para a integração pedagógica, sem dissolver a tensão central, como reconhece a revisão sistemática produzida após uma década de implementação: “a pesquisa indica que a maioria dos estudantes não utiliza os laptops nas escolas e que as instituições de ensino médio e os docentes não mudaram suas práticas de ensino” (CABALLERO DE LUIS, 2018, p. 85, tradução nossa).</w:t>
@@ -8268,14 +7177,6 @@
       </w:r>
       <w:r>
         <w:rPr>
-          <w:strike/>
-          <w:highlight w:val="yellow"/>
-          <w:rtl w:val="0"/>
-        </w:rPr>
-        <w:t xml:space="preserve">, e a estrutura institucional foi montada em paralelo</w:t>
-      </w:r>
-      <w:r>
-        <w:rPr>
           <w:rtl w:val="0"/>
         </w:rPr>
         <w:t xml:space="preserve">.</w:t>
@@ -8310,14 +7211,6 @@
       </w:r>
       <w:r>
         <w:rPr>
-          <w:strike/>
-          <w:highlight w:val="yellow"/>
-          <w:rtl w:val="0"/>
-        </w:rPr>
-        <w:t xml:space="preserve">  e nela uniu</w:t>
-      </w:r>
-      <w:r>
-        <w:rPr>
           <w:highlight w:val="yellow"/>
           <w:rtl w:val="0"/>
         </w:rPr>
@@ -8399,14 +7292,6 @@
       </w:r>
       <w:r>
         <w:rPr>
-          <w:strike/>
-          <w:highlight w:val="yellow"/>
-          <w:rtl w:val="0"/>
-        </w:rPr>
-        <w:t xml:space="preserve">ou seja, de pouco mais de 1 computador para cada 10 estudantes para mais de 1 por estudante, </w:t>
-      </w:r>
-      <w:r>
-        <w:rPr>
           <w:rtl w:val="0"/>
         </w:rPr>
         <w:t xml:space="preserve">e o uso acompanhou o acesso, tanto na escola quanto em casa.</w:t>
@@ -8559,14 +7444,6 @@
       </w:r>
       <w:r>
         <w:rPr>
-          <w:strike/>
-          <w:highlight w:val="yellow"/>
-          <w:rtl w:val="0"/>
-        </w:rPr>
-        <w:t xml:space="preserve">, ou seja, praticamente todo o território</w:t>
-      </w:r>
-      <w:r>
-        <w:rPr>
           <w:rtl w:val="0"/>
         </w:rPr>
         <w:t xml:space="preserve">.</w:t>
@@ -8707,14 +7584,6 @@
       </w:r>
       <w:r>
         <w:rPr>
-          <w:strike/>
-          <w:highlight w:val="yellow"/>
-          <w:rtl w:val="0"/>
-        </w:rPr>
-        <w:t xml:space="preserve">Isso quer dizer que, de cada 10 sedes rurais, 8 não contam com internet, enquanto nas urbanas a proporção é inferior a 1 em cada 10, diferença que nenhuma entrega de equipamentos resolve sozinha</w:t>
-      </w:r>
-      <w:r>
-        <w:rPr>
           <w:highlight w:val="yellow"/>
           <w:rtl w:val="0"/>
         </w:rPr>
@@ -8909,13 +7778,20 @@
       </w:r>
       <w:r>
         <w:rPr>
-          <w:strike/>
           <w:sz w:val="20"/>
           <w:szCs w:val="20"/>
           <w:highlight w:val="yellow"/>
           <w:rtl w:val="0"/>
         </w:rPr>
-        <w:t xml:space="preserve">", mas concluiu que "</w:t>
+        <w:t xml:space="preserve">”, “</w:t>
+      </w:r>
+      <w:r>
+        <w:rPr>
+          <w:sz w:val="20"/>
+          <w:szCs w:val="20"/>
+          <w:rtl w:val="0"/>
+        </w:rPr>
+        <w:t xml:space="preserve">seu equipamento, desenho de material e a capacitação de docentes não bastam para melhorar o processo de ensino e aprendizagem</w:t>
       </w:r>
       <w:r>
         <w:rPr>
@@ -8924,124 +7800,75 @@
           <w:highlight w:val="yellow"/>
           <w:rtl w:val="0"/>
         </w:rPr>
-        <w:t xml:space="preserve">”, “</w:t>
-      </w:r>
-      <w:r>
-        <w:rPr>
-          <w:sz w:val="20"/>
-          <w:szCs w:val="20"/>
-          <w:rtl w:val="0"/>
-        </w:rPr>
-        <w:t xml:space="preserve">seu equipamento, desenho de material e a capacitação de docentes não bastam para melhorar o processo de ensino e aprendizagem</w:t>
-      </w:r>
-      <w:r>
-        <w:rPr>
-          <w:sz w:val="20"/>
-          <w:szCs w:val="20"/>
+        <w:t xml:space="preserve">”</w:t>
+      </w:r>
+      <w:r>
+        <w:rPr>
+          <w:sz w:val="20"/>
+          <w:szCs w:val="20"/>
+          <w:rtl w:val="0"/>
+        </w:rPr>
+        <w:t xml:space="preserve"> (IISUE, 2009, p. 39 apud NAVARRO ARREDONDO, 2011, p. 717, tradução nossa).</w:t>
+      </w:r>
+    </w:p>
+    <w:p>
+      <w:pPr>
+        <w:spacing w:after="0" w:before="0" w:line="240" w:lineRule="auto"/>
+        <w:ind w:left="2267.71653543307" w:firstLine="0"/>
+        <w:jc w:val="both"/>
+        <w:rPr>
+          <w:sz w:val="20"/>
+          <w:szCs w:val="20"/>
+        </w:rPr>
+      </w:pPr>
+      <w:r>
+        <w:rPr>
+          <w:rtl w:val="0"/>
+        </w:rPr>
+      </w:r>
+    </w:p>
+    <w:p>
+      <w:pPr>
+        <w:spacing w:after="0" w:before="0" w:line="240" w:lineRule="auto"/>
+        <w:ind w:left="2267.71653543307" w:firstLine="0"/>
+        <w:jc w:val="both"/>
+        <w:rPr>
+          <w:sz w:val="20"/>
+          <w:szCs w:val="20"/>
+        </w:rPr>
+      </w:pPr>
+      <w:r>
+        <w:rPr>
+          <w:rtl w:val="0"/>
+        </w:rPr>
+      </w:r>
+    </w:p>
+    <w:p>
+      <w:pPr>
+        <w:spacing w:after="0" w:before="0" w:line="360" w:lineRule="auto"/>
+        <w:ind w:left="0" w:firstLine="720"/>
+        <w:jc w:val="both"/>
+        <w:rPr/>
+      </w:pPr>
+      <w:r>
+        <w:rPr>
+          <w:rtl w:val="0"/>
+        </w:rPr>
+        <w:t xml:space="preserve">A Argentina documenta o mesmo padrão em atos normativos rastreáveis. O Conectar Igualdad, criado pelo Decreto nº 459/2010 e executado pela Administración Nacional de la Seguridad Social (ANSES), órgão previdenciário, distribuiu, segundo a própria executora, 5,3 milhões de netbooks e alcançou 23.604 escolas até 2015 (ANSES, 2022). Em 2016 foi substituído por outro programa; em janeiro de 2022 o Decreto nº 11 recriou o Conectar Igualdad no âmbito do Ministério da Educação; em 2025 o Decreto nº 289 transferiu-o para uma sociedade estatal: três reversões em quinze anos, todas documentadas em norma primária. A avaliação disponível, com microdados do Programa Internacional de Avaliação de Estudantes (PISA) de 2012, encontrou diferenças estatisticamente significativas no rendimento dos estudantes beneficiados (ALDERETE; FORMICHELLA, 2016); é estudo quase-experimental, sobre o ensino médio, e entra aqui nos termos da ressalva feita na seção 5.1.</w:t>
+      </w:r>
+    </w:p>
+    <w:p>
+      <w:pPr>
+        <w:spacing w:after="0" w:before="0" w:line="360" w:lineRule="auto"/>
+        <w:ind w:left="0" w:firstLine="720"/>
+        <w:jc w:val="both"/>
+        <w:rPr/>
+      </w:pPr>
+      <w:r>
+        <w:rPr>
           <w:highlight w:val="yellow"/>
           <w:rtl w:val="0"/>
         </w:rPr>
-        <w:t xml:space="preserve">”</w:t>
-      </w:r>
-      <w:r>
-        <w:rPr>
-          <w:sz w:val="20"/>
-          <w:szCs w:val="20"/>
-          <w:rtl w:val="0"/>
-        </w:rPr>
-        <w:t xml:space="preserve"> (IISUE, 2009, p. 39 apud NAVARRO ARREDONDO, 2011, p. 717, tradução nossa).</w:t>
-      </w:r>
-    </w:p>
-    <w:p>
-      <w:pPr>
-        <w:spacing w:after="0" w:before="0" w:line="360" w:lineRule="auto"/>
-        <w:ind w:firstLine="709"/>
-        <w:jc w:val="both"/>
-        <w:rPr/>
-      </w:pPr>
-      <w:r>
-        <w:rPr>
-          <w:b/>
-          <w:highlight w:val="yellow"/>
-          <w:rtl w:val="0"/>
-        </w:rPr>
-        <w:t xml:space="preserve">[NOTA DA REVISÃO] </w:t>
-      </w:r>
-      <w:r>
-        <w:rPr>
-          <w:i/>
-          <w:highlight w:val="yellow"/>
-          <w:rtl w:val="0"/>
-        </w:rPr>
-        <w:t xml:space="preserve">Conferir em Navarro Arredondo (2011, p. 717) a redação exata do trecho do IISUE: o texto original estava truncado, e a ligação entre as duas partes da citação foi reconstruída.</w:t>
-      </w:r>
-    </w:p>
-    <w:p>
-      <w:pPr>
-        <w:spacing w:after="0" w:before="0" w:line="240" w:lineRule="auto"/>
-        <w:ind w:left="2267.71653543307" w:firstLine="0"/>
-        <w:jc w:val="both"/>
-        <w:rPr>
-          <w:sz w:val="20"/>
-          <w:szCs w:val="20"/>
-        </w:rPr>
-      </w:pPr>
-      <w:r>
-        <w:rPr>
-          <w:rtl w:val="0"/>
-        </w:rPr>
-      </w:r>
-    </w:p>
-    <w:p>
-      <w:pPr>
-        <w:spacing w:after="0" w:before="0" w:line="240" w:lineRule="auto"/>
-        <w:ind w:left="2267.71653543307" w:firstLine="0"/>
-        <w:jc w:val="both"/>
-        <w:rPr>
-          <w:sz w:val="20"/>
-          <w:szCs w:val="20"/>
-        </w:rPr>
-      </w:pPr>
-      <w:r>
-        <w:rPr>
-          <w:rtl w:val="0"/>
-        </w:rPr>
-      </w:r>
-    </w:p>
-    <w:p>
-      <w:pPr>
-        <w:spacing w:after="0" w:before="0" w:line="360" w:lineRule="auto"/>
-        <w:ind w:left="0" w:firstLine="720"/>
-        <w:jc w:val="both"/>
-        <w:rPr/>
-      </w:pPr>
-      <w:r>
-        <w:rPr>
-          <w:rtl w:val="0"/>
-        </w:rPr>
-        <w:t xml:space="preserve">A Argentina documenta o mesmo padrão em atos normativos rastreáveis. O Conectar Igualdad, criado pelo Decreto nº 459/2010 e executado pela Administración Nacional de la Seguridad Social (ANSES), órgão previdenciário, distribuiu, segundo a própria executora, 5,3 milhões de netbooks e alcançou 23.604 escolas até 2015 (ANSES, 2022). Em 2016 foi substituído por outro programa; em janeiro de 2022 o Decreto nº 11 recriou o Conectar Igualdad no âmbito do Ministério da Educação; em 2025 o Decreto nº 289 transferiu-o para uma sociedade estatal: três reversões em quinze anos, todas documentadas em norma primária. A avaliação disponível, com microdados do Programa Internacional de Avaliação de Estudantes (PISA) de 2012, encontrou diferenças estatisticamente significativas no rendimento dos estudantes beneficiados (ALDERETE; FORMICHELLA, 2016); é estudo quase-experimental, sobre o ensino médio, e entra aqui nos termos da ressalva feita na seção 5.1.</w:t>
-      </w:r>
-    </w:p>
-    <w:p>
-      <w:pPr>
-        <w:spacing w:after="0" w:before="0" w:line="360" w:lineRule="auto"/>
-        <w:ind w:left="0" w:firstLine="720"/>
-        <w:jc w:val="both"/>
-        <w:rPr/>
-      </w:pPr>
-      <w:r>
-        <w:rPr>
-          <w:strike/>
-          <w:highlight w:val="yellow"/>
-          <w:rtl w:val="0"/>
-        </w:rPr>
-        <w:t xml:space="preserve">Dessa maneira, as</w:t>
-      </w:r>
-      <w:r>
-        <w:rPr>
-          <w:highlight w:val="yellow"/>
-          <w:rtl w:val="0"/>
-        </w:rPr>
         <w:t xml:space="preserve">As</w:t>
       </w:r>
       <w:r>
@@ -9049,144 +7876,6 @@
           <w:rtl w:val="0"/>
         </w:rPr>
         <w:t xml:space="preserve"> trajetórias mexicana e argentina mostram que ter programas não garante continuidade. Ela depende de instituições que durem, que revisem o que fazem e que se articulem ao longo do tempo. Na Argentina, foram três reversões em quinze anos, e em duas delas o programa mudou de órgão responsável.</w:t>
-      </w:r>
-    </w:p>
-    <w:p>
-      <w:pPr>
-        <w:keepNext w:val="1"/>
-        <w:numPr>
-          <w:ilvl w:val="0"/>
-          <w:numId w:val="2"/>
-        </w:numPr>
-        <w:spacing w:after="0" w:before="0" w:line="360" w:lineRule="auto"/>
-        <w:ind w:left="720" w:hanging="360"/>
-        <w:jc w:val="both"/>
-        <w:rPr>
-          <w:b w:val="1"/>
-          <w:bCs w:val="1"/>
-          <w:i w:val="1"/>
-          <w:iCs w:val="1"/>
-        </w:rPr>
-      </w:pPr>
-      <w:r>
-        <w:rPr>
-          <w:b w:val="1"/>
-          <w:bCs w:val="1"/>
-          <w:i w:val="1"/>
-          <w:iCs w:val="1"/>
-          <w:highlight w:val="yellow"/>
-          <w:rtl w:val="0"/>
-        </w:rPr>
-        <w:t xml:space="preserve">[EXCLUIR] </w:t>
-      </w:r>
-      <w:r>
-        <w:rPr>
-          <w:b w:val="1"/>
-          <w:bCs w:val="1"/>
-          <w:i w:val="1"/>
-          <w:iCs w:val="1"/>
-          <w:strike/>
-          <w:highlight w:val="yellow"/>
-          <w:rtl w:val="0"/>
-        </w:rPr>
-        <w:t xml:space="preserve">Da perspectiva comparada à PNED: aproximações e tensões no contexto brasileiro </w:t>
-      </w:r>
-    </w:p>
-    <w:p>
-      <w:pPr>
-        <w:spacing w:after="0" w:before="0" w:line="360" w:lineRule="auto"/>
-        <w:ind w:firstLine="709"/>
-        <w:jc w:val="both"/>
-        <w:rPr/>
-      </w:pPr>
-      <w:r>
-        <w:rPr>
-          <w:b/>
-          <w:highlight w:val="yellow"/>
-          <w:rtl w:val="0"/>
-        </w:rPr>
-        <w:t xml:space="preserve">[NOTA DA REVISÃO] </w:t>
-      </w:r>
-      <w:r>
-        <w:rPr>
-          <w:b/>
-          <w:i/>
-          <w:highlight w:val="yellow"/>
-          <w:rtl w:val="0"/>
-        </w:rPr>
-        <w:t xml:space="preserve">Esta subseção (“Da perspectiva comparada à PNED”) aparecia duas vezes, com o mesmo conteúdo. Mantida apenas a segunda versão, mais enxuta, que segue abaixo.</w:t>
-      </w:r>
-    </w:p>
-    <w:p>
-      <w:pPr>
-        <w:spacing w:after="0" w:before="0" w:line="360" w:lineRule="auto"/>
-        <w:ind w:firstLine="709"/>
-        <w:jc w:val="both"/>
-        <w:rPr/>
-      </w:pPr>
-      <w:r>
-        <w:rPr>
-          <w:b/>
-          <w:highlight w:val="yellow"/>
-          <w:rtl w:val="0"/>
-        </w:rPr>
-        <w:t xml:space="preserve">[EXCLUIR] </w:t>
-      </w:r>
-      <w:r>
-        <w:rPr>
-          <w:strike/>
-          <w:highlight w:val="yellow"/>
-          <w:rtl w:val="0"/>
-        </w:rPr>
-        <w:t xml:space="preserve">As questões reunidas até aqui encontram, na trajetória brasileira, um campo particular de análise. O Brasil percorreu, como outros países da região, uma sucessão de políticas digitais que responderam a problemas semelhantes, embora em condições institucionais e territoriais distintas. O Programa Nacional de Informática na Educação, criado pela Portaria nº 522 do Ministério da Educação (MEC), de 9 de abril de 1997, constituiu uma das primeiras políticas nacionais estruturadas de inserção de tecnologias na escola pública, com ênfase na informatização, na instalação de laboratórios e na formação docente. Dez anos depois, o Decreto nº 6.300/2007 o reestruturou como Programa Nacional de Tecnologia Educacional, mantendo a sigla ProInfo, pela qual passou a ser conhecido, e ampliando a ênfase para o uso pedagógico das tecnologias nas redes públicas de educação básica. A trajetória do ProInfo também esteve atravessada por questões relacionadas à continuidade das ações, às condições de infraestrutura, à manutenção dos equipamentos e à integração pedagógica das tecnologias. Alguns desses aspectos encontram aproximações nas experiências examinadas na região, embora assumam configurações distintas em cada contexto.</w:t>
-      </w:r>
-    </w:p>
-    <w:p>
-      <w:pPr>
-        <w:spacing w:after="0" w:before="0" w:line="360" w:lineRule="auto"/>
-        <w:ind w:firstLine="709"/>
-        <w:jc w:val="both"/>
-        <w:rPr/>
-      </w:pPr>
-      <w:r>
-        <w:rPr>
-          <w:b/>
-          <w:highlight w:val="yellow"/>
-          <w:rtl w:val="0"/>
-        </w:rPr>
-        <w:t xml:space="preserve">[EXCLUIR] </w:t>
-      </w:r>
-      <w:r>
-        <w:rPr>
-          <w:strike/>
-          <w:highlight w:val="yellow"/>
-          <w:rtl w:val="0"/>
-        </w:rPr>
-        <w:t xml:space="preserve">Duas décadas depois, o Programa de Inovação Educação Conectada (PIEC), instituído pelo Decreto nº 9.204, de 23 de novembro de 2017, ampliou a abordagem das políticas de conectividade para além da dimensão exclusivamente infraestrutural. O decreto fixa o objetivo de apoiar a universalização do acesso à internet em alta velocidade e fomentar o uso pedagógico das tecnologias digitais na educação básica, e a documentação do Ministério da Educação organizou o programa em quatro dimensões: visão, formação, recursos educacionais digitais e infraestrutura. Essa formulação aproximava a política brasileira de referenciais examinados no contexto europeu que articulam infraestrutura, formação, recursos educacionais digitais e uso pedagógico das tecnologias. Sua trajetória também esteve atravessada por desigualdades regionais e por desafios relacionados à sustentabilidade das ações, ao financiamento, ao acompanhamento e às condições de integração das tecnologias nas redes de ensino. A pandemia de COVID-19 tornou mais visíveis essas desigualdades e recolocou a educação digital no centro da agenda educacional.</w:t>
-      </w:r>
-    </w:p>
-    <w:p>
-      <w:pPr>
-        <w:spacing w:after="0" w:before="0" w:line="360" w:lineRule="auto"/>
-        <w:ind w:firstLine="709"/>
-        <w:jc w:val="both"/>
-        <w:rPr/>
-      </w:pPr>
-      <w:r>
-        <w:rPr>
-          <w:b/>
-          <w:highlight w:val="yellow"/>
-          <w:rtl w:val="0"/>
-        </w:rPr>
-        <w:t xml:space="preserve">[EXCLUIR] </w:t>
-      </w:r>
-      <w:r>
-        <w:rPr>
-          <w:strike/>
-          <w:highlight w:val="yellow"/>
-          <w:rtl w:val="0"/>
-        </w:rPr>
-        <w:t xml:space="preserve">A essa cadeia se vincula a PNED, instituída pela Lei nº 14.533, de 11 de janeiro de 2023, cujo art. 1º, § 2º, a estrutura em quatro eixos: inclusão digital; educação digital escolar; capacitação e especialização digital; e pesquisa e desenvolvimento em tecnologias da informação e comunicação. O eixo Educação Digital Escolar constitui o recorte central desta tese, e sua formulação legal merece transcrição parcial:</w:t>
       </w:r>
     </w:p>
     <w:p>
@@ -9233,23 +7922,8 @@
       </w:pPr>
       <w:r>
         <w:rPr>
-          <w:b/>
-          <w:sz w:val="20"/>
-          <w:szCs w:val="20"/>
-          <w:highlight w:val="yellow"/>
-          <w:rtl w:val="0"/>
-        </w:rPr>
-        <w:t xml:space="preserve">[EXCLUIR] </w:t>
-      </w:r>
-      <w:r>
-        <w:rPr>
-          <w:strike/>
-          <w:sz w:val="20"/>
-          <w:szCs w:val="20"/>
-          <w:highlight w:val="yellow"/>
-          <w:rtl w:val="0"/>
-        </w:rPr>
-        <w:t xml:space="preserve">O eixo Educação Digital Escolar tem como objetivo garantir a inserção da educação digital nos ambientes escolares, em todos os níveis e modalidades, a partir do estímulo ao letramento digital e informacional e à aprendizagem de computação, de programação, de robótica e de outras competências digitais, englobando:I - pensamento computacional, que se refere à capacidade de compreender, analisar, definir, modelar, resolver, comparar e automatizar problemas e suas soluções de forma metódica e sistemática, por meio do desenvolvimento da capacidade de criar e adaptar algoritmos; II - mundo digital, que envolve a aprendizagem sobre hardware, como computadores, celulares e tablets, e sobre o ambiente digital baseado na internet, como sua arquitetura e aplicações; III - cultura digital, que envolve aprendizagem destinada à participação consciente e democrática por meio das tecnologias digitais, o que pressupõe compreensão dos impactos da revolução digital e seus avanços na sociedade, a construção de atitude crítica, ética e responsável em relação à multiplicidade de ofertas midiáticas e digitais e os diferentes usos das tecnologias e dos conteúdos disponibilizados (BRASIL, 2023a, art. 3º, incisos I a III). </w:t>
+          <w:rtl w:val="0"/>
+        </w:rPr>
       </w:r>
     </w:p>
     <w:p>
@@ -9266,70 +7940,6 @@
         <w:rPr>
           <w:rtl w:val="0"/>
         </w:rPr>
-      </w:r>
-    </w:p>
-    <w:p>
-      <w:pPr>
-        <w:spacing w:after="0" w:before="0" w:lineRule="auto"/>
-        <w:ind w:left="2268" w:firstLine="0"/>
-        <w:jc w:val="both"/>
-        <w:rPr>
-          <w:sz w:val="20"/>
-          <w:szCs w:val="20"/>
-        </w:rPr>
-      </w:pPr>
-      <w:r>
-        <w:rPr>
-          <w:rtl w:val="0"/>
-        </w:rPr>
-      </w:r>
-    </w:p>
-    <w:p>
-      <w:pPr>
-        <w:spacing w:after="0" w:before="0" w:line="360" w:lineRule="auto"/>
-        <w:ind w:firstLine="709"/>
-        <w:jc w:val="both"/>
-        <w:rPr/>
-      </w:pPr>
-      <w:r>
-        <w:rPr>
-          <w:b/>
-          <w:highlight w:val="yellow"/>
-          <w:rtl w:val="0"/>
-        </w:rPr>
-        <w:t xml:space="preserve">[EXCLUIR] </w:t>
-      </w:r>
-      <w:r>
-        <w:rPr>
-          <w:strike/>
-          <w:highlight w:val="yellow"/>
-          <w:rtl w:val="0"/>
-        </w:rPr>
-        <w:t xml:space="preserve">Embora a legislação empregue a expressão “letramento digital”, esta investigação privilegia a noção de educação digital, por compreender que ela abrange dimensões culturais, críticas, sociais e cidadãs que extrapolam a aquisição de competências técnicas. </w:t>
-      </w:r>
-    </w:p>
-    <w:p>
-      <w:pPr>
-        <w:spacing w:after="0" w:before="0" w:line="360" w:lineRule="auto"/>
-        <w:ind w:firstLine="709"/>
-        <w:jc w:val="both"/>
-        <w:rPr/>
-      </w:pPr>
-      <w:r>
-        <w:rPr>
-          <w:b/>
-          <w:highlight w:val="yellow"/>
-          <w:rtl w:val="0"/>
-        </w:rPr>
-        <w:t xml:space="preserve">[EXCLUIR] </w:t>
-      </w:r>
-      <w:r>
-        <w:rPr>
-          <w:strike/>
-          <w:highlight w:val="yellow"/>
-          <w:rtl w:val="0"/>
-        </w:rPr>
-        <w:t xml:space="preserve">A formulação brasileira articula dimensões que também aparecem nos referenciais internacionais examinados. Ao lado da aprendizagem de computação e programação, o inciso III incorpora a participação consciente e democrática, a atitude crítica, ética e responsável diante das ofertas midiáticas e digitais e a compreensão dos impactos da transformação digital na sociedade. Nesse aspecto, o texto da PNED apresenta aproximações com formulações que relacionam educação digital, cidadania, participação e proteção no ambiente digital. A perspectiva comparada, contudo, permite deslocar a atenção do conteúdo prescrito para as condições nas quais uma política passa a atuar. As experiências examinadas mostram que a existência de objetivos normativos abrangentes não permite, por si só, inferir como eles serão interpretados, traduzidos e recontextualizados nos diferentes contextos educacionais. É justamente essa relação entre a formulação da política e os contextos nos quais ela passa a atuar que interessa à presente pesquisa.</w:t>
       </w:r>
     </w:p>
     <w:p>
@@ -11439,14 +10049,6 @@
       </w:r>
       <w:r>
         <w:rPr>
-          <w:strike/>
-          <w:highlight w:val="yellow"/>
-          <w:rtl w:val="0"/>
-        </w:rPr>
-        <w:t xml:space="preserve">Como no bloco europeu, essas lições funcionam como lentes para enxergarmos o trabalho dos doze profissionais de Pipa. Com elas,</w:t>
-      </w:r>
-      <w:r>
-        <w:rPr>
           <w:highlight w:val="yellow"/>
           <w:rtl w:val="0"/>
         </w:rPr>
@@ -12587,14 +11189,6 @@
         </w:rPr>
         <w:t xml:space="preserve">Ao longo dessa trajetória, a continuidade das políticas aparece como questão recorrente. Mudanças de governo e de orientação administrativa alteraram programas, prioridades e formas de organização das ações, nem sempre com a preservação das estruturas anteriormente constituídas. Segundo Castro Filho, Raabe e Heinsfeld (2020, p. 8), desde o fim do PROINFO, o país convive com a ausência ou a inconstância de políticas na área, e os autores defendem políticas de Estado, com mecanismos que garantam seu financiamento, implantação, acompanhamento e atualização. O exemplo citado pelos autores é o Projeto UCA, no qual “não houve previsão de renovação dos equipamentos”, fazendo com que, gradativamente, “os equipamentos fossem se tornando obsoletos e seu uso abandonado”.</w:t>
       </w:r>
-      <w:r>
-        <w:rPr>
-          <w:strike/>
-          <w:highlight w:val="yellow"/>
-          <w:rtl w:val="0"/>
-        </w:rPr>
-        <w:t xml:space="preserve"> Programas foram criados e encerrados, e os equipamentos ficaram sem reposição, como no UCA.</w:t>
-      </w:r>
     </w:p>
     <w:p>
       <w:pPr>
@@ -12717,38 +11311,22 @@
       </w:pPr>
       <w:r>
         <w:rPr>
-          <w:strike/>
           <w:highlight w:val="yellow"/>
           <w:rtl w:val="0"/>
         </w:rPr>
-        <w:t xml:space="preserve">É importante salientar que o</w:t>
+        <w:t xml:space="preserve">O</w:t>
+      </w:r>
+      <w:r>
+        <w:rPr>
+          <w:rtl w:val="0"/>
+        </w:rPr>
+        <w:t xml:space="preserve"> ProInfo, criado oito anos depois, não revogou nem sucedeu formalmente o PRONINFE. Nenhum dos dois atos menciona o outro, e não há entre eles vínculo normativo. A continuidade que a literatura e os próprios materiais do Ministério estabelecem entre os dois programas é de ordem histórica, não jurídica. </w:t>
       </w:r>
       <w:r>
         <w:rPr>
           <w:highlight w:val="yellow"/>
           <w:rtl w:val="0"/>
         </w:rPr>
-        <w:t xml:space="preserve">O</w:t>
-      </w:r>
-      <w:r>
-        <w:rPr>
-          <w:rtl w:val="0"/>
-        </w:rPr>
-        <w:t xml:space="preserve"> ProInfo, criado oito anos depois, não revogou nem sucedeu formalmente o PRONINFE. Nenhum dos dois atos menciona o outro, e não há entre eles vínculo normativo. A continuidade que a literatura e os próprios materiais do Ministério estabelecem entre os dois programas é de ordem histórica, não jurídica. </w:t>
-      </w:r>
-      <w:r>
-        <w:rPr>
-          <w:strike/>
-          <w:highlight w:val="yellow"/>
-          <w:rtl w:val="0"/>
-        </w:rPr>
-        <w:t xml:space="preserve">Pode parecer detalhe, mas</w:t>
-      </w:r>
-      <w:r>
-        <w:rPr>
-          <w:highlight w:val="yellow"/>
-          <w:rtl w:val="0"/>
-        </w:rPr>
         <w:t xml:space="preserve">O dado, aparentemente menor, mostra que</w:t>
       </w:r>
       <w:r>
@@ -12756,14 +11334,6 @@
           <w:rtl w:val="0"/>
         </w:rPr>
         <w:t xml:space="preserve"> já nesse primeiro momento um programa nacional </w:t>
-      </w:r>
-      <w:r>
-        <w:rPr>
-          <w:strike/>
-          <w:highlight w:val="yellow"/>
-          <w:rtl w:val="0"/>
-        </w:rPr>
-        <w:t xml:space="preserve">termina sem que outro o suceda formalmente</w:t>
       </w:r>
       <w:r>
         <w:rPr>
@@ -12836,14 +11406,6 @@
       </w:r>
       <w:r>
         <w:rPr>
-          <w:strike/>
-          <w:highlight w:val="yellow"/>
-          <w:rtl w:val="0"/>
-        </w:rPr>
-        <w:t xml:space="preserve">É o mesmo problema que esta tese investiga: a condição falta, e alguém da escola cobre</w:t>
-      </w:r>
-      <w:r>
-        <w:rPr>
           <w:highlight w:val="yellow"/>
           <w:rtl w:val="0"/>
         </w:rPr>
@@ -13100,14 +11662,6 @@
       </w:r>
       <w:r>
         <w:rPr>
-          <w:strike/>
-          <w:highlight w:val="yellow"/>
-          <w:rtl w:val="0"/>
-        </w:rPr>
-        <w:t xml:space="preserve">Ou seja, nas áreas rurais e no Norte, cerca de metade das escolas não tinha acesso à internet. </w:t>
-      </w:r>
-      <w:r>
-        <w:rPr>
           <w:rtl w:val="0"/>
         </w:rPr>
         <w:t xml:space="preserve">Em 21% das escolas municipais e em 37% das escolas rurais não havia nenhum computador. A conexão sem fio estava presente em 94% das escolas, mas menos da metade liberava o acesso aos alunos (CGI.br, 2021, p. 4).</w:t>
@@ -13126,14 +11680,6 @@
         </w:rPr>
         <w:t xml:space="preserve">A experiência das crianças também foi marcada por fortes desigualdades territoriais. Em novembro de 2020, ao final do ano letivo, 5.075.294 crianças e adolescentes de 6 a 17 anos estavam fora da escola ou sem atividades escolares, o que correspondia a 13,9% dessa população. A taxa era de 28,4% no Norte e 18,3% no Nordeste, contra 5,1% no Sul (UNICEF; CENPEC, 2021, p. 44-45).</w:t>
       </w:r>
-      <w:r>
-        <w:rPr>
-          <w:strike/>
-          <w:highlight w:val="yellow"/>
-          <w:rtl w:val="0"/>
-        </w:rPr>
-        <w:t xml:space="preserve"> Foram mais de cinco milhões de crianças e adolescentes que terminaram 2020 longe da escola ou sem atividade nenhuma. Isso quer dizer que, no Norte, quase 3 em cada 10 crianças e adolescentes estavam nessa situação; no Sul, cerca de 1 em cada 20.</w:t>
-      </w:r>
     </w:p>
     <w:p>
       <w:pPr>
@@ -13142,14 +11688,6 @@
         <w:jc w:val="both"/>
         <w:rPr/>
       </w:pPr>
-      <w:r>
-        <w:rPr>
-          <w:strike/>
-          <w:highlight w:val="yellow"/>
-          <w:rtl w:val="0"/>
-        </w:rPr>
-        <w:t xml:space="preserve">Sabemos que a</w:t>
-      </w:r>
       <w:r>
         <w:rPr>
           <w:highlight w:val="yellow"/>
@@ -15132,247 +13670,199 @@
       </w:r>
       <w:r>
         <w:rPr>
-          <w:strike/>
           <w:highlight w:val="yellow"/>
           <w:rtl w:val="0"/>
         </w:rPr>
-        <w:t xml:space="preserve"> lembram que as políticas “são intervenções textuais, mas também trazem consigo</w:t>
+        <w:t xml:space="preserve">, como vimos na Introdução, reconhecem que as políticas também carregam</w:t>
+      </w:r>
+      <w:r>
+        <w:rPr>
+          <w:rtl w:val="0"/>
+        </w:rPr>
+        <w:t xml:space="preserve"> restrições e possibilidades materiais</w:t>
+      </w:r>
+      <w:r>
+        <w:rPr>
+          <w:vertAlign w:val="superscript"/>
+        </w:rPr>
+        <w:footnoteReference w:customMarkFollows="0" w:id="38"/>
+      </w:r>
+      <w:r>
+        <w:rPr>
+          <w:rtl w:val="0"/>
+        </w:rPr>
+        <w:t xml:space="preserve">. Essa observação orienta nossa leitura para as condições que cada norma cria, distribui ou deixa de criar.</w:t>
       </w:r>
       <w:r>
         <w:rPr>
           <w:highlight w:val="yellow"/>
           <w:rtl w:val="0"/>
         </w:rPr>
-        <w:t xml:space="preserve">, como vimos na Introdução, reconhecem que as políticas também carregam</w:t>
-      </w:r>
-      <w:r>
-        <w:rPr>
-          <w:rtl w:val="0"/>
-        </w:rPr>
-        <w:t xml:space="preserve"> restrições e possibilidades materiais</w:t>
-      </w:r>
-      <w:r>
-        <w:rPr>
-          <w:strike/>
+        <w:t xml:space="preserve"></w:t>
+      </w:r>
+    </w:p>
+    <w:p>
+      <w:pPr>
+        <w:spacing w:after="0" w:before="0" w:line="360" w:lineRule="auto"/>
+        <w:ind w:firstLine="709"/>
+        <w:jc w:val="both"/>
+        <w:rPr/>
+      </w:pPr>
+      <w:r>
+        <w:rPr>
+          <w:rtl w:val="0"/>
+        </w:rPr>
+        <w:t xml:space="preserve">A trajetória chega a 2023 com a Política Nacional de Educação Digital, e ela não encontra terreno vazio. Entra numa base normativa que já existia e passa a conviver com normas editadas depois, algumas voltadas a temas do próprio eixo Educação Digital Escolar. Ao reconstituir esse arcabouço, buscamos mostrar com quais normas a PNED conversa e que responsabilidades e orientações recaem sobre as escolas e seus profissionais.</w:t>
+      </w:r>
+    </w:p>
+    <w:p>
+      <w:pPr>
+        <w:spacing w:after="0" w:before="0" w:line="360" w:lineRule="auto"/>
+        <w:ind w:firstLine="709"/>
+        <w:jc w:val="both"/>
+        <w:rPr/>
+      </w:pPr>
+      <w:r>
+        <w:rPr>
+          <w:rtl w:val="0"/>
+        </w:rPr>
+        <w:t xml:space="preserve">Lemos o arcabouço em dois movimentos. No primeiro, estão as normas anteriores à PNED, às quais ela se liga: a Lei de Diretrizes e Bases da Educação Nacional, o Plano Nacional de Educação, a Base Nacional Comum Curricular, o Estatuto da Criança e do Adolescente, o Marco Civil da Internet e a Lei Geral de Proteção de Dados. </w:t>
+      </w:r>
+      <w:r>
+        <w:rPr>
           <w:highlight w:val="yellow"/>
           <w:rtl w:val="0"/>
         </w:rPr>
-        <w:t xml:space="preserve">” (BOWE; BALL; GOLD, 1992, p. 21, tradução nossa)</w:t>
-      </w:r>
-      <w:r>
-        <w:rPr>
-          <w:vertAlign w:val="superscript"/>
-        </w:rPr>
-        <w:footnoteReference w:customMarkFollows="0" w:id="38"/>
-      </w:r>
-      <w:r>
-        <w:rPr>
-          <w:rtl w:val="0"/>
-        </w:rPr>
-        <w:t xml:space="preserve">. Essa observação orienta nossa leitura para as condições que cada norma cria, distribui ou deixa de criar.</w:t>
+        <w:t xml:space="preserve">Em seguida</w:t>
+      </w:r>
+      <w:r>
+        <w:rPr>
+          <w:rtl w:val="0"/>
+        </w:rPr>
+        <w:t xml:space="preserve">, vêm as normas editadas entre 2025 e 2026. Elas tratam de educação digital, de proteção de crianças e adolescentes e do uso de tecnologias nas escolas, embora não tenham sido produzidas como regulamentação da PNED. Separar os dois movimentos permite ver o que já estava posto quando a política foi formulada e o que chegou depois.</w:t>
+      </w:r>
+    </w:p>
+    <w:p>
+      <w:pPr>
+        <w:spacing w:after="0" w:before="0" w:line="360" w:lineRule="auto"/>
+        <w:ind w:firstLine="709"/>
+        <w:jc w:val="both"/>
+        <w:rPr/>
+      </w:pPr>
+      <w:r>
+        <w:rPr>
+          <w:rtl w:val="0"/>
+        </w:rPr>
+        <w:t xml:space="preserve">A Lei de Diretrizes e Bases da Educação Nacional (BRASIL, 1996) e o Plano Nacional de Educação aprovado pela Lei nº 13.005/2014 incorporaram as tecnologias ao campo das políticas de qualidade da educação básica. A vigência do PNE de 2014 foi prorrogada até 31 de dezembro de 2025 pela Lei nº 14.934/2024. Entre suas metas, a Meta 7 propunha o fomento à qualidade da educação básica e incluía estratégias relacionadas à ampliação do acesso à internet e à disponibilização de equipamentos e recursos tecnológicos digitais para utilização pedagógica nas escolas públicas (BRASIL, 2014b, Anexo, Meta 7; BRASIL, 2024).</w:t>
+      </w:r>
+    </w:p>
+    <w:p>
+      <w:pPr>
+        <w:spacing w:after="0" w:before="0" w:line="360" w:lineRule="auto"/>
+        <w:ind w:firstLine="709"/>
+        <w:jc w:val="both"/>
+        <w:rPr/>
+      </w:pPr>
+      <w:r>
+        <w:rPr>
+          <w:rtl w:val="0"/>
+        </w:rPr>
+        <w:t xml:space="preserve">A estratégia 7.15 estabelecia a universalização do acesso à rede mundial de computadores em banda larga de alta velocidade e previa “triplicar, até o final da década, a relação computador/aluno (a) nas escolas da rede pública de educação básica”. A estratégia 7.20 determinava prover “equipamentos e recursos tecnológicos digitais para a utilização pedagógica no ambiente escolar a todas as escolas públicas da educação básica”, com “acesso a redes digitais de computadores, inclusive a internet” (BRASIL, 2014b, Anexo, estratégias 7.15 e 7.20).</w:t>
+      </w:r>
+    </w:p>
+    <w:p>
+      <w:pPr>
+        <w:spacing w:after="0" w:before="0" w:line="360" w:lineRule="auto"/>
+        <w:ind w:firstLine="709"/>
+        <w:jc w:val="both"/>
+        <w:rPr/>
+      </w:pPr>
+      <w:r>
+        <w:rPr>
+          <w:rtl w:val="0"/>
+        </w:rPr>
+        <w:t xml:space="preserve">Essas estratégias enunciavam metas e resultados pretendidos, acompanhados de prazos e indicadores, mas não detalhavam, nos próprios dispositivos, mecanismos permanentes de financiamento destinados à manutenção, atualização e suporte técnico dos recursos tecnológicos. Em outras palavras, o plano dizia quantos computadores queria nas escolas e não dizia quem pagaria para mantê-los funcionando. O encerramento da vigência desse PNE, contudo, não encerra a presença do planejamento nacional da educação digital no ordenamento. Em 14 de abril de 2026, a Lei nº 15.388 aprovou o novo Plano Nacional de Educação (BRASIL, 2026b), com duração de dez anos, estabelecendo um novo conjunto de objetivos, metas e estratégias para o período.</w:t>
+      </w:r>
+    </w:p>
+    <w:p>
+      <w:pPr>
+        <w:spacing w:after="0" w:before="0" w:line="360" w:lineRule="auto"/>
+        <w:ind w:firstLine="709"/>
+        <w:jc w:val="both"/>
+        <w:rPr/>
+      </w:pPr>
+      <w:r>
+        <w:rPr>
+          <w:rtl w:val="0"/>
+        </w:rPr>
+        <w:t xml:space="preserve">No novo PNE, a educação digital ganhou objetivo próprio. O Objetivo 7 se intitula “Conectividade, educação digital e integração das Tecnologias Digitais de Informação e Comunicação (TDICs) à educação”. A Meta 7.a estabelece a expansão progressiva da conectividade de alta velocidade adequada ao uso pedagógico nas escolas públicas; a Meta 7.b, referências para a aprendizagem nas três dimensões da educação digital previstas na BNCC: pensamento computacional, mundo digital e cultura digital. As estratégias tratam de infraestrutura, currículos de educação digital, formação dos profissionais da educação, proteção de dados, plataformas educacionais digitais e inteligência artificial.</w:t>
+      </w:r>
+    </w:p>
+    <w:p>
+      <w:pPr>
+        <w:spacing w:after="0" w:before="0" w:line="360" w:lineRule="auto"/>
+        <w:ind w:firstLine="709"/>
+        <w:jc w:val="both"/>
+        <w:rPr/>
+      </w:pPr>
+      <w:r>
+        <w:rPr>
+          <w:rtl w:val="0"/>
+        </w:rPr>
+        <w:t xml:space="preserve">Essa atualização do PNE modifica o próprio campo normativo em que a PNED é analisada. Se o PNE de 2014 expressava a preocupação com a expansão do acesso e da infraestrutura tecnológica, o novo plano amplia essa agenda ao articular conectividade, aprendizagem em educação digital, formação dos profissionais da educação, currículos, plataformas digitais, proteção de dados e inteligência artificial. PNE e PNED não se substituem; integram um mesmo campo normativo, no qual diferentes textos definem objetivos, responsabilidades e orientações para a educação digital.</w:t>
+      </w:r>
+    </w:p>
+    <w:p>
+      <w:pPr>
+        <w:spacing w:after="0" w:before="0" w:line="360" w:lineRule="auto"/>
+        <w:ind w:firstLine="709"/>
+        <w:jc w:val="both"/>
+        <w:rPr/>
+      </w:pPr>
+      <w:r>
+        <w:rPr>
+          <w:rtl w:val="0"/>
+        </w:rPr>
+        <w:t xml:space="preserve">Como vimos na seção anterior, a Base Nacional Comum Curricular (BNCC) deu à cultura digital o estatuto de quinta competência geral da educação básica, articulando uso, criação, participação e responsabilidade no ambiente digital, com desenvolvimento transversal e sem componente curricular próprio.</w:t>
+      </w:r>
+    </w:p>
+    <w:p>
+      <w:pPr>
+        <w:spacing w:after="0" w:before="0" w:line="360" w:lineRule="auto"/>
+        <w:ind w:firstLine="709"/>
+        <w:jc w:val="both"/>
+        <w:rPr/>
+      </w:pPr>
+      <w:r>
+        <w:rPr>
+          <w:rtl w:val="0"/>
+        </w:rPr>
+        <w:t xml:space="preserve">Com a transversalidade, parte das decisões sobre como pôr a cultura digital no currículo passa para os sistemas de ensino e para as escolas. Isso aproxima a análise </w:t>
       </w:r>
       <w:r>
         <w:rPr>
           <w:highlight w:val="yellow"/>
           <w:rtl w:val="0"/>
         </w:rPr>
-        <w:t xml:space="preserve"></w:t>
-      </w:r>
-    </w:p>
-    <w:p>
-      <w:pPr>
-        <w:spacing w:after="0" w:before="0" w:line="360" w:lineRule="auto"/>
-        <w:ind w:firstLine="709"/>
-        <w:jc w:val="both"/>
-        <w:rPr/>
-      </w:pPr>
-      <w:r>
-        <w:rPr>
-          <w:rtl w:val="0"/>
-        </w:rPr>
-        <w:t xml:space="preserve">A trajetória chega a 2023 com a Política Nacional de Educação Digital, e ela não encontra terreno vazio. Entra numa base normativa que já existia e passa a conviver com normas editadas depois, algumas voltadas a temas do próprio eixo Educação Digital Escolar. Ao reconstituir esse arcabouço, buscamos mostrar com quais normas a PNED conversa e que responsabilidades e orientações recaem sobre as escolas e seus profissionais.</w:t>
-      </w:r>
-    </w:p>
-    <w:p>
-      <w:pPr>
-        <w:spacing w:after="0" w:before="0" w:line="360" w:lineRule="auto"/>
-        <w:ind w:firstLine="709"/>
-        <w:jc w:val="both"/>
-        <w:rPr/>
-      </w:pPr>
-      <w:r>
-        <w:rPr>
-          <w:rtl w:val="0"/>
-        </w:rPr>
-        <w:t xml:space="preserve">Lemos o arcabouço em dois movimentos. No primeiro, estão as normas anteriores à PNED, às quais ela se liga: a Lei de Diretrizes e Bases da Educação Nacional, o Plano Nacional de Educação, a Base Nacional Comum Curricular, o Estatuto da Criança e do Adolescente, o Marco Civil da Internet e a Lei Geral de Proteção de Dados. </w:t>
-      </w:r>
-      <w:r>
-        <w:rPr>
-          <w:strike/>
+        <w:t xml:space="preserve">de Lipsky (2019), para quem as decisões, as rotinas e os dispositivos criados pelos</w:t>
+      </w:r>
+      <w:r>
+        <w:rPr>
+          <w:rtl w:val="0"/>
+        </w:rPr>
+        <w:t xml:space="preserve"> burocratas de nível de rua</w:t>
+      </w:r>
+      <w:r>
+        <w:rPr>
+          <w:rtl w:val="0"/>
+        </w:rPr>
+        <w:t xml:space="preserve"> para lidar com incertezas e pressões </w:t>
+      </w:r>
+      <w:r>
+        <w:rPr>
           <w:highlight w:val="yellow"/>
           <w:rtl w:val="0"/>
         </w:rPr>
-        <w:t xml:space="preserve">Logo após</w:t>
-      </w:r>
-      <w:r>
-        <w:rPr>
-          <w:highlight w:val="yellow"/>
-          <w:rtl w:val="0"/>
-        </w:rPr>
-        <w:t xml:space="preserve">Em seguida</w:t>
-      </w:r>
-      <w:r>
-        <w:rPr>
-          <w:rtl w:val="0"/>
-        </w:rPr>
-        <w:t xml:space="preserve">, vêm as normas editadas entre 2025 e 2026. Elas tratam de educação digital, de proteção de crianças e adolescentes e do uso de tecnologias nas escolas, embora não tenham sido produzidas como regulamentação da PNED. Separar os dois movimentos permite ver o que já estava posto quando a política foi formulada e o que chegou depois.</w:t>
-      </w:r>
-    </w:p>
-    <w:p>
-      <w:pPr>
-        <w:spacing w:after="0" w:before="0" w:line="360" w:lineRule="auto"/>
-        <w:ind w:firstLine="709"/>
-        <w:jc w:val="both"/>
-        <w:rPr/>
-      </w:pPr>
-      <w:r>
-        <w:rPr>
-          <w:rtl w:val="0"/>
-        </w:rPr>
-        <w:t xml:space="preserve">A Lei de Diretrizes e Bases da Educação Nacional (BRASIL, 1996) e o Plano Nacional de Educação aprovado pela Lei nº 13.005/2014 incorporaram as tecnologias ao campo das políticas de qualidade da educação básica. A vigência do PNE de 2014 foi prorrogada até 31 de dezembro de 2025 pela Lei nº 14.934/2024. Entre suas metas, a Meta 7 propunha o fomento à qualidade da educação básica e incluía estratégias relacionadas à ampliação do acesso à internet e à disponibilização de equipamentos e recursos tecnológicos digitais para utilização pedagógica nas escolas públicas (BRASIL, 2014b, Anexo, Meta 7; BRASIL, 2024).</w:t>
-      </w:r>
-    </w:p>
-    <w:p>
-      <w:pPr>
-        <w:spacing w:after="0" w:before="0" w:line="360" w:lineRule="auto"/>
-        <w:ind w:firstLine="709"/>
-        <w:jc w:val="both"/>
-        <w:rPr/>
-      </w:pPr>
-      <w:r>
-        <w:rPr>
-          <w:rtl w:val="0"/>
-        </w:rPr>
-        <w:t xml:space="preserve">A estratégia 7.15 estabelecia a universalização do acesso à rede mundial de computadores em banda larga de alta velocidade e previa “triplicar, até o final da década, a relação computador/aluno (a) nas escolas da rede pública de educação básica”. A estratégia 7.20 determinava prover “equipamentos e recursos tecnológicos digitais para a utilização pedagógica no ambiente escolar a todas as escolas públicas da educação básica”, com “acesso a redes digitais de computadores, inclusive a internet” (BRASIL, 2014b, Anexo, estratégias 7.15 e 7.20).</w:t>
-      </w:r>
-    </w:p>
-    <w:p>
-      <w:pPr>
-        <w:spacing w:after="0" w:before="0" w:line="360" w:lineRule="auto"/>
-        <w:ind w:firstLine="709"/>
-        <w:jc w:val="both"/>
-        <w:rPr/>
-      </w:pPr>
-      <w:r>
-        <w:rPr>
-          <w:rtl w:val="0"/>
-        </w:rPr>
-        <w:t xml:space="preserve">Essas estratégias enunciavam metas e resultados pretendidos, acompanhados de prazos e indicadores, mas não detalhavam, nos próprios dispositivos, mecanismos permanentes de financiamento destinados à manutenção, atualização e suporte técnico dos recursos tecnológicos. Em outras palavras, o plano dizia quantos computadores queria nas escolas e não dizia quem pagaria para mantê-los funcionando. O encerramento da vigência desse PNE, contudo, não encerra a presença do planejamento nacional da educação digital no ordenamento. Em 14 de abril de 2026, a Lei nº 15.388 aprovou o novo Plano Nacional de Educação (BRASIL, 2026b), com duração de dez anos, estabelecendo um novo conjunto de objetivos, metas e estratégias para o período.</w:t>
-      </w:r>
-    </w:p>
-    <w:p>
-      <w:pPr>
-        <w:spacing w:after="0" w:before="0" w:line="360" w:lineRule="auto"/>
-        <w:ind w:firstLine="709"/>
-        <w:jc w:val="both"/>
-        <w:rPr/>
-      </w:pPr>
-      <w:r>
-        <w:rPr>
-          <w:rtl w:val="0"/>
-        </w:rPr>
-        <w:t xml:space="preserve">No novo PNE, a educação digital ganhou objetivo próprio. O Objetivo 7 se intitula “Conectividade, educação digital e integração das Tecnologias Digitais de Informação e Comunicação (TDICs) à educação”. A Meta 7.a estabelece a expansão progressiva da conectividade de alta velocidade adequada ao uso pedagógico nas escolas públicas; a Meta 7.b, referências para a aprendizagem nas três dimensões da educação digital previstas na BNCC: pensamento computacional, mundo digital e cultura digital. As estratégias tratam de infraestrutura, currículos de educação digital, formação dos profissionais da educação, proteção de dados, plataformas educacionais digitais e inteligência artificial.</w:t>
-      </w:r>
-    </w:p>
-    <w:p>
-      <w:pPr>
-        <w:spacing w:after="0" w:before="0" w:line="360" w:lineRule="auto"/>
-        <w:ind w:firstLine="709"/>
-        <w:jc w:val="both"/>
-        <w:rPr/>
-      </w:pPr>
-      <w:r>
-        <w:rPr>
-          <w:rtl w:val="0"/>
-        </w:rPr>
-        <w:t xml:space="preserve">Essa atualização do PNE modifica o próprio campo normativo em que a PNED é analisada. Se o PNE de 2014 expressava a preocupação com a expansão do acesso e da infraestrutura tecnológica, o novo plano amplia essa agenda ao articular conectividade, aprendizagem em educação digital, formação dos profissionais da educação, currículos, plataformas digitais, proteção de dados e inteligência artificial. PNE e PNED não se substituem; integram um mesmo campo normativo, no qual diferentes textos definem objetivos, responsabilidades e orientações para a educação digital.</w:t>
-      </w:r>
-    </w:p>
-    <w:p>
-      <w:pPr>
-        <w:spacing w:after="0" w:before="0" w:line="360" w:lineRule="auto"/>
-        <w:ind w:firstLine="709"/>
-        <w:jc w:val="both"/>
-        <w:rPr/>
-      </w:pPr>
-      <w:r>
-        <w:rPr>
-          <w:rtl w:val="0"/>
-        </w:rPr>
-        <w:t xml:space="preserve">Como vimos na seção anterior, a Base Nacional Comum Curricular (BNCC) deu à cultura digital o estatuto de quinta competência geral da educação básica, articulando uso, criação, participação e responsabilidade no ambiente digital, com desenvolvimento transversal e sem componente curricular próprio.</w:t>
-      </w:r>
-    </w:p>
-    <w:p>
-      <w:pPr>
-        <w:spacing w:after="0" w:before="0" w:line="360" w:lineRule="auto"/>
-        <w:ind w:firstLine="709"/>
-        <w:jc w:val="both"/>
-        <w:rPr/>
-      </w:pPr>
-      <w:r>
-        <w:rPr>
-          <w:rtl w:val="0"/>
-        </w:rPr>
-        <w:t xml:space="preserve">Com a transversalidade, parte das decisões sobre como pôr a cultura digital no currículo passa para os sistemas de ensino e para as escolas. Isso aproxima a análise </w:t>
-      </w:r>
-      <w:r>
-        <w:rPr>
-          <w:strike/>
-          <w:highlight w:val="yellow"/>
-          <w:rtl w:val="0"/>
-        </w:rPr>
-        <w:t xml:space="preserve">da contribuição de Lipsky (2019, p. 17), para quem “as decisões dos</w:t>
-      </w:r>
-      <w:r>
-        <w:rPr>
-          <w:highlight w:val="yellow"/>
-          <w:rtl w:val="0"/>
-        </w:rPr>
-        <w:t xml:space="preserve">de Lipsky (2019), para quem as decisões, as rotinas e os dispositivos criados pelos</w:t>
-      </w:r>
-      <w:r>
-        <w:rPr>
-          <w:rtl w:val="0"/>
-        </w:rPr>
-        <w:t xml:space="preserve"> burocratas de nível de rua</w:t>
-      </w:r>
-      <w:r>
-        <w:rPr>
-          <w:strike/>
-          <w:highlight w:val="yellow"/>
-          <w:rtl w:val="0"/>
-        </w:rPr>
-        <w:t xml:space="preserve">, as rotinas que estabelecem e os dispositivos que criam</w:t>
-      </w:r>
-      <w:r>
-        <w:rPr>
-          <w:rtl w:val="0"/>
-        </w:rPr>
-        <w:t xml:space="preserve"> para lidar com incertezas e pressões </w:t>
-      </w:r>
-      <w:r>
-        <w:rPr>
-          <w:strike/>
-          <w:highlight w:val="yellow"/>
-          <w:rtl w:val="0"/>
-        </w:rPr>
-        <w:t xml:space="preserve">no trabalho tornam-se efetivamente</w:t>
-      </w:r>
-      <w:r>
-        <w:rPr>
-          <w:highlight w:val="yellow"/>
-          <w:rtl w:val="0"/>
-        </w:rPr>
         <w:t xml:space="preserve">tornam-se, na prática,</w:t>
       </w:r>
       <w:r>
@@ -15380,14 +13870,6 @@
           <w:rtl w:val="0"/>
         </w:rPr>
         <w:t xml:space="preserve"> as políticas públicas que eles realizam</w:t>
-      </w:r>
-      <w:r>
-        <w:rPr>
-          <w:strike/>
-          <w:highlight w:val="yellow"/>
-          <w:rtl w:val="0"/>
-        </w:rPr>
-        <w:t xml:space="preserve">”</w:t>
       </w:r>
       <w:r>
         <w:rPr>
@@ -15620,52 +14102,28 @@
       </w:r>
       <w:r>
         <w:rPr>
-          <w:strike/>
           <w:highlight w:val="yellow"/>
           <w:rtl w:val="0"/>
         </w:rPr>
-        <w:t xml:space="preserve">: “</w:t>
+        <w:t xml:space="preserve">, voltada a </w:t>
+      </w:r>
+      <w:r>
+        <w:rPr>
+          <w:rtl w:val="0"/>
+        </w:rPr>
+        <w:t xml:space="preserve">potencializar os padrões e</w:t>
+      </w:r>
+      <w:r>
+        <w:rPr>
+          <w:rtl w:val="0"/>
+        </w:rPr>
+        <w:t xml:space="preserve"> os resultados das políticas </w:t>
       </w:r>
       <w:r>
         <w:rPr>
           <w:highlight w:val="yellow"/>
           <w:rtl w:val="0"/>
         </w:rPr>
-        <w:t xml:space="preserve">, voltada a </w:t>
-      </w:r>
-      <w:r>
-        <w:rPr>
-          <w:rtl w:val="0"/>
-        </w:rPr>
-        <w:t xml:space="preserve">potencializar os padrões e</w:t>
-      </w:r>
-      <w:r>
-        <w:rPr>
-          <w:strike/>
-          <w:highlight w:val="yellow"/>
-          <w:rtl w:val="0"/>
-        </w:rPr>
-        <w:t xml:space="preserve"> incrementar</w:t>
-      </w:r>
-      <w:r>
-        <w:rPr>
-          <w:rtl w:val="0"/>
-        </w:rPr>
-        <w:t xml:space="preserve"> os resultados das políticas </w:t>
-      </w:r>
-      <w:r>
-        <w:rPr>
-          <w:strike/>
-          <w:highlight w:val="yellow"/>
-          <w:rtl w:val="0"/>
-        </w:rPr>
-        <w:t xml:space="preserve">públicas relacionadas ao acesso da população brasileira</w:t>
-      </w:r>
-      <w:r>
-        <w:rPr>
-          <w:highlight w:val="yellow"/>
-          <w:rtl w:val="0"/>
-        </w:rPr>
         <w:t xml:space="preserve">de acesso</w:t>
       </w:r>
       <w:r>
@@ -15676,14 +14134,6 @@
       </w:r>
       <w:r>
         <w:rPr>
-          <w:strike/>
-          <w:highlight w:val="yellow"/>
-          <w:rtl w:val="0"/>
-        </w:rPr>
-        <w:t xml:space="preserve">”</w:t>
-      </w:r>
-      <w:r>
-        <w:rPr>
           <w:rtl w:val="0"/>
         </w:rPr>
         <w:t xml:space="preserve"> (BRASIL, 2023a, art. 1º).</w:t>
@@ -15711,30 +14161,14 @@
         <w:ind w:left="2268" w:firstLine="0"/>
         <w:jc w:val="both"/>
         <w:rPr>
-          <w:rFonts w:ascii="Times New Roman" w:cs="Times New Roman" w:eastAsia="Times New Roman" w:hAnsi="Times New Roman"/>
-          <w:sz w:val="20"/>
-          <w:szCs w:val="20"/>
-        </w:rPr>
-      </w:pPr>
-      <w:r>
-        <w:rPr>
-          <w:b/>
-          <w:sz w:val="20"/>
-          <w:szCs w:val="20"/>
-          <w:highlight w:val="yellow"/>
-          <w:rtl w:val="0"/>
-        </w:rPr>
-        <w:t xml:space="preserve">[EXCLUIR] </w:t>
-      </w:r>
-      <w:r>
-        <w:rPr>
-          <w:strike/>
-          <w:sz w:val="20"/>
-          <w:szCs w:val="20"/>
-          <w:highlight w:val="yellow"/>
-          <w:rtl w:val="0"/>
-        </w:rPr>
-        <w:t xml:space="preserve">Esta Lei institui a Política Nacional de Educação Digital (PNED), estruturada a partir da articulação entre programas, projetos e ações de diferentes entes federados, áreas e setores governamentais, a fim de potencializar os padrões e incrementar os resultados das políticas públicas relacionadas ao acesso da população brasileira a recursos, ferramentas e práticas digitais, com prioridade para as populações mais vulneráveis (BRASIL, 2023a, art. 1º). </w:t>
+          <w:sz w:val="20"/>
+          <w:szCs w:val="20"/>
+        </w:rPr>
+      </w:pPr>
+      <w:r>
+        <w:rPr>
+          <w:rtl w:val="0"/>
+        </w:rPr>
       </w:r>
     </w:p>
     <w:p>
@@ -15755,6 +14189,39 @@
     </w:p>
     <w:p>
       <w:pPr>
+        <w:spacing w:after="0" w:before="0" w:line="360" w:lineRule="auto"/>
+        <w:ind w:firstLine="709"/>
+        <w:jc w:val="both"/>
+        <w:rPr/>
+      </w:pPr>
+      <w:r>
+        <w:rPr>
+          <w:rtl w:val="0"/>
+        </w:rPr>
+        <w:t xml:space="preserve">Duas expressões orientam nossa leitura dos demais dispositivos. A definição da PNED como política estruturada pela articulação entre programas, projetos e ações a apresenta como instância organizadora de um conjunto já existente, sem substituí-lo. A prioridade às populações mais vulneráveis inscreve a equidade na própria definição da política e servirá de parâmetro na leitura do que ela assegura às escolas de condições mais frágeis. Tomamos essa prioridade como critério de leitura: se ela é dos mais vulneráveis, as redes com menos recursos deveriam ser as primeiras a receber os meios, e é com essa medida que leremos o restante da lei.</w:t>
+      </w:r>
+      <w:r>
+        <w:rPr>
+          <w:rtl w:val="0"/>
+        </w:rPr>
+      </w:r>
+    </w:p>
+    <w:p>
+      <w:pPr>
+        <w:spacing w:after="0" w:before="0" w:line="360" w:lineRule="auto"/>
+        <w:ind w:firstLine="709"/>
+        <w:jc w:val="both"/>
+        <w:rPr/>
+      </w:pPr>
+      <w:r>
+        <w:rPr>
+          <w:rtl w:val="0"/>
+        </w:rPr>
+        <w:t xml:space="preserve">O art. 3º define o objetivo do eixo Educação Digital Escolar, recorte desta investigação: garantir a inserção da educação digital nos ambientes escolares, em todos os níveis e modalidades, “a partir do estímulo ao letramento digital e informacional e à aprendizagem de computação, de programação, de robótica e de outras competências digitais” (BRASIL, 2023a, art. 3º). Para isso, a lei distribui o eixo em cinco incisos, pensamento computacional, mundo digital, cultura digital, direitos digitais e tecnologia assistiva, cuja redação integral está no Quadro 5, ao lado das implicações de cada um para os anos iniciais.</w:t>
+      </w:r>
+    </w:p>
+    <w:p>
+      <w:pPr>
         <w:spacing w:after="0" w:before="0" w:line="240" w:lineRule="auto"/>
         <w:ind w:left="2268" w:firstLine="0"/>
         <w:jc w:val="both"/>
@@ -15767,266 +14234,6 @@
         <w:rPr>
           <w:rtl w:val="0"/>
         </w:rPr>
-      </w:r>
-    </w:p>
-    <w:p>
-      <w:pPr>
-        <w:spacing w:after="0" w:before="0" w:line="360" w:lineRule="auto"/>
-        <w:ind w:firstLine="709"/>
-        <w:jc w:val="both"/>
-        <w:rPr/>
-      </w:pPr>
-      <w:r>
-        <w:rPr>
-          <w:rtl w:val="0"/>
-        </w:rPr>
-        <w:t xml:space="preserve">Duas expressões orientam nossa leitura dos demais dispositivos. A definição da PNED como política estruturada pela articulação entre programas, projetos e ações a apresenta como instância organizadora de um conjunto já existente, sem substituí-lo. A prioridade às populações mais vulneráveis inscreve a equidade na própria definição da política e servirá de parâmetro na leitura do que ela assegura às escolas de condições mais frágeis. Tomamos essa prioridade como critério de leitura: se ela é dos mais vulneráveis, as redes com menos recursos deveriam ser as primeiras a receber os meios, e é com essa medida que leremos o restante da lei.</w:t>
-      </w:r>
-      <w:r>
-        <w:rPr>
-          <w:rtl w:val="0"/>
-        </w:rPr>
-      </w:r>
-    </w:p>
-    <w:p>
-      <w:pPr>
-        <w:spacing w:after="0" w:before="0" w:line="360" w:lineRule="auto"/>
-        <w:ind w:firstLine="709"/>
-        <w:jc w:val="both"/>
-        <w:rPr/>
-      </w:pPr>
-      <w:r>
-        <w:rPr>
-          <w:rtl w:val="0"/>
-        </w:rPr>
-        <w:t xml:space="preserve">O art. 3º define o objetivo do eixo Educação Digital Escolar, recorte desta investigação: garantir a inserção da educação digital nos ambientes escolares, em todos os níveis e modalidades, “a partir do estímulo ao letramento digital e informacional e à aprendizagem de computação, de programação, de robótica e de outras competências digitais” (BRASIL, 2023a, art. 3º). Para isso, a lei distribui o eixo em cinco incisos, pensamento computacional, mundo digital, cultura digital, direitos digitais e tecnologia assistiva, cuja redação integral está no Quadro 5, ao lado das implicações de cada um para os anos iniciais.</w:t>
-      </w:r>
-    </w:p>
-    <w:p>
-      <w:pPr>
-        <w:spacing w:after="0" w:before="0" w:line="240" w:lineRule="auto"/>
-        <w:ind w:left="2268" w:firstLine="0"/>
-        <w:jc w:val="both"/>
-        <w:rPr>
-          <w:sz w:val="20"/>
-          <w:szCs w:val="20"/>
-        </w:rPr>
-      </w:pPr>
-      <w:r>
-        <w:rPr>
-          <w:rtl w:val="0"/>
-        </w:rPr>
-      </w:r>
-    </w:p>
-    <w:p>
-      <w:pPr>
-        <w:spacing w:after="0" w:before="0" w:line="360" w:lineRule="auto"/>
-        <w:ind w:firstLine="709"/>
-        <w:jc w:val="both"/>
-        <w:rPr/>
-      </w:pPr>
-      <w:r>
-        <w:rPr>
-          <w:b/>
-          <w:highlight w:val="yellow"/>
-          <w:rtl w:val="0"/>
-        </w:rPr>
-        <w:t xml:space="preserve">[NOTA DA REVISÃO] </w:t>
-      </w:r>
-      <w:r>
-        <w:rPr>
-          <w:i/>
-          <w:highlight w:val="yellow"/>
-          <w:rtl w:val="0"/>
-        </w:rPr>
-        <w:t xml:space="preserve">A transcrição integral do caput e dos incisos do art. 3º foi marcada para exclusão: o caput já está citado no parágrafo anterior, e os incisos estão no Quadro 5.</w:t>
-      </w:r>
-    </w:p>
-    <w:p>
-      <w:pPr>
-        <w:spacing w:after="0" w:before="0" w:line="240" w:lineRule="auto"/>
-        <w:ind w:left="2268" w:firstLine="0"/>
-        <w:jc w:val="both"/>
-        <w:rPr>
-          <w:sz w:val="20"/>
-          <w:szCs w:val="20"/>
-        </w:rPr>
-      </w:pPr>
-      <w:r>
-        <w:rPr>
-          <w:b/>
-          <w:sz w:val="20"/>
-          <w:szCs w:val="20"/>
-          <w:highlight w:val="yellow"/>
-          <w:rtl w:val="0"/>
-        </w:rPr>
-        <w:t xml:space="preserve">[EXCLUIR] </w:t>
-      </w:r>
-      <w:r>
-        <w:rPr>
-          <w:strike/>
-          <w:sz w:val="20"/>
-          <w:szCs w:val="20"/>
-          <w:highlight w:val="yellow"/>
-          <w:rtl w:val="0"/>
-        </w:rPr>
-        <w:t xml:space="preserve">O eixo Educação Digital Escolar tem como objetivo garantir a inserção da educação digital nos ambientes escolares, em todos os níveis e modalidades, a partir do estímulo ao letramento digital e informacional e à aprendizagem de computação, de programação, de robótica e de outras competências digitais, englobando:</w:t>
-      </w:r>
-    </w:p>
-    <w:p>
-      <w:pPr>
-        <w:spacing w:after="0" w:before="0" w:line="240" w:lineRule="auto"/>
-        <w:ind w:left="2268" w:firstLine="0"/>
-        <w:jc w:val="both"/>
-        <w:rPr>
-          <w:sz w:val="20"/>
-          <w:szCs w:val="20"/>
-        </w:rPr>
-      </w:pPr>
-      <w:r>
-        <w:rPr>
-          <w:b/>
-          <w:sz w:val="20"/>
-          <w:szCs w:val="20"/>
-          <w:highlight w:val="yellow"/>
-          <w:rtl w:val="0"/>
-        </w:rPr>
-        <w:t xml:space="preserve">[EXCLUIR] </w:t>
-      </w:r>
-      <w:r>
-        <w:rPr>
-          <w:strike/>
-          <w:sz w:val="20"/>
-          <w:szCs w:val="20"/>
-          <w:highlight w:val="yellow"/>
-          <w:rtl w:val="0"/>
-        </w:rPr>
-        <w:t xml:space="preserve">I - pensamento computacional, que se refere à capacidade de compreender, analisar, definir, modelar, resolver, comparar e automatizar problemas e suas soluções de forma metódica e sistemática, por meio do desenvolvimento da capacidade de criar e adaptar algoritmos;</w:t>
-      </w:r>
-    </w:p>
-    <w:p>
-      <w:pPr>
-        <w:spacing w:after="0" w:before="0" w:line="240" w:lineRule="auto"/>
-        <w:ind w:left="2268" w:firstLine="0"/>
-        <w:jc w:val="both"/>
-        <w:rPr>
-          <w:sz w:val="20"/>
-          <w:szCs w:val="20"/>
-        </w:rPr>
-      </w:pPr>
-      <w:r>
-        <w:rPr>
-          <w:b/>
-          <w:sz w:val="20"/>
-          <w:szCs w:val="20"/>
-          <w:highlight w:val="yellow"/>
-          <w:rtl w:val="0"/>
-        </w:rPr>
-        <w:t xml:space="preserve">[EXCLUIR] </w:t>
-      </w:r>
-      <w:r>
-        <w:rPr>
-          <w:strike/>
-          <w:sz w:val="20"/>
-          <w:szCs w:val="20"/>
-          <w:highlight w:val="yellow"/>
-          <w:rtl w:val="0"/>
-        </w:rPr>
-        <w:t xml:space="preserve">II - mundo digital, que envolve a aprendizagem sobre hardware, como computadores, celulares e tablets, e sobre o ambiente digital baseado na internet, como sua arquitetura e aplicações;</w:t>
-      </w:r>
-    </w:p>
-    <w:p>
-      <w:pPr>
-        <w:spacing w:after="0" w:before="0" w:line="240" w:lineRule="auto"/>
-        <w:ind w:left="2268" w:firstLine="0"/>
-        <w:jc w:val="both"/>
-        <w:rPr>
-          <w:sz w:val="20"/>
-          <w:szCs w:val="20"/>
-        </w:rPr>
-      </w:pPr>
-      <w:r>
-        <w:rPr>
-          <w:b/>
-          <w:sz w:val="20"/>
-          <w:szCs w:val="20"/>
-          <w:highlight w:val="yellow"/>
-          <w:rtl w:val="0"/>
-        </w:rPr>
-        <w:t xml:space="preserve">[EXCLUIR] </w:t>
-      </w:r>
-      <w:r>
-        <w:rPr>
-          <w:strike/>
-          <w:sz w:val="20"/>
-          <w:szCs w:val="20"/>
-          <w:highlight w:val="yellow"/>
-          <w:rtl w:val="0"/>
-        </w:rPr>
-        <w:t xml:space="preserve">III - cultura digital, que envolve aprendizagem destinada à participação consciente e democrática por meio das tecnologias digitais, o que pressupõe compreensão dos impactos da revolução digital e seus avanços na sociedade, a construção de atitude crítica, ética e responsável em relação à multiplicidade de ofertas midiáticas e digitais e os diferentes usos das tecnologias e dos conteúdos disponibilizados;</w:t>
-      </w:r>
-    </w:p>
-    <w:p>
-      <w:pPr>
-        <w:spacing w:after="0" w:before="0" w:line="240" w:lineRule="auto"/>
-        <w:ind w:left="2268" w:firstLine="0"/>
-        <w:jc w:val="both"/>
-        <w:rPr>
-          <w:sz w:val="20"/>
-          <w:szCs w:val="20"/>
-        </w:rPr>
-      </w:pPr>
-      <w:r>
-        <w:rPr>
-          <w:b/>
-          <w:sz w:val="20"/>
-          <w:szCs w:val="20"/>
-          <w:highlight w:val="yellow"/>
-          <w:rtl w:val="0"/>
-        </w:rPr>
-        <w:t xml:space="preserve">[EXCLUIR] </w:t>
-      </w:r>
-      <w:r>
-        <w:rPr>
-          <w:strike/>
-          <w:sz w:val="20"/>
-          <w:szCs w:val="20"/>
-          <w:highlight w:val="yellow"/>
-          <w:rtl w:val="0"/>
-        </w:rPr>
-        <w:t xml:space="preserve">IV - direitos digitais, que envolve a conscientização a respeito dos direitos sobre o uso e o tratamento de dados pessoais, nos termos da Lei nº 13.709, de 14 de agosto de 2018 (Lei Geral de Proteção de Dados Pessoais), a promoção da conectividade segura e a proteção dos dados da população mais vulnerável, em especial crianças e adolescentes;</w:t>
-      </w:r>
-    </w:p>
-    <w:p>
-      <w:pPr>
-        <w:spacing w:after="0" w:before="0" w:line="240" w:lineRule="auto"/>
-        <w:ind w:left="2268" w:firstLine="0"/>
-        <w:jc w:val="both"/>
-        <w:rPr>
-          <w:rFonts w:ascii="Times New Roman" w:cs="Times New Roman" w:eastAsia="Times New Roman" w:hAnsi="Times New Roman"/>
-          <w:sz w:val="20"/>
-          <w:szCs w:val="20"/>
-        </w:rPr>
-      </w:pPr>
-      <w:r>
-        <w:rPr>
-          <w:b/>
-          <w:sz w:val="20"/>
-          <w:szCs w:val="20"/>
-          <w:highlight w:val="yellow"/>
-          <w:rtl w:val="0"/>
-        </w:rPr>
-        <w:t xml:space="preserve">[EXCLUIR] </w:t>
-      </w:r>
-      <w:r>
-        <w:rPr>
-          <w:strike/>
-          <w:sz w:val="20"/>
-          <w:szCs w:val="20"/>
-          <w:highlight w:val="yellow"/>
-          <w:rtl w:val="0"/>
-        </w:rPr>
-        <w:t xml:space="preserve">V - tecnologia assistiva, que engloba produtos, recursos, metodologias, estratégias, práticas e serviços que objetivam promover a funcionalidade e a aprendizagem, com foco na inclusão de pessoas com deficiência ou mobilidade reduzida (BRASIL, 2023a, art. 3º). (BRASIL, 2023a, art. 3º). </w:t>
       </w:r>
     </w:p>
     <w:p>
@@ -17238,14 +15445,6 @@
       </w:pPr>
       <w:r>
         <w:rPr>
-          <w:strike/>
-          <w:highlight w:val="yellow"/>
-          <w:rtl w:val="0"/>
-        </w:rPr>
-        <w:t xml:space="preserve">Desde a promulgação dessa parte</w:t>
-      </w:r>
-      <w:r>
-        <w:rPr>
           <w:highlight w:val="yellow"/>
           <w:rtl w:val="0"/>
         </w:rPr>
@@ -17450,17 +15649,9 @@
       </w:pPr>
       <w:r>
         <w:rPr>
-          <w:strike/>
           <w:highlight w:val="yellow"/>
           <w:rtl w:val="0"/>
         </w:rPr>
-        <w:t xml:space="preserve">Vale salientar que há</w:t>
-      </w:r>
-      <w:r>
-        <w:rPr>
-          <w:highlight w:val="yellow"/>
-          <w:rtl w:val="0"/>
-        </w:rPr>
         <w:t xml:space="preserve">Há</w:t>
       </w:r>
       <w:r>
@@ -17468,14 +15659,6 @@
           <w:rtl w:val="0"/>
         </w:rPr>
         <w:t xml:space="preserve">, no arcabouço alterado pela PNED, um dispositivo de </w:t>
-      </w:r>
-      <w:r>
-        <w:rPr>
-          <w:strike/>
-          <w:highlight w:val="yellow"/>
-          <w:rtl w:val="0"/>
-        </w:rPr>
-        <w:t xml:space="preserve">extrema relevância</w:t>
       </w:r>
       <w:r>
         <w:rPr>
@@ -17715,29 +15898,6 @@
           <w:rtl w:val="0"/>
         </w:rPr>
         <w:t xml:space="preserve">REFERÊNCIAS</w:t>
-      </w:r>
-    </w:p>
-    <w:p>
-      <w:pPr>
-        <w:spacing w:after="0" w:before="0" w:line="240" w:lineRule="auto"/>
-        <w:jc w:val="both"/>
-        <w:rPr/>
-      </w:pPr>
-      <w:r>
-        <w:rPr>
-          <w:b/>
-          <w:highlight w:val="yellow"/>
-          <w:rtl w:val="0"/>
-        </w:rPr>
-        <w:t xml:space="preserve">[NOTA DA REVISÃO] </w:t>
-      </w:r>
-      <w:r>
-        <w:rPr>
-          <w:i/>
-          <w:highlight w:val="yellow"/>
-          <w:rtl w:val="0"/>
-        </w:rPr>
-        <w:t xml:space="preserve">Conferir as referências: citados no capítulo e ausentes da lista: BALL (2008); BRASIL (2023c já consta; 2025e – Decreto nº 12.385/2025; 2026b – Lei nº 15.388/2026, novo PNE). Presentes na lista e não citados no capítulo: MOROZOV (2018) e POELL; NIEBORG; VAN DIJCK (2019). AZOULAY (2023) aparece como citação de citação (apud UNESCO), o que está correto.</w:t>
       </w:r>
     </w:p>
     <w:p>
